--- a/data/03_Print_PDF/Study_Note_2026-05-27.docx
+++ b/data/03_Print_PDF/Study_Note_2026-05-27.docx
@@ -33,7 +33,7 @@
           <w:sz w:val="18"/>
           <w:rFonts w:eastAsia="맑은 고딕"/>
         </w:rPr>
-        <w:t>오늘의 핵심 네이티브 표현  100개  ·  발음 기호 · 의미 · 원문 · 실전 예문 수록</w:t>
+        <w:t>오늘의 핵심 네이티브 표현  97개  ·  발음 기호 · 의미 · 원문 · 실전 예문 수록</w:t>
       </w:r>
     </w:p>
     <w:p>
@@ -60,7 +60,7 @@
           <w:sz w:val="28"/>
           <w:rFonts w:eastAsia="Calibri"/>
         </w:rPr>
-        <w:t>push back against</w:t>
+        <w:t>trim losses</w:t>
       </w:r>
       <w:r>
         <w:rPr>
@@ -71,7 +71,7 @@
           <w:sz w:val="18"/>
           <w:rFonts w:eastAsia="Calibri"/>
         </w:rPr>
-        <w:t xml:space="preserve">   [PHRASAL VERB]</w:t>
+        <w:t xml:space="preserve">   [COLLOCATION]</w:t>
       </w:r>
     </w:p>
     <w:p>
@@ -97,7 +97,7 @@
           <w:sz w:val="20"/>
           <w:rFonts w:eastAsia="Calibri"/>
         </w:rPr>
-        <w:t>/pʊʃ bæk əˈɡɛnst/</w:t>
+        <w:t>/trɪm ˈlɒsɪz/</w:t>
       </w:r>
     </w:p>
     <w:p>
@@ -123,7 +123,7 @@
           <w:sz w:val="21"/>
           <w:rFonts w:eastAsia="맑은 고딕"/>
         </w:rPr>
-        <w:t>반대하거나 저항하다, 반발하다</w:t>
+        <w:t>손실을 줄이다, 손실 폭을 좁히다</w:t>
       </w:r>
     </w:p>
     <w:p>
@@ -150,7 +150,7 @@
           <w:sz w:val="19"/>
           <w:rFonts w:eastAsia="Calibri"/>
         </w:rPr>
-        <w:t>"Former BP Chairman Albert Manifold has pushed back against accusations over his conduct following his shock departure."</w:t>
+        <w:t>"U.S. crude oil prices trim losses as traders assess whether U.S. is nearing a deal with Iran."</w:t>
       </w:r>
     </w:p>
     <w:p>
@@ -177,7 +177,7 @@
           <w:sz w:val="21"/>
           <w:rFonts w:eastAsia="Calibri"/>
         </w:rPr>
-        <w:t>The employees decided to push back against the new policy regarding remote work.</w:t>
+        <w:t>The company implemented aggressive cost-cutting measures to trim losses in the last quarter.</w:t>
       </w:r>
     </w:p>
     <w:p>
@@ -220,7 +220,7 @@
           <w:sz w:val="28"/>
           <w:rFonts w:eastAsia="Calibri"/>
         </w:rPr>
-        <w:t>ink a deal</w:t>
+        <w:t>stare down</w:t>
       </w:r>
       <w:r>
         <w:rPr>
@@ -231,7 +231,7 @@
           <w:sz w:val="18"/>
           <w:rFonts w:eastAsia="Calibri"/>
         </w:rPr>
-        <w:t xml:space="preserve">   [COLLOCATION]</w:t>
+        <w:t xml:space="preserve">   [PHRASAL VERB]</w:t>
       </w:r>
     </w:p>
     <w:p>
@@ -257,7 +257,7 @@
           <w:sz w:val="20"/>
           <w:rFonts w:eastAsia="Calibri"/>
         </w:rPr>
-        <w:t>/ɪŋk ə diːl/</w:t>
+        <w:t>/stɛər daʊn/</w:t>
       </w:r>
     </w:p>
     <w:p>
@@ -283,7 +283,7 @@
           <w:sz w:val="21"/>
           <w:rFonts w:eastAsia="맑은 고딕"/>
         </w:rPr>
-        <w:t>계약에 서명하다, 거래를 성사시키다</w:t>
+        <w:t>(어려움, 위협 등에) 맞서다, 정면으로 응시하다, 위협에 굴하지 않다</w:t>
       </w:r>
     </w:p>
     <w:p>
@@ -310,7 +310,7 @@
           <w:sz w:val="19"/>
           <w:rFonts w:eastAsia="Calibri"/>
         </w:rPr>
-        <w:t>"Everyone is speculating if SpaceX and Tesla will ink a deal for a potential tie-up soon."</w:t>
+        <w:t>"Republicans stare down inflation abyss with midterms fast approaching."</w:t>
       </w:r>
     </w:p>
     <w:p>
@@ -337,7 +337,7 @@
           <w:sz w:val="21"/>
           <w:rFonts w:eastAsia="Calibri"/>
         </w:rPr>
-        <w:t>The startup is close to inking a deal with a major investor.</w:t>
+        <w:t>The new CEO had to stare down a potential employee strike in her first month.</w:t>
       </w:r>
     </w:p>
     <w:p>
@@ -380,7 +380,7 @@
           <w:sz w:val="28"/>
           <w:rFonts w:eastAsia="Calibri"/>
         </w:rPr>
-        <w:t>come out in force</w:t>
+        <w:t>push for</w:t>
       </w:r>
       <w:r>
         <w:rPr>
@@ -391,7 +391,7 @@
           <w:sz w:val="18"/>
           <w:rFonts w:eastAsia="Calibri"/>
         </w:rPr>
-        <w:t xml:space="preserve">   [IDIOM]</w:t>
+        <w:t xml:space="preserve">   [PHRASAL VERB]</w:t>
       </w:r>
     </w:p>
     <w:p>
@@ -417,7 +417,7 @@
           <w:sz w:val="20"/>
           <w:rFonts w:eastAsia="Calibri"/>
         </w:rPr>
-        <w:t>/kʌm aʊt ɪn fɔːrs/</w:t>
+        <w:t>/pʊʃ fɔːr/</w:t>
       </w:r>
     </w:p>
     <w:p>
@@ -443,7 +443,7 @@
           <w:sz w:val="21"/>
           <w:rFonts w:eastAsia="맑은 고딕"/>
         </w:rPr>
-        <w:t>많은 수가 집결하다, 대거 나타나다</w:t>
+        <w:t>~을 강력히 요구하다, ~을 추진하다</w:t>
       </w:r>
     </w:p>
     <w:p>
@@ -470,7 +470,7 @@
           <w:sz w:val="19"/>
           <w:rFonts w:eastAsia="Calibri"/>
         </w:rPr>
-        <w:t>"After the Trump endorsement, voters were expected to come out in force for Paxton."</w:t>
+        <w:t>"President Trump pushes for funding for a White House ballroom, while Republicans struggle to find a clear message."</w:t>
       </w:r>
     </w:p>
     <w:p>
@@ -497,7 +497,7 @@
           <w:sz w:val="21"/>
           <w:rFonts w:eastAsia="Calibri"/>
         </w:rPr>
-        <w:t>Despite the bad weather, fans came out in force to support their favorite team.</w:t>
+        <w:t>Environmental groups continue to push for stricter regulations on carbon emissions.</w:t>
       </w:r>
     </w:p>
     <w:p>
@@ -540,7 +540,7 @@
           <w:sz w:val="28"/>
           <w:rFonts w:eastAsia="Calibri"/>
         </w:rPr>
-        <w:t>throw one's weight behind</w:t>
+        <w:t>be on the lookout</w:t>
       </w:r>
       <w:r>
         <w:rPr>
@@ -577,7 +577,7 @@
           <w:sz w:val="20"/>
           <w:rFonts w:eastAsia="Calibri"/>
         </w:rPr>
-        <w:t>/θroʊ wʌnz weɪt bɪˈhaɪnd/</w:t>
+        <w:t>/bi ɒn ðə ˈlʊkˌaʊt/</w:t>
       </w:r>
     </w:p>
     <w:p>
@@ -603,7 +603,7 @@
           <w:sz w:val="21"/>
           <w:rFonts w:eastAsia="맑은 고딕"/>
         </w:rPr>
-        <w:t>누군가나 무언가를 적극적으로 지지하고 영향력을 행사하다</w:t>
+        <w:t>~을 경계하다, ~을 찾다, ~에 대해 주의를 기울이다</w:t>
       </w:r>
     </w:p>
     <w:p>
@@ -630,7 +630,7 @@
           <w:sz w:val="19"/>
           <w:rFonts w:eastAsia="Calibri"/>
         </w:rPr>
-        <w:t>"President Trump threw his weight behind Texas Attorney General Ken Paxton, impacting the primary results."</w:t>
+        <w:t>"Jamie Dimon says JPMorgan Chase could spend $20 billion on acquisition: 'We are on the lookout.'"</w:t>
       </w:r>
     </w:p>
     <w:p>
@@ -657,7 +657,7 @@
           <w:sz w:val="21"/>
           <w:rFonts w:eastAsia="Calibri"/>
         </w:rPr>
-        <w:t>The CEO decided to throw her weight behind the new sustainability initiative.</w:t>
+        <w:t>We need to be on the lookout for new talent to join our expanding team.</w:t>
       </w:r>
     </w:p>
     <w:p>
@@ -700,7 +700,7 @@
           <w:sz w:val="28"/>
           <w:rFonts w:eastAsia="Calibri"/>
         </w:rPr>
-        <w:t>beef up</w:t>
+        <w:t>invite scrutiny</w:t>
       </w:r>
       <w:r>
         <w:rPr>
@@ -711,7 +711,7 @@
           <w:sz w:val="18"/>
           <w:rFonts w:eastAsia="Calibri"/>
         </w:rPr>
-        <w:t xml:space="preserve">   [PHRASAL VERB]</w:t>
+        <w:t xml:space="preserve">   [COLLOCATION]</w:t>
       </w:r>
     </w:p>
     <w:p>
@@ -737,7 +737,7 @@
           <w:sz w:val="20"/>
           <w:rFonts w:eastAsia="Calibri"/>
         </w:rPr>
-        <w:t>/biːf ʌp/</w:t>
+        <w:t>/ɪnˈvaɪt ˈskruːtəni/</w:t>
       </w:r>
     </w:p>
     <w:p>
@@ -763,7 +763,7 @@
           <w:sz w:val="21"/>
           <w:rFonts w:eastAsia="맑은 고딕"/>
         </w:rPr>
-        <w:t>강화하다, 보강하다</w:t>
+        <w:t>정밀 조사/감독을 초래하다, 의혹을 사다</w:t>
       </w:r>
     </w:p>
     <w:p>
@@ -790,7 +790,7 @@
           <w:sz w:val="19"/>
           <w:rFonts w:eastAsia="Calibri"/>
         </w:rPr>
-        <w:t>"Russia needs to beef up its anti-drone defense systems to counter attacks."</w:t>
+        <w:t>"A $20 billion deal could invite regulatory scrutiny given its position as the largest U.S. bank."</w:t>
       </w:r>
     </w:p>
     <w:p>
@@ -817,7 +817,7 @@
           <w:sz w:val="21"/>
           <w:rFonts w:eastAsia="Calibri"/>
         </w:rPr>
-        <w:t>The company plans to beef up its cybersecurity measures after a recent data breach.</w:t>
+        <w:t>Their recent accounting practices are likely to invite scrutiny from the IRS.</w:t>
       </w:r>
     </w:p>
     <w:p>
@@ -860,7 +860,7 @@
           <w:sz w:val="28"/>
           <w:rFonts w:eastAsia="Calibri"/>
         </w:rPr>
-        <w:t>take a nosedive</w:t>
+        <w:t>pull back</w:t>
       </w:r>
       <w:r>
         <w:rPr>
@@ -871,7 +871,7 @@
           <w:sz w:val="18"/>
           <w:rFonts w:eastAsia="Calibri"/>
         </w:rPr>
-        <w:t xml:space="preserve">   [COLLOCATION]</w:t>
+        <w:t xml:space="preserve">   [PHRASAL VERB]</w:t>
       </w:r>
     </w:p>
     <w:p>
@@ -897,7 +897,7 @@
           <w:sz w:val="20"/>
           <w:rFonts w:eastAsia="Calibri"/>
         </w:rPr>
-        <w:t>/teɪk ə ˈnoʊzdaɪv/</w:t>
+        <w:t>/pʊl bæk/</w:t>
       </w:r>
     </w:p>
     <w:p>
@@ -923,7 +923,7 @@
           <w:sz w:val="21"/>
           <w:rFonts w:eastAsia="맑은 고딕"/>
         </w:rPr>
-        <w:t>급락하다, 폭락하다</w:t>
+        <w:t>물러나다, 손을 떼다, (투자 등을) 회수하다</w:t>
       </w:r>
     </w:p>
     <w:p>
@@ -950,7 +950,7 @@
           <w:sz w:val="19"/>
           <w:rFonts w:eastAsia="Calibri"/>
         </w:rPr>
-        <w:t>"Ferrari shares took a nosedive after it unveiled its first fully electric car to a divided public."</w:t>
+        <w:t>"Homebuyers also pulled back but were still more active than last year."</w:t>
       </w:r>
     </w:p>
     <w:p>
@@ -977,7 +977,7 @@
           <w:sz w:val="21"/>
           <w:rFonts w:eastAsia="Calibri"/>
         </w:rPr>
-        <w:t>After the scandal, the politician's approval ratings took a nosedive.</w:t>
+        <w:t>Investors began to pull back from the volatile stock market after the news.</w:t>
       </w:r>
     </w:p>
     <w:p>
@@ -1020,7 +1020,7 @@
           <w:sz w:val="28"/>
           <w:rFonts w:eastAsia="Calibri"/>
         </w:rPr>
-        <w:t>hit a record high</w:t>
+        <w:t>ramp up</w:t>
       </w:r>
       <w:r>
         <w:rPr>
@@ -1031,7 +1031,7 @@
           <w:sz w:val="18"/>
           <w:rFonts w:eastAsia="Calibri"/>
         </w:rPr>
-        <w:t xml:space="preserve">   [COLLOCATION]</w:t>
+        <w:t xml:space="preserve">   [PHRASAL VERB]</w:t>
       </w:r>
     </w:p>
     <w:p>
@@ -1057,7 +1057,7 @@
           <w:sz w:val="20"/>
           <w:rFonts w:eastAsia="Calibri"/>
         </w:rPr>
-        <w:t>/hɪt ə ˈrɛkərd haɪ/</w:t>
+        <w:t>/ræmp ʌp/</w:t>
       </w:r>
     </w:p>
     <w:p>
@@ -1083,7 +1083,7 @@
           <w:sz w:val="21"/>
           <w:rFonts w:eastAsia="맑은 고딕"/>
         </w:rPr>
-        <w:t>최고 기록을 경신하다</w:t>
+        <w:t>~을 늘리다, 강화하다, 증대시키다</w:t>
       </w:r>
     </w:p>
     <w:p>
@@ -1110,7 +1110,7 @@
           <w:sz w:val="19"/>
           <w:rFonts w:eastAsia="Calibri"/>
         </w:rPr>
-        <w:t>"SK Hynix shares hit a record high, pushing its valuation above $1 trillion."</w:t>
+        <w:t>"Boeing CEO says company met requirements to increase 737 Max production to 47 jets per month, essentially to ramp up its production."</w:t>
       </w:r>
     </w:p>
     <w:p>
@@ -1137,7 +1137,7 @@
           <w:sz w:val="21"/>
           <w:rFonts w:eastAsia="Calibri"/>
         </w:rPr>
-        <w:t>Oil prices hit a record high last month, causing concerns for consumers.</w:t>
+        <w:t>We need to ramp up our marketing efforts before the product launch next month.</w:t>
       </w:r>
     </w:p>
     <w:p>
@@ -1180,7 +1180,7 @@
           <w:sz w:val="28"/>
           <w:rFonts w:eastAsia="Calibri"/>
         </w:rPr>
-        <w:t>take off</w:t>
+        <w:t>meet requirements</w:t>
       </w:r>
       <w:r>
         <w:rPr>
@@ -1191,7 +1191,7 @@
           <w:sz w:val="18"/>
           <w:rFonts w:eastAsia="Calibri"/>
         </w:rPr>
-        <w:t xml:space="preserve">   [PHRASAL VERB]</w:t>
+        <w:t xml:space="preserve">   [COLLOCATION]</w:t>
       </w:r>
     </w:p>
     <w:p>
@@ -1217,7 +1217,7 @@
           <w:sz w:val="20"/>
           <w:rFonts w:eastAsia="Calibri"/>
         </w:rPr>
-        <w:t>/teɪk ɒf/</w:t>
+        <w:t>/miːt rɪˈkwaɪərmənts/</w:t>
       </w:r>
     </w:p>
     <w:p>
@@ -1243,7 +1243,7 @@
           <w:sz w:val="21"/>
           <w:rFonts w:eastAsia="맑은 고딕"/>
         </w:rPr>
-        <w:t>갑자기 성공하다, 인기를 얻다; (주식 등이) 급등하다</w:t>
+        <w:t>요구 사항을 충족시키다</w:t>
       </w:r>
     </w:p>
     <w:p>
@@ -1270,7 +1270,7 @@
           <w:sz w:val="19"/>
           <w:rFonts w:eastAsia="Calibri"/>
         </w:rPr>
-        <w:t>"The AI rally resumed, and many tech stocks started to take off again."</w:t>
+        <w:t>"Boeing CEO says company met requirements to increase 737 Max production."</w:t>
       </w:r>
     </w:p>
     <w:p>
@@ -1297,7 +1297,7 @@
           <w:sz w:val="21"/>
           <w:rFonts w:eastAsia="Calibri"/>
         </w:rPr>
-        <w:t>Her new business really started to take off after a successful marketing campaign.</w:t>
+        <w:t>The new software successfully meets all the client's security requirements.</w:t>
       </w:r>
     </w:p>
     <w:p>
@@ -1340,7 +1340,7 @@
           <w:sz w:val="28"/>
           <w:rFonts w:eastAsia="Calibri"/>
         </w:rPr>
-        <w:t>feel the pinch</w:t>
+        <w:t>appeal to</w:t>
       </w:r>
       <w:r>
         <w:rPr>
@@ -1351,7 +1351,7 @@
           <w:sz w:val="18"/>
           <w:rFonts w:eastAsia="Calibri"/>
         </w:rPr>
-        <w:t xml:space="preserve">   [IDIOM]</w:t>
+        <w:t xml:space="preserve">   [PHRASAL VERB]</w:t>
       </w:r>
     </w:p>
     <w:p>
@@ -1377,7 +1377,7 @@
           <w:sz w:val="20"/>
           <w:rFonts w:eastAsia="Calibri"/>
         </w:rPr>
-        <w:t>/fiːl ðə pɪntʃ/</w:t>
+        <w:t>/əˈpiːl tuː/</w:t>
       </w:r>
     </w:p>
     <w:p>
@@ -1403,7 +1403,7 @@
           <w:sz w:val="21"/>
           <w:rFonts w:eastAsia="맑은 고딕"/>
         </w:rPr>
-        <w:t>재정적 어려움을 느끼다, 궁핍함을 겪다</w:t>
+        <w:t>~의 흥미/관심을 끌다, ~에게 매력적으로 보이다</w:t>
       </w:r>
     </w:p>
     <w:p>
@@ -1430,7 +1430,7 @@
           <w:sz w:val="19"/>
           <w:rFonts w:eastAsia="Calibri"/>
         </w:rPr>
-        <w:t>"Americans are feeling the pinch as inflation and high debt levels continue to cause financial anxiety."</w:t>
+        <w:t>"The advertising watchdog said the adverts featuring top footballers had a strong appeal to under-18s."</w:t>
       </w:r>
     </w:p>
     <w:p>
@@ -1457,7 +1457,7 @@
           <w:sz w:val="21"/>
           <w:rFonts w:eastAsia="Calibri"/>
         </w:rPr>
-        <w:t>Many families are starting to feel the pinch with the rising cost of living.</w:t>
+        <w:t>The vibrant packaging is designed to appeal to younger consumers.</w:t>
       </w:r>
     </w:p>
     <w:p>
@@ -1500,7 +1500,7 @@
           <w:sz w:val="28"/>
           <w:rFonts w:eastAsia="Calibri"/>
         </w:rPr>
-        <w:t>tighten one's belt</w:t>
+        <w:t>follow up on</w:t>
       </w:r>
       <w:r>
         <w:rPr>
@@ -1511,7 +1511,7 @@
           <w:sz w:val="18"/>
           <w:rFonts w:eastAsia="Calibri"/>
         </w:rPr>
-        <w:t xml:space="preserve">   [IDIOM]</w:t>
+        <w:t xml:space="preserve">   [PHRASAL VERB]</w:t>
       </w:r>
     </w:p>
     <w:p>
@@ -1537,7 +1537,7 @@
           <w:sz w:val="20"/>
           <w:rFonts w:eastAsia="Calibri"/>
         </w:rPr>
-        <w:t>/ˈtaɪtn wʌnz bɛlt/</w:t>
+        <w:t>/ˈfɒloʊ ʌp ɒn/</w:t>
       </w:r>
     </w:p>
     <w:p>
@@ -1563,7 +1563,7 @@
           <w:sz w:val="21"/>
           <w:rFonts w:eastAsia="맑은 고딕"/>
         </w:rPr>
-        <w:t>허리띠를 졸라매다, 지출을 줄이다</w:t>
+        <w:t>~에 대해 후속 조치를 취하다, 추가 확인하다</w:t>
       </w:r>
     </w:p>
     <w:p>
@@ -1590,7 +1590,7 @@
           <w:sz w:val="19"/>
           <w:rFonts w:eastAsia="Calibri"/>
         </w:rPr>
-        <w:t>"With energy bills set to rise, many households will have to tighten their belts."</w:t>
+        <w:t>"I need to follow up on that email I sent to the client last week."</w:t>
       </w:r>
     </w:p>
     <w:p>
@@ -1617,7 +1617,7 @@
           <w:sz w:val="21"/>
           <w:rFonts w:eastAsia="Calibri"/>
         </w:rPr>
-        <w:t>Due to the economic downturn, we'll all have to tighten our belts for a while.</w:t>
+        <w:t>Please follow up on the status of those overdue invoices.</w:t>
       </w:r>
     </w:p>
     <w:p>
@@ -1660,7 +1660,7 @@
           <w:sz w:val="28"/>
           <w:rFonts w:eastAsia="Calibri"/>
         </w:rPr>
-        <w:t>drag on</w:t>
+        <w:t>fall through</w:t>
       </w:r>
       <w:r>
         <w:rPr>
@@ -1697,7 +1697,7 @@
           <w:sz w:val="20"/>
           <w:rFonts w:eastAsia="Calibri"/>
         </w:rPr>
-        <w:t>/dræɡ ɒn/</w:t>
+        <w:t>/fɔːl θruː/</w:t>
       </w:r>
     </w:p>
     <w:p>
@@ -1723,7 +1723,7 @@
           <w:sz w:val="21"/>
           <w:rFonts w:eastAsia="맑은 고딕"/>
         </w:rPr>
-        <w:t>지루하게 오래 계속되다, 지연되다</w:t>
+        <w:t>(계획, 협상 등이) 수포로 돌아가다, 실패하다</w:t>
       </w:r>
     </w:p>
     <w:p>
@@ -1750,7 +1750,7 @@
           <w:sz w:val="19"/>
           <w:rFonts w:eastAsia="Calibri"/>
         </w:rPr>
-        <w:t>"The Post Office investigation could drag on for another five years if resources aren't increased."</w:t>
+        <w:t>"Our plans for the weekend fell through because of the sudden change in weather."</w:t>
       </w:r>
     </w:p>
     <w:p>
@@ -1777,7 +1777,7 @@
           <w:sz w:val="21"/>
           <w:rFonts w:eastAsia="Calibri"/>
         </w:rPr>
-        <w:t>The negotiations have been dragging on for weeks without a clear resolution.</w:t>
+        <w:t>The acquisition deal almost fell through due to disagreements over intellectual property rights.</w:t>
       </w:r>
     </w:p>
     <w:p>
@@ -1820,7 +1820,7 @@
           <w:sz w:val="28"/>
           <w:rFonts w:eastAsia="Calibri"/>
         </w:rPr>
-        <w:t>put on hold</w:t>
+        <w:t>bail out</w:t>
       </w:r>
       <w:r>
         <w:rPr>
@@ -1831,7 +1831,7 @@
           <w:sz w:val="18"/>
           <w:rFonts w:eastAsia="Calibri"/>
         </w:rPr>
-        <w:t xml:space="preserve">   [IDIOM]</w:t>
+        <w:t xml:space="preserve">   [PHRASAL VERB]</w:t>
       </w:r>
     </w:p>
     <w:p>
@@ -1857,7 +1857,7 @@
           <w:sz w:val="20"/>
           <w:rFonts w:eastAsia="Calibri"/>
         </w:rPr>
-        <w:t>/pʊt ɒn hoʊld/</w:t>
+        <w:t>/beɪl aʊt/</w:t>
       </w:r>
     </w:p>
     <w:p>
@@ -1883,7 +1883,7 @@
           <w:sz w:val="21"/>
           <w:rFonts w:eastAsia="맑은 고딕"/>
         </w:rPr>
-        <w:t>보류하다, 연기하다</w:t>
+        <w:t>(어려움에 처한 사람/회사 등을) 돕다, 구제하다</w:t>
       </w:r>
     </w:p>
     <w:p>
@@ -1910,7 +1910,7 @@
           <w:sz w:val="19"/>
           <w:rFonts w:eastAsia="Calibri"/>
         </w:rPr>
-        <w:t>"The Post Office investigation might be put on hold due to a lack of resources."</w:t>
+        <w:t>"The government had to bail out several banks during the financial crisis."</w:t>
       </w:r>
     </w:p>
     <w:p>
@@ -1937,7 +1937,7 @@
           <w:sz w:val="21"/>
           <w:rFonts w:eastAsia="Calibri"/>
         </w:rPr>
-        <w:t>We've decided to put the new project on hold until next quarter.</w:t>
+        <w:t>We had to bail out our friend who got into trouble overseas.</w:t>
       </w:r>
     </w:p>
     <w:p>
@@ -1980,7 +1980,7 @@
           <w:sz w:val="28"/>
           <w:rFonts w:eastAsia="Calibri"/>
         </w:rPr>
-        <w:t>stay ahead of the curve</w:t>
+        <w:t>chew out</w:t>
       </w:r>
       <w:r>
         <w:rPr>
@@ -1991,7 +1991,7 @@
           <w:sz w:val="18"/>
           <w:rFonts w:eastAsia="Calibri"/>
         </w:rPr>
-        <w:t xml:space="preserve">   [IDIOM]</w:t>
+        <w:t xml:space="preserve">   [PHRASAL VERB]</w:t>
       </w:r>
     </w:p>
     <w:p>
@@ -2017,7 +2017,7 @@
           <w:sz w:val="20"/>
           <w:rFonts w:eastAsia="Calibri"/>
         </w:rPr>
-        <w:t>/steɪ əˈhɛd ɒv ðə kɜːrv/</w:t>
+        <w:t>/tʃuː aʊt/</w:t>
       </w:r>
     </w:p>
     <w:p>
@@ -2043,7 +2043,7 @@
           <w:sz w:val="21"/>
           <w:rFonts w:eastAsia="맑은 고딕"/>
         </w:rPr>
-        <w:t>트렌드나 경쟁에서 앞서나가다, 시대를 앞서가다</w:t>
+        <w:t>~을 꾸짖다, 심하게 야단치다</w:t>
       </w:r>
     </w:p>
     <w:p>
@@ -2070,7 +2070,7 @@
           <w:sz w:val="19"/>
           <w:rFonts w:eastAsia="Calibri"/>
         </w:rPr>
-        <w:t>"Chompie warns that ethical hackers need to stay ahead of the curve as AI tools evolve."</w:t>
+        <w:t>"My boss really chewed me out for missing the deadline."</w:t>
       </w:r>
     </w:p>
     <w:p>
@@ -2097,7 +2097,7 @@
           <w:sz w:val="21"/>
           <w:rFonts w:eastAsia="Calibri"/>
         </w:rPr>
-        <w:t>To remain competitive, companies must constantly innovate and stay ahead of the curve.</w:t>
+        <w:t>The coach chewed out the players for their poor performance in the first half.</w:t>
       </w:r>
     </w:p>
     <w:p>
@@ -2140,7 +2140,7 @@
           <w:sz w:val="28"/>
           <w:rFonts w:eastAsia="Calibri"/>
         </w:rPr>
-        <w:t>up one's game</w:t>
+        <w:t>call for</w:t>
       </w:r>
       <w:r>
         <w:rPr>
@@ -2151,7 +2151,7 @@
           <w:sz w:val="18"/>
           <w:rFonts w:eastAsia="Calibri"/>
         </w:rPr>
-        <w:t xml:space="preserve">   [IDIOM]</w:t>
+        <w:t xml:space="preserve">   [PHRASAL VERB]</w:t>
       </w:r>
     </w:p>
     <w:p>
@@ -2177,7 +2177,7 @@
           <w:sz w:val="20"/>
           <w:rFonts w:eastAsia="Calibri"/>
         </w:rPr>
-        <w:t>/ʌp wʌnz ɡeɪm/</w:t>
+        <w:t>/kɔːl fɔːr/</w:t>
       </w:r>
     </w:p>
     <w:p>
@@ -2203,7 +2203,7 @@
           <w:sz w:val="21"/>
           <w:rFonts w:eastAsia="맑은 고딕"/>
         </w:rPr>
-        <w:t>실력을 향상시키다, 더 잘하다</w:t>
+        <w:t>~을 요구하다, ~을 필요로 하다</w:t>
       </w:r>
     </w:p>
     <w:p>
@@ -2230,7 +2230,7 @@
           <w:sz w:val="19"/>
           <w:rFonts w:eastAsia="Calibri"/>
         </w:rPr>
-        <w:t>"The rise of AI tools means human hackers will have to up their game to compete."</w:t>
+        <w:t>"The environmental report calls for immediate action to reduce pollution levels."</w:t>
       </w:r>
     </w:p>
     <w:p>
@@ -2257,7 +2257,7 @@
           <w:sz w:val="21"/>
           <w:rFonts w:eastAsia="Calibri"/>
         </w:rPr>
-        <w:t>If you want that promotion, you'll really need to up your game in sales.</w:t>
+        <w:t>This situation calls for a calm and rational approach.</w:t>
       </w:r>
     </w:p>
     <w:p>
@@ -2300,7 +2300,7 @@
           <w:sz w:val="28"/>
           <w:rFonts w:eastAsia="Calibri"/>
         </w:rPr>
-        <w:t>crack down on</w:t>
+        <w:t>square away</w:t>
       </w:r>
       <w:r>
         <w:rPr>
@@ -2337,7 +2337,7 @@
           <w:sz w:val="20"/>
           <w:rFonts w:eastAsia="Calibri"/>
         </w:rPr>
-        <w:t>/kræk daʊn ɒn/</w:t>
+        <w:t>/skwɛər əˈweɪ/</w:t>
       </w:r>
     </w:p>
     <w:p>
@@ -2363,7 +2363,7 @@
           <w:sz w:val="21"/>
           <w:rFonts w:eastAsia="맑은 고딕"/>
         </w:rPr>
-        <w:t>단속하다, 엄격하게 규제하다</w:t>
+        <w:t>(일 등을) 정리하다, 마무리하다</w:t>
       </w:r>
     </w:p>
     <w:p>
@@ -2390,7 +2390,7 @@
           <w:sz w:val="19"/>
           <w:rFonts w:eastAsia="Calibri"/>
         </w:rPr>
-        <w:t>"The advertising watchdog decided to crack down on Instagram betting ads featuring footballers."</w:t>
+        <w:t>"I need to square away a few things before I can leave for vacation."</w:t>
       </w:r>
     </w:p>
     <w:p>
@@ -2417,7 +2417,7 @@
           <w:sz w:val="21"/>
           <w:rFonts w:eastAsia="Calibri"/>
         </w:rPr>
-        <w:t>The government is cracking down on tax evasion to boost revenue.</w:t>
+        <w:t>Let's square away the paperwork so we can proceed with the project.</w:t>
       </w:r>
     </w:p>
     <w:p>
@@ -2460,7 +2460,7 @@
           <w:sz w:val="28"/>
           <w:rFonts w:eastAsia="Calibri"/>
         </w:rPr>
-        <w:t>iron out</w:t>
+        <w:t>come up with</w:t>
       </w:r>
       <w:r>
         <w:rPr>
@@ -2497,7 +2497,7 @@
           <w:sz w:val="20"/>
           <w:rFonts w:eastAsia="Calibri"/>
         </w:rPr>
-        <w:t>/ˈaɪərn aʊt/</w:t>
+        <w:t>/kʌm ʌp wɪð/</w:t>
       </w:r>
     </w:p>
     <w:p>
@@ -2523,7 +2523,7 @@
           <w:sz w:val="21"/>
           <w:rFonts w:eastAsia="맑은 고딕"/>
         </w:rPr>
-        <w:t>(문제, 오해 등을) 해결하다, 해소하다</w:t>
+        <w:t>~을 생각해내다, 제안하다</w:t>
       </w:r>
     </w:p>
     <w:p>
@@ -2550,7 +2550,7 @@
           <w:sz w:val="19"/>
           <w:rFonts w:eastAsia="Calibri"/>
         </w:rPr>
-        <w:t>"Before the merger can proceed, both companies need to iron out a few legal details."</w:t>
+        <w:t>"They had to come up with a new strategy after their initial plan failed."</w:t>
       </w:r>
     </w:p>
     <w:p>
@@ -2577,7 +2577,7 @@
           <w:sz w:val="21"/>
           <w:rFonts w:eastAsia="Calibri"/>
         </w:rPr>
-        <w:t>Let's meet tomorrow to iron out the final details of the proposal.</w:t>
+        <w:t>Can you come up with some innovative ideas for our next product launch?</w:t>
       </w:r>
     </w:p>
     <w:p>
@@ -2620,7 +2620,7 @@
           <w:sz w:val="28"/>
           <w:rFonts w:eastAsia="Calibri"/>
         </w:rPr>
-        <w:t>hammer out</w:t>
+        <w:t>come down with</w:t>
       </w:r>
       <w:r>
         <w:rPr>
@@ -2657,7 +2657,7 @@
           <w:sz w:val="20"/>
           <w:rFonts w:eastAsia="Calibri"/>
         </w:rPr>
-        <w:t>/ˈhæmər aʊt/</w:t>
+        <w:t>/kʌm daʊn wɪð/</w:t>
       </w:r>
     </w:p>
     <w:p>
@@ -2683,7 +2683,7 @@
           <w:sz w:val="21"/>
           <w:rFonts w:eastAsia="맑은 고딕"/>
         </w:rPr>
-        <w:t>협의나 논의를 거쳐 (합의, 계획 등을) 힘들게 도출해내다</w:t>
+        <w:t>(질병에) 걸리다</w:t>
       </w:r>
     </w:p>
     <w:p>
@@ -2710,7 +2710,7 @@
           <w:sz w:val="19"/>
           <w:rFonts w:eastAsia="Calibri"/>
         </w:rPr>
-        <w:t>"The two sides spent all night trying to hammer out a compromise on the budget."</w:t>
+        <w:t>"I think I'm coming down with a cold, I feel a bit under the weather."</w:t>
       </w:r>
     </w:p>
     <w:p>
@@ -2737,7 +2737,7 @@
           <w:sz w:val="21"/>
           <w:rFonts w:eastAsia="Calibri"/>
         </w:rPr>
-        <w:t>They finally hammered out a new contract after weeks of negotiation.</w:t>
+        <w:t>She couldn't attend the meeting because she came down with the flu.</w:t>
       </w:r>
     </w:p>
     <w:p>
@@ -2780,7 +2780,7 @@
           <w:sz w:val="28"/>
           <w:rFonts w:eastAsia="Calibri"/>
         </w:rPr>
-        <w:t>call out</w:t>
+        <w:t>get across</w:t>
       </w:r>
       <w:r>
         <w:rPr>
@@ -2817,7 +2817,7 @@
           <w:sz w:val="20"/>
           <w:rFonts w:eastAsia="Calibri"/>
         </w:rPr>
-        <w:t>/kɔːl aʊt/</w:t>
+        <w:t>/ɡɛt əˈkrɒs/</w:t>
       </w:r>
     </w:p>
     <w:p>
@@ -2843,7 +2843,7 @@
           <w:sz w:val="21"/>
           <w:rFonts w:eastAsia="맑은 고딕"/>
         </w:rPr>
-        <w:t>비판하다, 잘못을 지적하다; (도움을 요청하며) 부르다</w:t>
+        <w:t>(의미, 메시지 등을) 전달하다, 이해시키다</w:t>
       </w:r>
     </w:p>
     <w:p>
@@ -2870,7 +2870,7 @@
           <w:sz w:val="19"/>
           <w:rFonts w:eastAsia="Calibri"/>
         </w:rPr>
-        <w:t>"The employee decided to call out the bullying behavior of their superior."</w:t>
+        <w:t>"It was difficult to get my point across during the heated discussion."</w:t>
       </w:r>
     </w:p>
     <w:p>
@@ -2897,7 +2897,7 @@
           <w:sz w:val="21"/>
           <w:rFonts w:eastAsia="Calibri"/>
         </w:rPr>
-        <w:t>It's important to call out discriminatory remarks when you hear them.</w:t>
+        <w:t>The speaker struggled to get her complex ideas across to the general audience.</w:t>
       </w:r>
     </w:p>
     <w:p>
@@ -2940,7 +2940,7 @@
           <w:sz w:val="28"/>
           <w:rFonts w:eastAsia="Calibri"/>
         </w:rPr>
-        <w:t>opt out of</w:t>
+        <w:t>get around to</w:t>
       </w:r>
       <w:r>
         <w:rPr>
@@ -2977,7 +2977,7 @@
           <w:sz w:val="20"/>
           <w:rFonts w:eastAsia="Calibri"/>
         </w:rPr>
-        <w:t>/ɒpt aʊt ɒv/</w:t>
+        <w:t>/ɡɛt əˈraʊnd tuː/</w:t>
       </w:r>
     </w:p>
     <w:p>
@@ -3003,7 +3003,7 @@
           <w:sz w:val="21"/>
           <w:rFonts w:eastAsia="맑은 고딕"/>
         </w:rPr>
-        <w:t>선택하지 않다, ~에서 빠져나가다</w:t>
+        <w:t>(미뤄왔던 일을) 마침내 하다</w:t>
       </w:r>
     </w:p>
     <w:p>
@@ -3030,7 +3030,7 @@
           <w:sz w:val="19"/>
           <w:rFonts w:eastAsia="Calibri"/>
         </w:rPr>
-        <w:t>"Many students are choosing to opt out of the traditional university system for vocational training."</w:t>
+        <w:t>"I still haven't gotten around to organizing my files, but I will soon."</w:t>
       </w:r>
     </w:p>
     <w:p>
@@ -3057,7 +3057,7 @@
           <w:sz w:val="21"/>
           <w:rFonts w:eastAsia="Calibri"/>
         </w:rPr>
-        <w:t>Employees can opt out of the company's health insurance plan if they have their own.</w:t>
+        <w:t>I hope to get around to calling my parents this weekend.</w:t>
       </w:r>
     </w:p>
     <w:p>
@@ -3100,7 +3100,7 @@
           <w:sz w:val="28"/>
           <w:rFonts w:eastAsia="Calibri"/>
         </w:rPr>
-        <w:t>phase out</w:t>
+        <w:t>zoom in on</w:t>
       </w:r>
       <w:r>
         <w:rPr>
@@ -3137,7 +3137,7 @@
           <w:sz w:val="20"/>
           <w:rFonts w:eastAsia="Calibri"/>
         </w:rPr>
-        <w:t>/feɪz aʊt/</w:t>
+        <w:t>/zuːm ɪn ɒn/</w:t>
       </w:r>
     </w:p>
     <w:p>
@@ -3163,7 +3163,7 @@
           <w:sz w:val="21"/>
           <w:rFonts w:eastAsia="맑은 고딕"/>
         </w:rPr>
-        <w:t>단계적으로 중단하다, 폐지하다</w:t>
+        <w:t>~에 초점을 맞추다, 집중하다</w:t>
       </w:r>
     </w:p>
     <w:p>
@@ -3190,7 +3190,7 @@
           <w:sz w:val="19"/>
           <w:rFonts w:eastAsia="Calibri"/>
         </w:rPr>
-        <w:t>"The company plans to phase out its old product line to make way for new innovations."</w:t>
+        <w:t>"The analyst decided to zoom in on the specific details of the company's financial report."</w:t>
       </w:r>
     </w:p>
     <w:p>
@@ -3217,7 +3217,7 @@
           <w:sz w:val="21"/>
           <w:rFonts w:eastAsia="Calibri"/>
         </w:rPr>
-        <w:t>The government is trying to phase out the use of plastic bags over the next few years.</w:t>
+        <w:t>The team needs to zoom in on the most critical customer feedback to improve the product.</w:t>
       </w:r>
     </w:p>
     <w:p>
@@ -3260,7 +3260,7 @@
           <w:sz w:val="28"/>
           <w:rFonts w:eastAsia="Calibri"/>
         </w:rPr>
-        <w:t>reel in</w:t>
+        <w:t>go through with</w:t>
       </w:r>
       <w:r>
         <w:rPr>
@@ -3297,7 +3297,7 @@
           <w:sz w:val="20"/>
           <w:rFonts w:eastAsia="Calibri"/>
         </w:rPr>
-        <w:t>/riːl ɪn/</w:t>
+        <w:t>/ɡoʊ θruː wɪð/</w:t>
       </w:r>
     </w:p>
     <w:p>
@@ -3323,7 +3323,7 @@
           <w:sz w:val="21"/>
           <w:rFonts w:eastAsia="맑은 고딕"/>
         </w:rPr>
-        <w:t>유인하여 끌어들이다 (특히 고객, 투자자 등)</w:t>
+        <w:t>(계획, 약속 등을) 실행하다, 끝까지 해내다</w:t>
       </w:r>
     </w:p>
     <w:p>
@@ -3350,7 +3350,7 @@
           <w:sz w:val="19"/>
           <w:rFonts w:eastAsia="Calibri"/>
         </w:rPr>
-        <w:t>"The new marketing campaign aims to reel in more subscribers to our streaming service."</w:t>
+        <w:t>"Despite his doubts, he decided to go through with the difficult surgery."</w:t>
       </w:r>
     </w:p>
     <w:p>
@@ -3377,7 +3377,7 @@
           <w:sz w:val="21"/>
           <w:rFonts w:eastAsia="Calibri"/>
         </w:rPr>
-        <w:t>They used celebrity endorsements to reel in a younger demographic.</w:t>
+        <w:t>Are you really going to go through with selling your house in this market?</w:t>
       </w:r>
     </w:p>
     <w:p>
@@ -3420,7 +3420,7 @@
           <w:sz w:val="28"/>
           <w:rFonts w:eastAsia="Calibri"/>
         </w:rPr>
-        <w:t>weigh in</w:t>
+        <w:t>weigh in on</w:t>
       </w:r>
       <w:r>
         <w:rPr>
@@ -3457,7 +3457,7 @@
           <w:sz w:val="20"/>
           <w:rFonts w:eastAsia="Calibri"/>
         </w:rPr>
-        <w:t>/weɪ ɪn/</w:t>
+        <w:t>/weɪ ɪn ɒn/</w:t>
       </w:r>
     </w:p>
     <w:p>
@@ -3483,7 +3483,7 @@
           <w:sz w:val="21"/>
           <w:rFonts w:eastAsia="맑은 고딕"/>
         </w:rPr>
-        <w:t>논쟁이나 토론에 의견을 보태다, 개입하다</w:t>
+        <w:t>~에 대해 의견을 제시하다, 한마디 거들다</w:t>
       </w:r>
     </w:p>
     <w:p>
@@ -3510,7 +3510,7 @@
           <w:sz w:val="19"/>
           <w:rFonts w:eastAsia="Calibri"/>
         </w:rPr>
-        <w:t>"Several industry experts weighed in on the potential SpaceX-Tesla merger chatter."</w:t>
+        <w:t>"Everyone wanted to weigh in on the controversial decision during the meeting."</w:t>
       </w:r>
     </w:p>
     <w:p>
@@ -3537,7 +3537,7 @@
           <w:sz w:val="21"/>
           <w:rFonts w:eastAsia="Calibri"/>
         </w:rPr>
-        <w:t>The CEO decided to weigh in on the controversial decision during the board meeting.</w:t>
+        <w:t>The expert was asked to weigh in on the potential impact of the new regulations.</w:t>
       </w:r>
     </w:p>
     <w:p>
@@ -3580,7 +3580,7 @@
           <w:sz w:val="28"/>
           <w:rFonts w:eastAsia="Calibri"/>
         </w:rPr>
-        <w:t>hold off on</w:t>
+        <w:t>fill in for</w:t>
       </w:r>
       <w:r>
         <w:rPr>
@@ -3617,7 +3617,7 @@
           <w:sz w:val="20"/>
           <w:rFonts w:eastAsia="Calibri"/>
         </w:rPr>
-        <w:t>/hoʊld ɒf ɒn/</w:t>
+        <w:t>/fɪl ɪn fɔːr/</w:t>
       </w:r>
     </w:p>
     <w:p>
@@ -3643,7 +3643,7 @@
           <w:sz w:val="21"/>
           <w:rFonts w:eastAsia="맑은 고딕"/>
         </w:rPr>
-        <w:t>~을 보류하다, ~을 미루다</w:t>
+        <w:t>~을 대신하다, 대리하다</w:t>
       </w:r>
     </w:p>
     <w:p>
@@ -3670,7 +3670,7 @@
           <w:sz w:val="19"/>
           <w:rFonts w:eastAsia="Calibri"/>
         </w:rPr>
-        <w:t>"Let's hold off on making a final decision until we have all the information."</w:t>
+        <w:t>"Could you fill in for me at the meeting tomorrow? I'm feeling unwell."</w:t>
       </w:r>
     </w:p>
     <w:p>
@@ -3697,7 +3697,7 @@
           <w:sz w:val="21"/>
           <w:rFonts w:eastAsia="Calibri"/>
         </w:rPr>
-        <w:t>They decided to hold off on their travel plans until the pandemic situation improves.</w:t>
+        <w:t>The junior analyst had to fill in for her manager who was on paternity leave.</w:t>
       </w:r>
     </w:p>
     <w:p>
@@ -3740,7 +3740,7 @@
           <w:sz w:val="28"/>
           <w:rFonts w:eastAsia="Calibri"/>
         </w:rPr>
-        <w:t>step down</w:t>
+        <w:t>push back</w:t>
       </w:r>
       <w:r>
         <w:rPr>
@@ -3777,7 +3777,7 @@
           <w:sz w:val="20"/>
           <w:rFonts w:eastAsia="Calibri"/>
         </w:rPr>
-        <w:t>/stɛp daʊn/</w:t>
+        <w:t>/pʊʃ bæk/</w:t>
       </w:r>
     </w:p>
     <w:p>
@@ -3803,7 +3803,7 @@
           <w:sz w:val="21"/>
           <w:rFonts w:eastAsia="맑은 고딕"/>
         </w:rPr>
-        <w:t>사임하다, 물러나다</w:t>
+        <w:t>(일정, 마감일 등을) 미루다, 연기하다</w:t>
       </w:r>
     </w:p>
     <w:p>
@@ -3830,7 +3830,7 @@
           <w:sz w:val="19"/>
           <w:rFonts w:eastAsia="Calibri"/>
         </w:rPr>
-        <w:t>"The chairman was forced to step down after accusations of misconduct."</w:t>
+        <w:t>"We had to push back the project deadline by a week due to unforeseen delays."</w:t>
       </w:r>
     </w:p>
     <w:p>
@@ -3857,7 +3857,7 @@
           <w:sz w:val="21"/>
           <w:rFonts w:eastAsia="Calibri"/>
         </w:rPr>
-        <w:t>She announced her decision to step down as CEO at the end of the year.</w:t>
+        <w:t>Can we push back our meeting to Friday afternoon instead of Thursday morning?</w:t>
       </w:r>
     </w:p>
     <w:p>
@@ -3900,7 +3900,7 @@
           <w:sz w:val="28"/>
           <w:rFonts w:eastAsia="Calibri"/>
         </w:rPr>
-        <w:t>step up</w:t>
+        <w:t>get something off the ground</w:t>
       </w:r>
       <w:r>
         <w:rPr>
@@ -3911,7 +3911,7 @@
           <w:sz w:val="18"/>
           <w:rFonts w:eastAsia="Calibri"/>
         </w:rPr>
-        <w:t xml:space="preserve">   [PHRASAL VERB]</w:t>
+        <w:t xml:space="preserve">   [IDIOM]</w:t>
       </w:r>
     </w:p>
     <w:p>
@@ -3937,7 +3937,7 @@
           <w:sz w:val="20"/>
           <w:rFonts w:eastAsia="Calibri"/>
         </w:rPr>
-        <w:t>/stɛp ʌp/</w:t>
+        <w:t>/ɡɛt ˈsʌmθɪŋ ɒf ðə ɡraʊnd/</w:t>
       </w:r>
     </w:p>
     <w:p>
@@ -3963,7 +3963,7 @@
           <w:sz w:val="21"/>
           <w:rFonts w:eastAsia="맑은 고딕"/>
         </w:rPr>
-        <w:t>더 많은 책임을 맡다, 한 단계 올라서다; (노력 등을) 강화하다</w:t>
+        <w:t>(사업, 프로젝트 등을) 시작하다, 본궤도에 올리다</w:t>
       </w:r>
     </w:p>
     <w:p>
@@ -3990,7 +3990,7 @@
           <w:sz w:val="19"/>
           <w:rFonts w:eastAsia="Calibri"/>
         </w:rPr>
-        <w:t>"In the absence of the manager, someone needs to step up and lead the team."</w:t>
+        <w:t>"It took a lot of effort to get the startup off the ground, but it's finally profitable."</w:t>
       </w:r>
     </w:p>
     <w:p>
@@ -4017,7 +4017,7 @@
           <w:sz w:val="21"/>
           <w:rFonts w:eastAsia="Calibri"/>
         </w:rPr>
-        <w:t>We need to step up our customer service to retain our clients.</w:t>
+        <w:t>We need more funding to get this innovative research project off the ground.</w:t>
       </w:r>
     </w:p>
     <w:p>
@@ -4060,7 +4060,7 @@
           <w:sz w:val="28"/>
           <w:rFonts w:eastAsia="Calibri"/>
         </w:rPr>
-        <w:t>back out of</w:t>
+        <w:t>lose sleep over</w:t>
       </w:r>
       <w:r>
         <w:rPr>
@@ -4071,7 +4071,7 @@
           <w:sz w:val="18"/>
           <w:rFonts w:eastAsia="Calibri"/>
         </w:rPr>
-        <w:t xml:space="preserve">   [PHRASAL VERB]</w:t>
+        <w:t xml:space="preserve">   [IDIOM]</w:t>
       </w:r>
     </w:p>
     <w:p>
@@ -4097,7 +4097,7 @@
           <w:sz w:val="20"/>
           <w:rFonts w:eastAsia="Calibri"/>
         </w:rPr>
-        <w:t>/bæk aʊt ɒv/</w:t>
+        <w:t>/luːz sliːp ˈoʊvər/</w:t>
       </w:r>
     </w:p>
     <w:p>
@@ -4123,7 +4123,7 @@
           <w:sz w:val="21"/>
           <w:rFonts w:eastAsia="맑은 고딕"/>
         </w:rPr>
-        <w:t>약속이나 계약을 취소하다, 손을 떼다</w:t>
+        <w:t>~때문에 걱정하여 잠을 못 이루다</w:t>
       </w:r>
     </w:p>
     <w:p>
@@ -4150,7 +4150,7 @@
           <w:sz w:val="19"/>
           <w:rFonts w:eastAsia="Calibri"/>
         </w:rPr>
-        <w:t>"He tried to back out of the deal at the last minute, but the contract was binding."</w:t>
+        <w:t>"Don't lose sleep over that minor mistake; it's easily fixable."</w:t>
       </w:r>
     </w:p>
     <w:p>
@@ -4177,7 +4177,7 @@
           <w:sz w:val="21"/>
           <w:rFonts w:eastAsia="Calibri"/>
         </w:rPr>
-        <w:t>The investor decided to back out of the agreement due to new market conditions.</w:t>
+        <w:t>I'm not going to lose sleep over the company's financial results; it's out of my control.</w:t>
       </w:r>
     </w:p>
     <w:p>
@@ -4220,7 +4220,7 @@
           <w:sz w:val="28"/>
           <w:rFonts w:eastAsia="Calibri"/>
         </w:rPr>
-        <w:t>follow through on</w:t>
+        <w:t>put a lid on</w:t>
       </w:r>
       <w:r>
         <w:rPr>
@@ -4231,7 +4231,7 @@
           <w:sz w:val="18"/>
           <w:rFonts w:eastAsia="Calibri"/>
         </w:rPr>
-        <w:t xml:space="preserve">   [PHRASAL VERB]</w:t>
+        <w:t xml:space="preserve">   [IDIOM]</w:t>
       </w:r>
     </w:p>
     <w:p>
@@ -4257,7 +4257,7 @@
           <w:sz w:val="20"/>
           <w:rFonts w:eastAsia="Calibri"/>
         </w:rPr>
-        <w:t>/ˈfɒloʊ θruː ɒn/</w:t>
+        <w:t>/pʊt ə lɪd ɒn/</w:t>
       </w:r>
     </w:p>
     <w:p>
@@ -4283,7 +4283,7 @@
           <w:sz w:val="21"/>
           <w:rFonts w:eastAsia="맑은 고딕"/>
         </w:rPr>
-        <w:t>약속, 계획 등을 이행하다, 끝까지 실행하다</w:t>
+        <w:t>~을 억제하다, 통제하다</w:t>
       </w:r>
     </w:p>
     <w:p>
@@ -4310,7 +4310,7 @@
           <w:sz w:val="19"/>
           <w:rFonts w:eastAsia="Calibri"/>
         </w:rPr>
-        <w:t>"It's important to follow through on your commitments to build trust with clients."</w:t>
+        <w:t>"The government tried to put a lid on the rising fuel prices, but it was a challenge."</w:t>
       </w:r>
     </w:p>
     <w:p>
@@ -4337,7 +4337,7 @@
           <w:sz w:val="21"/>
           <w:rFonts w:eastAsia="Calibri"/>
         </w:rPr>
-        <w:t>She always follows through on her promises, which makes her a reliable leader.</w:t>
+        <w:t>We need to put a lid on office gossip before it affects team morale.</w:t>
       </w:r>
     </w:p>
     <w:p>
@@ -4380,7 +4380,7 @@
           <w:sz w:val="28"/>
           <w:rFonts w:eastAsia="Calibri"/>
         </w:rPr>
-        <w:t>branch out</w:t>
+        <w:t>bear fruit</w:t>
       </w:r>
       <w:r>
         <w:rPr>
@@ -4391,7 +4391,7 @@
           <w:sz w:val="18"/>
           <w:rFonts w:eastAsia="Calibri"/>
         </w:rPr>
-        <w:t xml:space="preserve">   [PHRASAL VERB]</w:t>
+        <w:t xml:space="preserve">   [IDIOM]</w:t>
       </w:r>
     </w:p>
     <w:p>
@@ -4417,7 +4417,7 @@
           <w:sz w:val="20"/>
           <w:rFonts w:eastAsia="Calibri"/>
         </w:rPr>
-        <w:t>/bræntʃ aʊt/</w:t>
+        <w:t>/bɛər fruːt/</w:t>
       </w:r>
     </w:p>
     <w:p>
@@ -4443,7 +4443,7 @@
           <w:sz w:val="21"/>
           <w:rFonts w:eastAsia="맑은 고딕"/>
         </w:rPr>
-        <w:t>새로운 분야로 진출하다, 사업을 확장하다</w:t>
+        <w:t>결실을 맺다, 성과를 내다</w:t>
       </w:r>
     </w:p>
     <w:p>
@@ -4470,7 +4470,7 @@
           <w:sz w:val="19"/>
           <w:rFonts w:eastAsia="Calibri"/>
         </w:rPr>
-        <w:t>"The tech company decided to branch out into the clean energy sector."</w:t>
+        <w:t>"After years of hard work, their research project finally began to bear fruit."</w:t>
       </w:r>
     </w:p>
     <w:p>
@@ -4497,7 +4497,7 @@
           <w:sz w:val="21"/>
           <w:rFonts w:eastAsia="Calibri"/>
         </w:rPr>
-        <w:t>After years in finance, she decided to branch out and start her own consulting firm.</w:t>
+        <w:t>Our investment in new technology will eventually bear fruit in increased efficiency.</w:t>
       </w:r>
     </w:p>
     <w:p>
@@ -4540,7 +4540,7 @@
           <w:sz w:val="28"/>
           <w:rFonts w:eastAsia="Calibri"/>
         </w:rPr>
-        <w:t>map out</w:t>
+        <w:t>come to terms with</w:t>
       </w:r>
       <w:r>
         <w:rPr>
@@ -4551,7 +4551,7 @@
           <w:sz w:val="18"/>
           <w:rFonts w:eastAsia="Calibri"/>
         </w:rPr>
-        <w:t xml:space="preserve">   [PHRASAL VERB]</w:t>
+        <w:t xml:space="preserve">   [IDIOM]</w:t>
       </w:r>
     </w:p>
     <w:p>
@@ -4577,7 +4577,7 @@
           <w:sz w:val="20"/>
           <w:rFonts w:eastAsia="Calibri"/>
         </w:rPr>
-        <w:t>/mæp aʊt/</w:t>
+        <w:t>/kʌm tə tɜːrmz wɪð/</w:t>
       </w:r>
     </w:p>
     <w:p>
@@ -4603,7 +4603,7 @@
           <w:sz w:val="21"/>
           <w:rFonts w:eastAsia="맑은 고딕"/>
         </w:rPr>
-        <w:t>자세하게 계획을 세우다, 설계하다</w:t>
+        <w:t>~을 받아들이다, 인정하다 (힘든 현실 등)</w:t>
       </w:r>
     </w:p>
     <w:p>
@@ -4630,7 +4630,7 @@
           <w:sz w:val="19"/>
           <w:rFonts w:eastAsia="Calibri"/>
         </w:rPr>
-        <w:t>"We need to map out a strategy for dealing with the increased competition."</w:t>
+        <w:t>"She's still trying to come to terms with the unexpected job loss."</w:t>
       </w:r>
     </w:p>
     <w:p>
@@ -4657,7 +4657,7 @@
           <w:sz w:val="21"/>
           <w:rFonts w:eastAsia="Calibri"/>
         </w:rPr>
-        <w:t>Before starting the trip, they mapped out their entire route and planned for all contingencies.</w:t>
+        <w:t>It's hard to come to terms with the fact that the project failed after all our efforts.</w:t>
       </w:r>
     </w:p>
     <w:p>
@@ -4700,7 +4700,7 @@
           <w:sz w:val="28"/>
           <w:rFonts w:eastAsia="Calibri"/>
         </w:rPr>
-        <w:t>zero in on</w:t>
+        <w:t>have a say</w:t>
       </w:r>
       <w:r>
         <w:rPr>
@@ -4711,7 +4711,7 @@
           <w:sz w:val="18"/>
           <w:rFonts w:eastAsia="Calibri"/>
         </w:rPr>
-        <w:t xml:space="preserve">   [PHRASAL VERB]</w:t>
+        <w:t xml:space="preserve">   [IDIOM]</w:t>
       </w:r>
     </w:p>
     <w:p>
@@ -4737,7 +4737,7 @@
           <w:sz w:val="20"/>
           <w:rFonts w:eastAsia="Calibri"/>
         </w:rPr>
-        <w:t>/ˈzɪəroʊ ɪn ɒn/</w:t>
+        <w:t>/hæv ə seɪ/</w:t>
       </w:r>
     </w:p>
     <w:p>
@@ -4763,7 +4763,7 @@
           <w:sz w:val="21"/>
           <w:rFonts w:eastAsia="맑은 고딕"/>
         </w:rPr>
-        <w:t>~에 집중하다, ~을 목표로 삼다</w:t>
+        <w:t>발언권/결정권을 갖다</w:t>
       </w:r>
     </w:p>
     <w:p>
@@ -4790,7 +4790,7 @@
           <w:sz w:val="19"/>
           <w:rFonts w:eastAsia="Calibri"/>
         </w:rPr>
-        <w:t>"The investigation will zero in on the specific details of the financial transactions."</w:t>
+        <w:t>"Every employee should have a say in decisions that affect their work environment."</w:t>
       </w:r>
     </w:p>
     <w:p>
@@ -4817,7 +4817,7 @@
           <w:sz w:val="21"/>
           <w:rFonts w:eastAsia="Calibri"/>
         </w:rPr>
-        <w:t>The detective managed to zero in on the key suspect after reviewing all the evidence.</w:t>
+        <w:t>We believe that customers should have a say in the development of new products.</w:t>
       </w:r>
     </w:p>
     <w:p>
@@ -4860,7 +4860,7 @@
           <w:sz w:val="28"/>
           <w:rFonts w:eastAsia="Calibri"/>
         </w:rPr>
-        <w:t>kick off</w:t>
+        <w:t>throw a curveball</w:t>
       </w:r>
       <w:r>
         <w:rPr>
@@ -4871,7 +4871,7 @@
           <w:sz w:val="18"/>
           <w:rFonts w:eastAsia="Calibri"/>
         </w:rPr>
-        <w:t xml:space="preserve">   [PHRASAL VERB]</w:t>
+        <w:t xml:space="preserve">   [IDIOM]</w:t>
       </w:r>
     </w:p>
     <w:p>
@@ -4897,7 +4897,7 @@
           <w:sz w:val="20"/>
           <w:rFonts w:eastAsia="Calibri"/>
         </w:rPr>
-        <w:t>/kɪk ɒf/</w:t>
+        <w:t>/θroʊ ə ˈkɜːrvˌbɔːl/</w:t>
       </w:r>
     </w:p>
     <w:p>
@@ -4923,7 +4923,7 @@
           <w:sz w:val="21"/>
           <w:rFonts w:eastAsia="맑은 고딕"/>
         </w:rPr>
-        <w:t>시작하다, 개시하다</w:t>
+        <w:t>예상치 못한 문제를 제기하다, 허를 찌르다</w:t>
       </w:r>
     </w:p>
     <w:p>
@@ -4950,7 +4950,7 @@
           <w:sz w:val="19"/>
           <w:rFonts w:eastAsia="Calibri"/>
         </w:rPr>
-        <w:t>"The conference will kick off with a keynote speech from the CEO."</w:t>
+        <w:t>"Just when we thought we had everything planned, the client threw us a curveball with a last-minute change."</w:t>
       </w:r>
     </w:p>
     <w:p>
@@ -4977,7 +4977,7 @@
           <w:sz w:val="21"/>
           <w:rFonts w:eastAsia="Calibri"/>
         </w:rPr>
-        <w:t>Let's kick off the meeting by reviewing the agenda.</w:t>
+        <w:t>Life has a way of throwing curveballs when you least expect them.</w:t>
       </w:r>
     </w:p>
     <w:p>
@@ -5020,7 +5020,7 @@
           <w:sz w:val="28"/>
           <w:rFonts w:eastAsia="Calibri"/>
         </w:rPr>
-        <w:t>wind down</w:t>
+        <w:t>play hardball</w:t>
       </w:r>
       <w:r>
         <w:rPr>
@@ -5031,7 +5031,7 @@
           <w:sz w:val="18"/>
           <w:rFonts w:eastAsia="Calibri"/>
         </w:rPr>
-        <w:t xml:space="preserve">   [PHRASAL VERB]</w:t>
+        <w:t xml:space="preserve">   [IDIOM]</w:t>
       </w:r>
     </w:p>
     <w:p>
@@ -5057,7 +5057,7 @@
           <w:sz w:val="20"/>
           <w:rFonts w:eastAsia="Calibri"/>
         </w:rPr>
-        <w:t>/waɪnd daʊn/</w:t>
+        <w:t>/pleɪ ˈhɑːrdˌbɔːl/</w:t>
       </w:r>
     </w:p>
     <w:p>
@@ -5083,7 +5083,7 @@
           <w:sz w:val="21"/>
           <w:rFonts w:eastAsia="맑은 고딕"/>
         </w:rPr>
-        <w:t>서서히 끝나다, 마무리하다; 휴식을 취하다</w:t>
+        <w:t>강경하게 나가다, 강경책을 쓰다</w:t>
       </w:r>
     </w:p>
     <w:p>
@@ -5110,7 +5110,7 @@
           <w:sz w:val="19"/>
           <w:rFonts w:eastAsia="Calibri"/>
         </w:rPr>
-        <w:t>"The event will wind down around 5 PM with a networking reception."</w:t>
+        <w:t>"During the merger negotiations, our CEO decided to play hardball to get the best terms."</w:t>
       </w:r>
     </w:p>
     <w:p>
@@ -5137,7 +5137,7 @@
           <w:sz w:val="21"/>
           <w:rFonts w:eastAsia="Calibri"/>
         </w:rPr>
-        <w:t>After a busy day, I like to wind down by reading a book.</w:t>
+        <w:t>If they refuse to compromise, we might have to play hardball in the next round of talks.</w:t>
       </w:r>
     </w:p>
     <w:p>
@@ -5180,7 +5180,7 @@
           <w:sz w:val="28"/>
           <w:rFonts w:eastAsia="Calibri"/>
         </w:rPr>
-        <w:t>burn out</w:t>
+        <w:t>lose one's train of thought</w:t>
       </w:r>
       <w:r>
         <w:rPr>
@@ -5191,7 +5191,7 @@
           <w:sz w:val="18"/>
           <w:rFonts w:eastAsia="Calibri"/>
         </w:rPr>
-        <w:t xml:space="preserve">   [PHRASAL VERB]</w:t>
+        <w:t xml:space="preserve">   [IDIOM]</w:t>
       </w:r>
     </w:p>
     <w:p>
@@ -5217,7 +5217,7 @@
           <w:sz w:val="20"/>
           <w:rFonts w:eastAsia="Calibri"/>
         </w:rPr>
-        <w:t>/bɜːrn aʊt/</w:t>
+        <w:t>/luːz wʌnz treɪn əv θɔːt/</w:t>
       </w:r>
     </w:p>
     <w:p>
@@ -5243,7 +5243,7 @@
           <w:sz w:val="21"/>
           <w:rFonts w:eastAsia="맑은 고딕"/>
         </w:rPr>
-        <w:t>(과로 등으로) 기진맥진하다, 소진되다</w:t>
+        <w:t>(하던 이야기나 생각을) 놓치다</w:t>
       </w:r>
     </w:p>
     <w:p>
@@ -5270,7 +5270,7 @@
           <w:sz w:val="19"/>
           <w:rFonts w:eastAsia="Calibri"/>
         </w:rPr>
-        <w:t>"Working 80 hours a week can quickly lead to burnout and stress."</w:t>
+        <w:t>"I was about to tell you something important, but I lost my train of thought."</w:t>
       </w:r>
     </w:p>
     <w:p>
@@ -5297,7 +5297,7 @@
           <w:sz w:val="21"/>
           <w:rFonts w:eastAsia="Calibri"/>
         </w:rPr>
-        <w:t>She decided to take a sabbatical to avoid burning out from her demanding job.</w:t>
+        <w:t>The unexpected question made him lose his train of thought during the presentation.</w:t>
       </w:r>
     </w:p>
     <w:p>
@@ -5340,7 +5340,7 @@
           <w:sz w:val="28"/>
           <w:rFonts w:eastAsia="Calibri"/>
         </w:rPr>
-        <w:t>cash in on</w:t>
+        <w:t>put all one's eggs in one basket</w:t>
       </w:r>
       <w:r>
         <w:rPr>
@@ -5351,7 +5351,7 @@
           <w:sz w:val="18"/>
           <w:rFonts w:eastAsia="Calibri"/>
         </w:rPr>
-        <w:t xml:space="preserve">   [PHRASAL VERB]</w:t>
+        <w:t xml:space="preserve">   [IDIOM]</w:t>
       </w:r>
     </w:p>
     <w:p>
@@ -5377,7 +5377,7 @@
           <w:sz w:val="20"/>
           <w:rFonts w:eastAsia="Calibri"/>
         </w:rPr>
-        <w:t>/kæʃ ɪn ɒn/</w:t>
+        <w:t>/pʊt ɔːl wʌnz ɛɡz ɪn wʌn ˈbɑːskɪt/</w:t>
       </w:r>
     </w:p>
     <w:p>
@@ -5403,7 +5403,7 @@
           <w:sz w:val="21"/>
           <w:rFonts w:eastAsia="맑은 고딕"/>
         </w:rPr>
-        <w:t>~을 이용해 이득을 얻다, ~로 돈을 벌다</w:t>
+        <w:t>모든 것을 한 가지에 걸다, 위험 분산을 하지 않다</w:t>
       </w:r>
     </w:p>
     <w:p>
@@ -5430,7 +5430,7 @@
           <w:sz w:val="19"/>
           <w:rFonts w:eastAsia="Calibri"/>
         </w:rPr>
-        <w:t>"Many companies are trying to cash in on the growing demand for AI technology."</w:t>
+        <w:t>"It's risky to put all your eggs in one basket when investing; diversify your portfolio."</w:t>
       </w:r>
     </w:p>
     <w:p>
@@ -5457,7 +5457,7 @@
           <w:sz w:val="21"/>
           <w:rFonts w:eastAsia="Calibri"/>
         </w:rPr>
-        <w:t>They hoped to cash in on the holiday season by offering special discounts.</w:t>
+        <w:t>The company decided not to put all its eggs in one basket and explored multiple market segments.</w:t>
       </w:r>
     </w:p>
     <w:p>
@@ -5500,7 +5500,7 @@
           <w:sz w:val="28"/>
           <w:rFonts w:eastAsia="Calibri"/>
         </w:rPr>
-        <w:t>dig in</w:t>
+        <w:t>pass the buck</w:t>
       </w:r>
       <w:r>
         <w:rPr>
@@ -5511,7 +5511,7 @@
           <w:sz w:val="18"/>
           <w:rFonts w:eastAsia="Calibri"/>
         </w:rPr>
-        <w:t xml:space="preserve">   [PHRASAL VERB]</w:t>
+        <w:t xml:space="preserve">   [IDIOM]</w:t>
       </w:r>
     </w:p>
     <w:p>
@@ -5537,7 +5537,7 @@
           <w:sz w:val="20"/>
           <w:rFonts w:eastAsia="Calibri"/>
         </w:rPr>
-        <w:t>/dɪɡ ɪn/</w:t>
+        <w:t>/pɑːs ðə bʌk/</w:t>
       </w:r>
     </w:p>
     <w:p>
@@ -5563,7 +5563,7 @@
           <w:sz w:val="21"/>
           <w:rFonts w:eastAsia="맑은 고딕"/>
         </w:rPr>
-        <w:t>열심히 먹기 시작하다; 굳게 버티다, 고수하다</w:t>
+        <w:t>책임을 전가하다, 떠넘기다</w:t>
       </w:r>
     </w:p>
     <w:p>
@@ -5590,7 +5590,7 @@
           <w:sz w:val="19"/>
           <w:rFonts w:eastAsia="Calibri"/>
         </w:rPr>
-        <w:t>"When the food arrived, everyone started to dig in with enthusiasm."</w:t>
+        <w:t>"Don't try to pass the buck; you're responsible for this mistake."</w:t>
       </w:r>
     </w:p>
     <w:p>
@@ -5617,7 +5617,7 @@
           <w:sz w:val="21"/>
           <w:rFonts w:eastAsia="Calibri"/>
         </w:rPr>
-        <w:t>Despite the opposition, the politician dug in and refused to change his stance.</w:t>
+        <w:t>Good leaders don't pass the buck; they take responsibility.</w:t>
       </w:r>
     </w:p>
     <w:p>
@@ -5660,7 +5660,7 @@
           <w:sz w:val="28"/>
           <w:rFonts w:eastAsia="Calibri"/>
         </w:rPr>
-        <w:t>get ahead</w:t>
+        <w:t>talk shop</w:t>
       </w:r>
       <w:r>
         <w:rPr>
@@ -5671,7 +5671,7 @@
           <w:sz w:val="18"/>
           <w:rFonts w:eastAsia="Calibri"/>
         </w:rPr>
-        <w:t xml:space="preserve">   [PHRASAL VERB]</w:t>
+        <w:t xml:space="preserve">   [IDIOM]</w:t>
       </w:r>
     </w:p>
     <w:p>
@@ -5697,7 +5697,7 @@
           <w:sz w:val="20"/>
           <w:rFonts w:eastAsia="Calibri"/>
         </w:rPr>
-        <w:t>/ɡɛt əˈhɛd/</w:t>
+        <w:t>/tɔːk ʃɒp/</w:t>
       </w:r>
     </w:p>
     <w:p>
@@ -5723,7 +5723,7 @@
           <w:sz w:val="21"/>
           <w:rFonts w:eastAsia="맑은 고딕"/>
         </w:rPr>
-        <w:t>성공하다, 앞서나가다</w:t>
+        <w:t>일/직업 이야기를 하다 (특히 사적인 자리에서)</w:t>
       </w:r>
     </w:p>
     <w:p>
@@ -5750,7 +5750,7 @@
           <w:sz w:val="19"/>
           <w:rFonts w:eastAsia="Calibri"/>
         </w:rPr>
-        <w:t>"Many international students find it harder to get ahead in the US job market."</w:t>
+        <w:t>"We were at a party, but all they did was talk shop about the latest tech trends."</w:t>
       </w:r>
     </w:p>
     <w:p>
@@ -5777,7 +5777,7 @@
           <w:sz w:val="21"/>
           <w:rFonts w:eastAsia="Calibri"/>
         </w:rPr>
-        <w:t>To get ahead in this industry, you need to be constantly learning new skills.</w:t>
+        <w:t>I tried to enjoy my vacation, but my colleagues kept wanting to talk shop.</w:t>
       </w:r>
     </w:p>
     <w:p>
@@ -5820,7 +5820,7 @@
           <w:sz w:val="28"/>
           <w:rFonts w:eastAsia="Calibri"/>
         </w:rPr>
-        <w:t>get by</w:t>
+        <w:t>bend over backwards</w:t>
       </w:r>
       <w:r>
         <w:rPr>
@@ -5831,7 +5831,7 @@
           <w:sz w:val="18"/>
           <w:rFonts w:eastAsia="Calibri"/>
         </w:rPr>
-        <w:t xml:space="preserve">   [PHRASAL VERB]</w:t>
+        <w:t xml:space="preserve">   [IDIOM]</w:t>
       </w:r>
     </w:p>
     <w:p>
@@ -5857,7 +5857,7 @@
           <w:sz w:val="20"/>
           <w:rFonts w:eastAsia="Calibri"/>
         </w:rPr>
-        <w:t>/ɡɛt baɪ/</w:t>
+        <w:t>/bɛnd ˈoʊvər ˈbækˌwɜːrdz/</w:t>
       </w:r>
     </w:p>
     <w:p>
@@ -5883,7 +5883,7 @@
           <w:sz w:val="21"/>
           <w:rFonts w:eastAsia="맑은 고딕"/>
         </w:rPr>
-        <w:t>그럭저럭 살아가다, 근근이 생활하다</w:t>
+        <w:t>엄청나게 노력하다, 무척 애쓰다</w:t>
       </w:r>
     </w:p>
     <w:p>
@@ -5910,7 +5910,7 @@
           <w:sz w:val="19"/>
           <w:rFonts w:eastAsia="Calibri"/>
         </w:rPr>
-        <w:t>"With prices rising, it's becoming harder for families to get by on a single income."</w:t>
+        <w:t>"We bent over backwards to meet the client's demands, but they were still unhappy."</w:t>
       </w:r>
     </w:p>
     <w:p>
@@ -5937,7 +5937,7 @@
           <w:sz w:val="21"/>
           <w:rFonts w:eastAsia="Calibri"/>
         </w:rPr>
-        <w:t>I don't earn much, but I manage to get by with careful budgeting.</w:t>
+        <w:t>Our customer support team will bend over backwards to resolve your issue.</w:t>
       </w:r>
     </w:p>
     <w:p>
@@ -5980,7 +5980,7 @@
           <w:sz w:val="28"/>
           <w:rFonts w:eastAsia="Calibri"/>
         </w:rPr>
-        <w:t>give in</w:t>
+        <w:t>go with one's gut</w:t>
       </w:r>
       <w:r>
         <w:rPr>
@@ -5991,7 +5991,7 @@
           <w:sz w:val="18"/>
           <w:rFonts w:eastAsia="Calibri"/>
         </w:rPr>
-        <w:t xml:space="preserve">   [PHRASAL VERB]</w:t>
+        <w:t xml:space="preserve">   [IDIOM]</w:t>
       </w:r>
     </w:p>
     <w:p>
@@ -6017,7 +6017,7 @@
           <w:sz w:val="20"/>
           <w:rFonts w:eastAsia="Calibri"/>
         </w:rPr>
-        <w:t>/ɡɪv ɪn/</w:t>
+        <w:t>/ɡoʊ wɪð wʌnz ɡʌt/</w:t>
       </w:r>
     </w:p>
     <w:p>
@@ -6043,7 +6043,7 @@
           <w:sz w:val="21"/>
           <w:rFonts w:eastAsia="맑은 고딕"/>
         </w:rPr>
-        <w:t>양보하다, 굴복하다</w:t>
+        <w:t>직감에 따르다, 본능적으로 행동하다</w:t>
       </w:r>
     </w:p>
     <w:p>
@@ -6070,7 +6070,7 @@
           <w:sz w:val="19"/>
           <w:rFonts w:eastAsia="Calibri"/>
         </w:rPr>
-        <w:t>"After hours of debate, the opposing party finally gave in and accepted the proposal."</w:t>
+        <w:t>"I wasn't sure what to do, but I decided to go with my gut feeling and it paid off."</w:t>
       </w:r>
     </w:p>
     <w:p>
@@ -6097,7 +6097,7 @@
           <w:sz w:val="21"/>
           <w:rFonts w:eastAsia="Calibri"/>
         </w:rPr>
-        <w:t>My kids kept asking for ice cream until I finally gave in.</w:t>
+        <w:t>Sometimes, in uncertain situations, it's best to go with your gut rather than overthinking.</w:t>
       </w:r>
     </w:p>
     <w:p>
@@ -6140,7 +6140,7 @@
           <w:sz w:val="28"/>
           <w:rFonts w:eastAsia="Calibri"/>
         </w:rPr>
-        <w:t>give up on</w:t>
+        <w:t>get one's foot in the door</w:t>
       </w:r>
       <w:r>
         <w:rPr>
@@ -6151,7 +6151,7 @@
           <w:sz w:val="18"/>
           <w:rFonts w:eastAsia="Calibri"/>
         </w:rPr>
-        <w:t xml:space="preserve">   [PHRASAL VERB]</w:t>
+        <w:t xml:space="preserve">   [IDIOM]</w:t>
       </w:r>
     </w:p>
     <w:p>
@@ -6177,7 +6177,7 @@
           <w:sz w:val="20"/>
           <w:rFonts w:eastAsia="Calibri"/>
         </w:rPr>
-        <w:t>/ɡɪv ʌp ɒn/</w:t>
+        <w:t>/ɡɛt wʌnz fʊt ɪn ðə dɔːr/</w:t>
       </w:r>
     </w:p>
     <w:p>
@@ -6203,7 +6203,7 @@
           <w:sz w:val="21"/>
           <w:rFonts w:eastAsia="맑은 고딕"/>
         </w:rPr>
-        <w:t>~을 포기하다, ~에 대한 희망을 버리다</w:t>
+        <w:t>(직업, 분야에) 발판을 마련하다, 첫발을 들여놓다</w:t>
       </w:r>
     </w:p>
     <w:p>
@@ -6230,7 +6230,7 @@
           <w:sz w:val="19"/>
           <w:rFonts w:eastAsia="Calibri"/>
         </w:rPr>
-        <w:t>"Don't give up on your American dream, even if the job market is tough."</w:t>
+        <w:t>"He started as an intern, just trying to get his foot in the door at the prestigious firm."</w:t>
       </w:r>
     </w:p>
     <w:p>
@@ -6257,7 +6257,7 @@
           <w:sz w:val="21"/>
           <w:rFonts w:eastAsia="Calibri"/>
         </w:rPr>
-        <w:t>We can't give up on finding a solution to this problem, no matter how difficult it seems.</w:t>
+        <w:t>An entry-level position is often a good way to get your foot in the door of a competitive industry.</w:t>
       </w:r>
     </w:p>
     <w:p>
@@ -6300,7 +6300,7 @@
           <w:sz w:val="28"/>
           <w:rFonts w:eastAsia="Calibri"/>
         </w:rPr>
-        <w:t>grow on</w:t>
+        <w:t>off the top of one's head</w:t>
       </w:r>
       <w:r>
         <w:rPr>
@@ -6311,7 +6311,7 @@
           <w:sz w:val="18"/>
           <w:rFonts w:eastAsia="Calibri"/>
         </w:rPr>
-        <w:t xml:space="preserve">   [PHRASAL VERB]</w:t>
+        <w:t xml:space="preserve">   [IDIOM]</w:t>
       </w:r>
     </w:p>
     <w:p>
@@ -6337,7 +6337,7 @@
           <w:sz w:val="20"/>
           <w:rFonts w:eastAsia="Calibri"/>
         </w:rPr>
-        <w:t>/ɡroʊ ɒn/</w:t>
+        <w:t>/ɒf ðə tɒp ɒv wʌnz hɛd/</w:t>
       </w:r>
     </w:p>
     <w:p>
@@ -6363,7 +6363,7 @@
           <w:sz w:val="21"/>
           <w:rFonts w:eastAsia="맑은 고딕"/>
         </w:rPr>
-        <w:t>점점 더 좋아지다, 마음에 들게 되다</w:t>
+        <w:t>즉석에서, 생각나는 대로</w:t>
       </w:r>
     </w:p>
     <w:p>
@@ -6390,7 +6390,7 @@
           <w:sz w:val="19"/>
           <w:rFonts w:eastAsia="Calibri"/>
         </w:rPr>
-        <w:t>"At first, I didn't like the new office design, but it's starting to grow on me."</w:t>
+        <w:t>"I can't give you the exact figures off the top of my head, but I can look them up."</w:t>
       </w:r>
     </w:p>
     <w:p>
@@ -6417,7 +6417,7 @@
           <w:sz w:val="21"/>
           <w:rFonts w:eastAsia="Calibri"/>
         </w:rPr>
-        <w:t>The new song wasn't my favorite initially, but it really started to grow on me after a few listens.</w:t>
+        <w:t>Off the top of my head, I'd say the main issue is communication.</w:t>
       </w:r>
     </w:p>
     <w:p>
@@ -6460,7 +6460,7 @@
           <w:sz w:val="28"/>
           <w:rFonts w:eastAsia="Calibri"/>
         </w:rPr>
-        <w:t>hand over</w:t>
+        <w:t>hit the nail on the head</w:t>
       </w:r>
       <w:r>
         <w:rPr>
@@ -6471,7 +6471,7 @@
           <w:sz w:val="18"/>
           <w:rFonts w:eastAsia="Calibri"/>
         </w:rPr>
-        <w:t xml:space="preserve">   [PHRASAL VERB]</w:t>
+        <w:t xml:space="preserve">   [IDIOM]</w:t>
       </w:r>
     </w:p>
     <w:p>
@@ -6497,7 +6497,7 @@
           <w:sz w:val="20"/>
           <w:rFonts w:eastAsia="Calibri"/>
         </w:rPr>
-        <w:t>/hænd ˈoʊvər/</w:t>
+        <w:t>/hɪt ðə neɪl ɒn ðə hɛd/</w:t>
       </w:r>
     </w:p>
     <w:p>
@@ -6523,7 +6523,7 @@
           <w:sz w:val="21"/>
           <w:rFonts w:eastAsia="맑은 고딕"/>
         </w:rPr>
-        <w:t>넘겨주다, 양도하다</w:t>
+        <w:t>정확히 핵심을 짚다, 정곡을 찌르다</w:t>
       </w:r>
     </w:p>
     <w:p>
@@ -6550,7 +6550,7 @@
           <w:sz w:val="19"/>
           <w:rFonts w:eastAsia="Calibri"/>
         </w:rPr>
-        <w:t>"The outgoing CEO will hand over his responsibilities to his successor next month."</w:t>
+        <w:t>"Your analysis of the problem really hit the nail on the head."</w:t>
       </w:r>
     </w:p>
     <w:p>
@@ -6577,7 +6577,7 @@
           <w:sz w:val="21"/>
           <w:rFonts w:eastAsia="Calibri"/>
         </w:rPr>
-        <w:t>The company decided to hand over its operations to a local partner in the region.</w:t>
+        <w:t>When you said the main challenge was motivation, you really hit the nail on the head.</w:t>
       </w:r>
     </w:p>
     <w:p>
@@ -6620,7 +6620,7 @@
           <w:sz w:val="28"/>
           <w:rFonts w:eastAsia="Calibri"/>
         </w:rPr>
-        <w:t>knock off</w:t>
+        <w:t>blow off steam</w:t>
       </w:r>
       <w:r>
         <w:rPr>
@@ -6631,7 +6631,7 @@
           <w:sz w:val="18"/>
           <w:rFonts w:eastAsia="Calibri"/>
         </w:rPr>
-        <w:t xml:space="preserve">   [PHRASAL VERB]</w:t>
+        <w:t xml:space="preserve">   [IDIOM]</w:t>
       </w:r>
     </w:p>
     <w:p>
@@ -6657,7 +6657,7 @@
           <w:sz w:val="20"/>
           <w:rFonts w:eastAsia="Calibri"/>
         </w:rPr>
-        <w:t>/nɒk ɒf/</w:t>
+        <w:t>/bloʊ ɒf stiːm/</w:t>
       </w:r>
     </w:p>
     <w:p>
@@ -6683,7 +6683,7 @@
           <w:sz w:val="21"/>
           <w:rFonts w:eastAsia="맑은 고딕"/>
         </w:rPr>
-        <w:t>일을 마치다, 퇴근하다; 가격을 깎다; 빠르게 만들다/생산하다</w:t>
+        <w:t>스트레스를 풀다, 울분을 터뜨리다</w:t>
       </w:r>
     </w:p>
     <w:p>
@@ -6710,7 +6710,7 @@
           <w:sz w:val="19"/>
           <w:rFonts w:eastAsia="Calibri"/>
         </w:rPr>
-        <w:t>"We can probably knock off early if we finish all our tasks by lunchtime."</w:t>
+        <w:t>"After a long week at work, he liked to go to the gym to blow off steam."</w:t>
       </w:r>
     </w:p>
     <w:p>
@@ -6737,7 +6737,7 @@
           <w:sz w:val="21"/>
           <w:rFonts w:eastAsia="Calibri"/>
         </w:rPr>
-        <w:t>Can you knock off 10% from the price if I buy two items?</w:t>
+        <w:t>Let's go for a walk to blow off some steam after that tense meeting.</w:t>
       </w:r>
     </w:p>
     <w:p>
@@ -6780,7 +6780,7 @@
           <w:sz w:val="28"/>
           <w:rFonts w:eastAsia="Calibri"/>
         </w:rPr>
-        <w:t>lay off</w:t>
+        <w:t>take a toll on</w:t>
       </w:r>
       <w:r>
         <w:rPr>
@@ -6791,7 +6791,7 @@
           <w:sz w:val="18"/>
           <w:rFonts w:eastAsia="Calibri"/>
         </w:rPr>
-        <w:t xml:space="preserve">   [PHRASAL VERB]</w:t>
+        <w:t xml:space="preserve">   [COLLOCATION]</w:t>
       </w:r>
     </w:p>
     <w:p>
@@ -6817,7 +6817,7 @@
           <w:sz w:val="20"/>
           <w:rFonts w:eastAsia="Calibri"/>
         </w:rPr>
-        <w:t>/leɪ ɒf/</w:t>
+        <w:t>/teɪk ə toʊl ɒn/</w:t>
       </w:r>
     </w:p>
     <w:p>
@@ -6843,7 +6843,7 @@
           <w:sz w:val="21"/>
           <w:rFonts w:eastAsia="맑은 고딕"/>
         </w:rPr>
-        <w:t>(직원을) 해고하다, 일시 해고하다</w:t>
+        <w:t>~에 큰 피해를 주다, 악영향을 미치다</w:t>
       </w:r>
     </w:p>
     <w:p>
@@ -6870,7 +6870,7 @@
           <w:sz w:val="19"/>
           <w:rFonts w:eastAsia="Calibri"/>
         </w:rPr>
-        <w:t>"Due to decreased demand, the factory had to lay off a significant number of workers."</w:t>
+        <w:t>"The stress of the job started to take a toll on his health."</w:t>
       </w:r>
     </w:p>
     <w:p>
@@ -6897,7 +6897,7 @@
           <w:sz w:val="21"/>
           <w:rFonts w:eastAsia="Calibri"/>
         </w:rPr>
-        <w:t>The struggling startup had to lay off a third of its staff to stay afloat.</w:t>
+        <w:t>The prolonged economic downturn is taking a toll on small businesses.</w:t>
       </w:r>
     </w:p>
     <w:p>
@@ -6940,7 +6940,7 @@
           <w:sz w:val="28"/>
           <w:rFonts w:eastAsia="Calibri"/>
         </w:rPr>
-        <w:t>let down</w:t>
+        <w:t>think outside the box</w:t>
       </w:r>
       <w:r>
         <w:rPr>
@@ -6951,7 +6951,7 @@
           <w:sz w:val="18"/>
           <w:rFonts w:eastAsia="Calibri"/>
         </w:rPr>
-        <w:t xml:space="preserve">   [PHRASAL VERB]</w:t>
+        <w:t xml:space="preserve">   [IDIOM]</w:t>
       </w:r>
     </w:p>
     <w:p>
@@ -6977,7 +6977,7 @@
           <w:sz w:val="20"/>
           <w:rFonts w:eastAsia="Calibri"/>
         </w:rPr>
-        <w:t>/lɛt daʊn/</w:t>
+        <w:t>/θɪŋk aʊtˈsaɪd ðə bɒks/</w:t>
       </w:r>
     </w:p>
     <w:p>
@@ -7003,7 +7003,7 @@
           <w:sz w:val="21"/>
           <w:rFonts w:eastAsia="맑은 고딕"/>
         </w:rPr>
-        <w:t>실망시키다, 저버리다</w:t>
+        <w:t>고정관념에서 벗어나 사고하다, 창의적으로 생각하다</w:t>
       </w:r>
     </w:p>
     <w:p>
@@ -7030,7 +7030,7 @@
           <w:sz w:val="19"/>
           <w:rFonts w:eastAsia="Calibri"/>
         </w:rPr>
-        <w:t>"I hope I don't let down my team with my performance in the upcoming presentation."</w:t>
+        <w:t>"To solve this complex problem, we need to think outside the box and come up with new solutions."</w:t>
       </w:r>
     </w:p>
     <w:p>
@@ -7057,7 +7057,7 @@
           <w:sz w:val="21"/>
           <w:rFonts w:eastAsia="Calibri"/>
         </w:rPr>
-        <w:t>She felt completely let down by her friend who didn't show up.</w:t>
+        <w:t>The company encourages employees to think outside the box for innovative product ideas.</w:t>
       </w:r>
     </w:p>
     <w:p>
@@ -7100,7 +7100,7 @@
           <w:sz w:val="28"/>
           <w:rFonts w:eastAsia="Calibri"/>
         </w:rPr>
-        <w:t>live up to</w:t>
+        <w:t>bring to the table</w:t>
       </w:r>
       <w:r>
         <w:rPr>
@@ -7111,7 +7111,7 @@
           <w:sz w:val="18"/>
           <w:rFonts w:eastAsia="Calibri"/>
         </w:rPr>
-        <w:t xml:space="preserve">   [PHRASAL VERB]</w:t>
+        <w:t xml:space="preserve">   [IDIOM]</w:t>
       </w:r>
     </w:p>
     <w:p>
@@ -7137,7 +7137,7 @@
           <w:sz w:val="20"/>
           <w:rFonts w:eastAsia="Calibri"/>
         </w:rPr>
-        <w:t>/lɪv ʌp tuː/</w:t>
+        <w:t>/brɪŋ tə ðə ˈteɪbl/</w:t>
       </w:r>
     </w:p>
     <w:p>
@@ -7163,7 +7163,7 @@
           <w:sz w:val="21"/>
           <w:rFonts w:eastAsia="맑은 고딕"/>
         </w:rPr>
-        <w:t>(기대, 명성 등에) 부응하다, 부합하다</w:t>
+        <w:t>제공하다, 기여하다 (논의, 협상 등에서)</w:t>
       </w:r>
     </w:p>
     <w:p>
@@ -7190,7 +7190,7 @@
           <w:sz w:val="19"/>
           <w:rFonts w:eastAsia="Calibri"/>
         </w:rPr>
-        <w:t>"The new product needs to live up to the high expectations set by its marketing campaign."</w:t>
+        <w:t>"What new skills can you bring to the table if you join our team?"</w:t>
       </w:r>
     </w:p>
     <w:p>
@@ -7217,7 +7217,7 @@
           <w:sz w:val="21"/>
           <w:rFonts w:eastAsia="Calibri"/>
         </w:rPr>
-        <w:t>The movie didn't quite live up to the hype, but it was still entertaining.</w:t>
+        <w:t>Each department will bring their ideas to the table during the strategic planning session.</w:t>
       </w:r>
     </w:p>
     <w:p>
@@ -7260,7 +7260,7 @@
           <w:sz w:val="28"/>
           <w:rFonts w:eastAsia="Calibri"/>
         </w:rPr>
-        <w:t>make for</w:t>
+        <w:t>put one's two cents in</w:t>
       </w:r>
       <w:r>
         <w:rPr>
@@ -7271,7 +7271,7 @@
           <w:sz w:val="18"/>
           <w:rFonts w:eastAsia="Calibri"/>
         </w:rPr>
-        <w:t xml:space="preserve">   [PHRASAL VERB]</w:t>
+        <w:t xml:space="preserve">   [IDIOM]</w:t>
       </w:r>
     </w:p>
     <w:p>
@@ -7297,7 +7297,7 @@
           <w:sz w:val="20"/>
           <w:rFonts w:eastAsia="Calibri"/>
         </w:rPr>
-        <w:t>/meɪk fɔːr/</w:t>
+        <w:t>/pʊt wʌnz tuː sɛnts ɪn/</w:t>
       </w:r>
     </w:p>
     <w:p>
@@ -7323,7 +7323,7 @@
           <w:sz w:val="21"/>
           <w:rFonts w:eastAsia="맑은 고딕"/>
         </w:rPr>
-        <w:t>~쪽으로 가다; ~에 도움이 되다, ~을 야기하다</w:t>
+        <w:t>자기 의견을 말하다, 한마디 거들다 (주로 비공식적이고 겸손한 표현)</w:t>
       </w:r>
     </w:p>
     <w:p>
@@ -7350,7 +7350,7 @@
           <w:sz w:val="19"/>
           <w:rFonts w:eastAsia="Calibri"/>
         </w:rPr>
-        <w:t>"The rising prices will make for increased financial stress for many families."</w:t>
+        <w:t>"If I may put my two cents in, I think we should reconsider the budget."</w:t>
       </w:r>
     </w:p>
     <w:p>
@@ -7377,7 +7377,7 @@
           <w:sz w:val="21"/>
           <w:rFonts w:eastAsia="Calibri"/>
         </w:rPr>
-        <w:t>A strong team spirit makes for a productive work environment.</w:t>
+        <w:t>Everyone was discussing the new policy, so I decided to put my two cents in.</w:t>
       </w:r>
     </w:p>
     <w:p>
@@ -7420,7 +7420,7 @@
           <w:sz w:val="28"/>
           <w:rFonts w:eastAsia="Calibri"/>
         </w:rPr>
-        <w:t>make up for</w:t>
+        <w:t>take the plunge</w:t>
       </w:r>
       <w:r>
         <w:rPr>
@@ -7431,7 +7431,7 @@
           <w:sz w:val="18"/>
           <w:rFonts w:eastAsia="Calibri"/>
         </w:rPr>
-        <w:t xml:space="preserve">   [PHRASAL VERB]</w:t>
+        <w:t xml:space="preserve">   [IDIOM]</w:t>
       </w:r>
     </w:p>
     <w:p>
@@ -7457,7 +7457,7 @@
           <w:sz w:val="20"/>
           <w:rFonts w:eastAsia="Calibri"/>
         </w:rPr>
-        <w:t>/meɪk ʌp fɔːr/</w:t>
+        <w:t>/teɪk ðə plʌndʒ/</w:t>
       </w:r>
     </w:p>
     <w:p>
@@ -7483,7 +7483,7 @@
           <w:sz w:val="21"/>
           <w:rFonts w:eastAsia="맑은 고딕"/>
         </w:rPr>
-        <w:t>~을 만회하다, 보충하다; ~을 보상하다</w:t>
+        <w:t>과감히 시도하다, 중요한 결정을 내리다</w:t>
       </w:r>
     </w:p>
     <w:p>
@@ -7510,7 +7510,7 @@
           <w:sz w:val="19"/>
           <w:rFonts w:eastAsia="Calibri"/>
         </w:rPr>
-        <w:t>"He tried to make up for his mistake by working extra hours over the weekend."</w:t>
+        <w:t>"After months of hesitation, she finally decided to take the plunge and start her own business."</w:t>
       </w:r>
     </w:p>
     <w:p>
@@ -7537,7 +7537,7 @@
           <w:sz w:val="21"/>
           <w:rFonts w:eastAsia="Calibri"/>
         </w:rPr>
-        <w:t>The free dessert didn't really make up for the terrible service we received.</w:t>
+        <w:t>I'm nervous about moving to a new city, but it's time to take the plunge.</w:t>
       </w:r>
     </w:p>
     <w:p>
@@ -7580,7 +7580,7 @@
           <w:sz w:val="28"/>
           <w:rFonts w:eastAsia="Calibri"/>
         </w:rPr>
-        <w:t>miss out on</w:t>
+        <w:t>have a change of heart</w:t>
       </w:r>
       <w:r>
         <w:rPr>
@@ -7591,7 +7591,7 @@
           <w:sz w:val="18"/>
           <w:rFonts w:eastAsia="Calibri"/>
         </w:rPr>
-        <w:t xml:space="preserve">   [PHRASAL VERB]</w:t>
+        <w:t xml:space="preserve">   [IDIOM]</w:t>
       </w:r>
     </w:p>
     <w:p>
@@ -7617,7 +7617,7 @@
           <w:sz w:val="20"/>
           <w:rFonts w:eastAsia="Calibri"/>
         </w:rPr>
-        <w:t>/mɪs aʊt ɒn/</w:t>
+        <w:t>/hæv ə tʃeɪndʒ əv hɑːrt/</w:t>
       </w:r>
     </w:p>
     <w:p>
@@ -7643,7 +7643,7 @@
           <w:sz w:val="21"/>
           <w:rFonts w:eastAsia="맑은 고딕"/>
         </w:rPr>
-        <w:t>~을 놓치다, ~에 참여하지 못하다</w:t>
+        <w:t>마음을 바꾸다, 변심하다</w:t>
       </w:r>
     </w:p>
     <w:p>
@@ -7670,7 +7670,7 @@
           <w:sz w:val="19"/>
           <w:rFonts w:eastAsia="Calibri"/>
         </w:rPr>
-        <w:t>"Don't miss out on the opportunity to invest in these booming AI chip stocks."</w:t>
+        <w:t>"He was going to sell his car, but he had a change of heart at the last minute."</w:t>
       </w:r>
     </w:p>
     <w:p>
@@ -7697,7 +7697,7 @@
           <w:sz w:val="21"/>
           <w:rFonts w:eastAsia="Calibri"/>
         </w:rPr>
-        <w:t>I'd hate to miss out on the annual company picnic this year.</w:t>
+        <w:t>The board had a change of heart and decided to approve the controversial merger.</w:t>
       </w:r>
     </w:p>
     <w:p>
@@ -7740,7 +7740,7 @@
           <w:sz w:val="28"/>
           <w:rFonts w:eastAsia="Calibri"/>
         </w:rPr>
-        <w:t>pass up</w:t>
+        <w:t>get one's act together</w:t>
       </w:r>
       <w:r>
         <w:rPr>
@@ -7751,7 +7751,7 @@
           <w:sz w:val="18"/>
           <w:rFonts w:eastAsia="Calibri"/>
         </w:rPr>
-        <w:t xml:space="preserve">   [PHRASAL VERB]</w:t>
+        <w:t xml:space="preserve">   [IDIOM]</w:t>
       </w:r>
     </w:p>
     <w:p>
@@ -7777,7 +7777,7 @@
           <w:sz w:val="20"/>
           <w:rFonts w:eastAsia="Calibri"/>
         </w:rPr>
-        <w:t>/pæs ʌp/</w:t>
+        <w:t>/ɡɛt wʌnz ækt təˈɡɛðər/</w:t>
       </w:r>
     </w:p>
     <w:p>
@@ -7803,7 +7803,7 @@
           <w:sz w:val="21"/>
           <w:rFonts w:eastAsia="맑은 고딕"/>
         </w:rPr>
-        <w:t>~을 거절하다, ~을 놓치다</w:t>
+        <w:t>정신 차리다, 일을 제대로 하다</w:t>
       </w:r>
     </w:p>
     <w:p>
@@ -7830,7 +7830,7 @@
           <w:sz w:val="19"/>
           <w:rFonts w:eastAsia="Calibri"/>
         </w:rPr>
-        <w:t>"She couldn't pass up the chance to work at such a prestigious company."</w:t>
+        <w:t>"If you don't get your act together, you're going to lose your job."</w:t>
       </w:r>
     </w:p>
     <w:p>
@@ -7857,7 +7857,7 @@
           <w:sz w:val="21"/>
           <w:rFonts w:eastAsia="Calibri"/>
         </w:rPr>
-        <w:t>It's a great opportunity, you shouldn't pass it up.</w:t>
+        <w:t>The team needs to get its act together before the final presentation.</w:t>
       </w:r>
     </w:p>
     <w:p>
@@ -7900,7 +7900,7 @@
           <w:sz w:val="28"/>
           <w:rFonts w:eastAsia="Calibri"/>
         </w:rPr>
-        <w:t>pick up on</w:t>
+        <w:t>run a tight ship</w:t>
       </w:r>
       <w:r>
         <w:rPr>
@@ -7911,7 +7911,7 @@
           <w:sz w:val="18"/>
           <w:rFonts w:eastAsia="Calibri"/>
         </w:rPr>
-        <w:t xml:space="preserve">   [PHRASAL VERB]</w:t>
+        <w:t xml:space="preserve">   [IDIOM]</w:t>
       </w:r>
     </w:p>
     <w:p>
@@ -7937,7 +7937,7 @@
           <w:sz w:val="20"/>
           <w:rFonts w:eastAsia="Calibri"/>
         </w:rPr>
-        <w:t>/pɪk ʌp ɒn/</w:t>
+        <w:t>/rʌn ə taɪt ʃɪp/</w:t>
       </w:r>
     </w:p>
     <w:p>
@@ -7963,7 +7963,7 @@
           <w:sz w:val="21"/>
           <w:rFonts w:eastAsia="맑은 고딕"/>
         </w:rPr>
-        <w:t>~을 알아채다, 눈치채다</w:t>
+        <w:t>조직/사업을 엄격하고 효율적으로 운영하다</w:t>
       </w:r>
     </w:p>
     <w:p>
@@ -7990,7 +7990,7 @@
           <w:sz w:val="19"/>
           <w:rFonts w:eastAsia="Calibri"/>
         </w:rPr>
-        <w:t>"He didn't directly say it, but I picked up on the fact that he wasn't happy with the decision."</w:t>
+        <w:t>"The new manager runs a very tight ship, ensuring everything is organized and efficient."</w:t>
       </w:r>
     </w:p>
     <w:p>
@@ -8017,7 +8017,7 @@
           <w:sz w:val="21"/>
           <w:rFonts w:eastAsia="Calibri"/>
         </w:rPr>
-        <w:t>She's very observant and always picks up on subtle changes in people's moods.</w:t>
+        <w:t>Our finance department runs a tight ship, which is why we rarely have budget overruns.</w:t>
       </w:r>
     </w:p>
     <w:p>
@@ -8060,7 +8060,7 @@
           <w:sz w:val="28"/>
           <w:rFonts w:eastAsia="Calibri"/>
         </w:rPr>
-        <w:t>point out</w:t>
+        <w:t>pull one's weight</w:t>
       </w:r>
       <w:r>
         <w:rPr>
@@ -8071,7 +8071,7 @@
           <w:sz w:val="18"/>
           <w:rFonts w:eastAsia="Calibri"/>
         </w:rPr>
-        <w:t xml:space="preserve">   [PHRASAL VERB]</w:t>
+        <w:t xml:space="preserve">   [IDIOM]</w:t>
       </w:r>
     </w:p>
     <w:p>
@@ -8097,7 +8097,7 @@
           <w:sz w:val="20"/>
           <w:rFonts w:eastAsia="Calibri"/>
         </w:rPr>
-        <w:t>/pɔɪnt aʊt/</w:t>
+        <w:t>/pʊl wʌnz weɪt/</w:t>
       </w:r>
     </w:p>
     <w:p>
@@ -8123,7 +8123,7 @@
           <w:sz w:val="21"/>
           <w:rFonts w:eastAsia="맑은 고딕"/>
         </w:rPr>
-        <w:t>지적하다, 언급하다</w:t>
+        <w:t>자기 몫을 다하다, 책임을 다하다</w:t>
       </w:r>
     </w:p>
     <w:p>
@@ -8150,7 +8150,7 @@
           <w:sz w:val="19"/>
           <w:rFonts w:eastAsia="Calibri"/>
         </w:rPr>
-        <w:t>"The expert pointed out that the AI rally might not last forever."</w:t>
+        <w:t>"Everyone on the team needs to pull their weight for us to succeed."</w:t>
       </w:r>
     </w:p>
     <w:p>
@@ -8177,7 +8177,7 @@
           <w:sz w:val="21"/>
           <w:rFonts w:eastAsia="Calibri"/>
         </w:rPr>
-        <w:t>The teacher pointed out several errors in my essay.</w:t>
+        <w:t>He's not pulling his weight in the group project, which is affecting our progress.</w:t>
       </w:r>
     </w:p>
     <w:p>
@@ -8220,7 +8220,7 @@
           <w:sz w:val="28"/>
           <w:rFonts w:eastAsia="Calibri"/>
         </w:rPr>
-        <w:t>read into</w:t>
+        <w:t>rock the boat</w:t>
       </w:r>
       <w:r>
         <w:rPr>
@@ -8231,7 +8231,7 @@
           <w:sz w:val="18"/>
           <w:rFonts w:eastAsia="Calibri"/>
         </w:rPr>
-        <w:t xml:space="preserve">   [PHRASAL VERB]</w:t>
+        <w:t xml:space="preserve">   [IDIOM]</w:t>
       </w:r>
     </w:p>
     <w:p>
@@ -8257,7 +8257,7 @@
           <w:sz w:val="20"/>
           <w:rFonts w:eastAsia="Calibri"/>
         </w:rPr>
-        <w:t>/riːd ˈɪntuː/</w:t>
+        <w:t>/rɒk ðə boʊt/</w:t>
       </w:r>
     </w:p>
     <w:p>
@@ -8283,7 +8283,7 @@
           <w:sz w:val="21"/>
           <w:rFonts w:eastAsia="맑은 고딕"/>
         </w:rPr>
-        <w:t>(숨겨진 의미를) 지나치게 확대 해석하다</w:t>
+        <w:t>평지풍파를 일으키다, 말썽을 일으키다</w:t>
       </w:r>
     </w:p>
     <w:p>
@@ -8310,7 +8310,7 @@
           <w:sz w:val="19"/>
           <w:rFonts w:eastAsia="Calibri"/>
         </w:rPr>
-        <w:t>"Don't read too much into his comments; he's probably just tired."</w:t>
+        <w:t>"I don't want to rock the boat by bringing up that controversial topic again."</w:t>
       </w:r>
     </w:p>
     <w:p>
@@ -8337,7 +8337,7 @@
           <w:sz w:val="21"/>
           <w:rFonts w:eastAsia="Calibri"/>
         </w:rPr>
-        <w:t>She tends to read into every little gesture, looking for hidden meanings.</w:t>
+        <w:t>The new employee was advised not to rock the boat too much in her first few months.</w:t>
       </w:r>
     </w:p>
     <w:p>
@@ -8380,7 +8380,7 @@
           <w:sz w:val="28"/>
           <w:rFonts w:eastAsia="Calibri"/>
         </w:rPr>
-        <w:t>root for</w:t>
+        <w:t>have one's work cut out for one</w:t>
       </w:r>
       <w:r>
         <w:rPr>
@@ -8391,7 +8391,7 @@
           <w:sz w:val="18"/>
           <w:rFonts w:eastAsia="Calibri"/>
         </w:rPr>
-        <w:t xml:space="preserve">   [PHRASAL VERB]</w:t>
+        <w:t xml:space="preserve">   [IDIOM]</w:t>
       </w:r>
     </w:p>
     <w:p>
@@ -8417,7 +8417,7 @@
           <w:sz w:val="20"/>
           <w:rFonts w:eastAsia="Calibri"/>
         </w:rPr>
-        <w:t>/ruːt fɔːr/</w:t>
+        <w:t>/hæv wʌnz wɜːrk kʌt aʊt fɔːr wʌn/</w:t>
       </w:r>
     </w:p>
     <w:p>
@@ -8443,7 +8443,7 @@
           <w:sz w:val="21"/>
           <w:rFonts w:eastAsia="맑은 고딕"/>
         </w:rPr>
-        <w:t>~을 응원하다, 지지하다</w:t>
+        <w:t>할 일이 많다, 어려운 과제가 주어지다</w:t>
       </w:r>
     </w:p>
     <w:p>
@@ -8470,7 +8470,7 @@
           <w:sz w:val="19"/>
           <w:rFonts w:eastAsia="Calibri"/>
         </w:rPr>
-        <w:t>"I'm always rooting for the underdog in any competition."</w:t>
+        <w:t>"With all these new regulations, the compliance team really has its work cut out for it."</w:t>
       </w:r>
     </w:p>
     <w:p>
@@ -8497,7 +8497,7 @@
           <w:sz w:val="21"/>
           <w:rFonts w:eastAsia="Calibri"/>
         </w:rPr>
-        <w:t>Our whole family is rooting for you to win the championship.</w:t>
+        <w:t>After the merger, the integration team will have their work cut out for them.</w:t>
       </w:r>
     </w:p>
     <w:p>
@@ -8540,7 +8540,7 @@
           <w:sz w:val="28"/>
           <w:rFonts w:eastAsia="Calibri"/>
         </w:rPr>
-        <w:t>rub off on</w:t>
+        <w:t>get the hang of</w:t>
       </w:r>
       <w:r>
         <w:rPr>
@@ -8551,7 +8551,7 @@
           <w:sz w:val="18"/>
           <w:rFonts w:eastAsia="Calibri"/>
         </w:rPr>
-        <w:t xml:space="preserve">   [PHRASAL VERB]</w:t>
+        <w:t xml:space="preserve">   [IDIOM]</w:t>
       </w:r>
     </w:p>
     <w:p>
@@ -8577,7 +8577,7 @@
           <w:sz w:val="20"/>
           <w:rFonts w:eastAsia="Calibri"/>
         </w:rPr>
-        <w:t>/rʌb ɒf ɒn/</w:t>
+        <w:t>/ɡɛt ðə hæŋ ɒv/</w:t>
       </w:r>
     </w:p>
     <w:p>
@@ -8603,7 +8603,7 @@
           <w:sz w:val="21"/>
           <w:rFonts w:eastAsia="맑은 고딕"/>
         </w:rPr>
-        <w:t>(특성, 습관 등이) ~에게 전염되다, 영향을 주다</w:t>
+        <w:t>~의 요령을 터득하다, 익숙해지다</w:t>
       </w:r>
     </w:p>
     <w:p>
@@ -8630,7 +8630,7 @@
           <w:sz w:val="19"/>
           <w:rFonts w:eastAsia="Calibri"/>
         </w:rPr>
-        <w:t>"Her enthusiasm for the project eventually started to rub off on the rest of the team."</w:t>
+        <w:t>"It took me a few tries, but I'm finally getting the hang of this new software."</w:t>
       </w:r>
     </w:p>
     <w:p>
@@ -8657,7 +8657,7 @@
           <w:sz w:val="21"/>
           <w:rFonts w:eastAsia="Calibri"/>
         </w:rPr>
-        <w:t>I hope some of your good study habits rub off on me.</w:t>
+        <w:t>Don't worry if it's difficult at first; you'll get the hang of it with practice.</w:t>
       </w:r>
     </w:p>
     <w:p>
@@ -8700,7 +8700,7 @@
           <w:sz w:val="28"/>
           <w:rFonts w:eastAsia="Calibri"/>
         </w:rPr>
-        <w:t>set out</w:t>
+        <w:t>talk someone into</w:t>
       </w:r>
       <w:r>
         <w:rPr>
@@ -8737,7 +8737,7 @@
           <w:sz w:val="20"/>
           <w:rFonts w:eastAsia="Calibri"/>
         </w:rPr>
-        <w:t>/sɛt aʊt/</w:t>
+        <w:t>/tɔːk ˈsʌmwʌn ˈɪntuː/</w:t>
       </w:r>
     </w:p>
     <w:p>
@@ -8763,7 +8763,7 @@
           <w:sz w:val="21"/>
           <w:rFonts w:eastAsia="맑은 고딕"/>
         </w:rPr>
-        <w:t>출발하다; (목표를 가지고) 시작하다; 진술하다, 제시하다</w:t>
+        <w:t>~을 설득하여 ~하게 하다</w:t>
       </w:r>
     </w:p>
     <w:p>
@@ -8790,7 +8790,7 @@
           <w:sz w:val="19"/>
           <w:rFonts w:eastAsia="Calibri"/>
         </w:rPr>
-        <w:t>"The new initiative sets out clear guidelines for ethical AI development."</w:t>
+        <w:t>"She didn't want to go, but I managed to talk her into joining us for dinner."</w:t>
       </w:r>
     </w:p>
     <w:p>
@@ -8817,7 +8817,7 @@
           <w:sz w:val="21"/>
           <w:rFonts w:eastAsia="Calibri"/>
         </w:rPr>
-        <w:t>They set out to build the most innovative smartphone on the market.</w:t>
+        <w:t>We need to talk the client into extending the deadline.</w:t>
       </w:r>
     </w:p>
     <w:p>
@@ -8860,7 +8860,7 @@
           <w:sz w:val="28"/>
           <w:rFonts w:eastAsia="Calibri"/>
         </w:rPr>
-        <w:t>size up</w:t>
+        <w:t>talk someone out of</w:t>
       </w:r>
       <w:r>
         <w:rPr>
@@ -8897,7 +8897,7 @@
           <w:sz w:val="20"/>
           <w:rFonts w:eastAsia="Calibri"/>
         </w:rPr>
-        <w:t>/saɪz ʌp/</w:t>
+        <w:t>/tɔːk ˈsʌmwʌn aʊt ɒv/</w:t>
       </w:r>
     </w:p>
     <w:p>
@@ -8923,7 +8923,7 @@
           <w:sz w:val="21"/>
           <w:rFonts w:eastAsia="맑은 고딕"/>
         </w:rPr>
-        <w:t>평가하다, 상황을 판단하다</w:t>
+        <w:t>~을 설득하여 ~하지 못하게 하다</w:t>
       </w:r>
     </w:p>
     <w:p>
@@ -8950,7 +8950,7 @@
           <w:sz w:val="19"/>
           <w:rFonts w:eastAsia="Calibri"/>
         </w:rPr>
-        <w:t>"The investors are trying to size up the potential risks of the new venture."</w:t>
+        <w:t>"I tried to talk him out of quitting his job, but he had already made up his mind."</w:t>
       </w:r>
     </w:p>
     <w:p>
@@ -8977,7 +8977,7 @@
           <w:sz w:val="21"/>
           <w:rFonts w:eastAsia="Calibri"/>
         </w:rPr>
-        <w:t>Before making a move, it's always good to size up your opponent.</w:t>
+        <w:t>Can you talk your boss out of cutting the marketing budget?</w:t>
       </w:r>
     </w:p>
     <w:p>
@@ -9020,7 +9020,7 @@
           <w:sz w:val="28"/>
           <w:rFonts w:eastAsia="Calibri"/>
         </w:rPr>
-        <w:t>stand out</w:t>
+        <w:t>put someone on the spot</w:t>
       </w:r>
       <w:r>
         <w:rPr>
@@ -9031,7 +9031,7 @@
           <w:sz w:val="18"/>
           <w:rFonts w:eastAsia="Calibri"/>
         </w:rPr>
-        <w:t xml:space="preserve">   [PHRASAL VERB]</w:t>
+        <w:t xml:space="preserve">   [IDIOM]</w:t>
       </w:r>
     </w:p>
     <w:p>
@@ -9057,7 +9057,7 @@
           <w:sz w:val="20"/>
           <w:rFonts w:eastAsia="Calibri"/>
         </w:rPr>
-        <w:t>/stænd aʊt/</w:t>
+        <w:t>/pʊt ˈsʌmwʌn ɒn ðə spɒt/</w:t>
       </w:r>
     </w:p>
     <w:p>
@@ -9083,7 +9083,7 @@
           <w:sz w:val="21"/>
           <w:rFonts w:eastAsia="맑은 고딕"/>
         </w:rPr>
-        <w:t>눈에 띄다, 두드러지다</w:t>
+        <w:t>~를 곤란한 입장에 빠뜨리다, 즉답을 요구하다</w:t>
       </w:r>
     </w:p>
     <w:p>
@@ -9110,7 +9110,7 @@
           <w:sz w:val="19"/>
           <w:rFonts w:eastAsia="Calibri"/>
         </w:rPr>
-        <w:t>"Her unique presentation really made her stand out among the other candidates."</w:t>
+        <w:t>"The reporter's unexpected question put the politician on the spot."</w:t>
       </w:r>
     </w:p>
     <w:p>
@@ -9137,7 +9137,7 @@
           <w:sz w:val="21"/>
           <w:rFonts w:eastAsia="Calibri"/>
         </w:rPr>
-        <w:t>To get noticed in a crowded market, your product needs to stand out.</w:t>
+        <w:t>I didn't want to put you on the spot, but I need an answer by tomorrow.</w:t>
       </w:r>
     </w:p>
     <w:p>
@@ -9180,7 +9180,7 @@
           <w:sz w:val="28"/>
           <w:rFonts w:eastAsia="Calibri"/>
         </w:rPr>
-        <w:t>stir up</w:t>
+        <w:t>have a thick skin</w:t>
       </w:r>
       <w:r>
         <w:rPr>
@@ -9191,7 +9191,7 @@
           <w:sz w:val="18"/>
           <w:rFonts w:eastAsia="Calibri"/>
         </w:rPr>
-        <w:t xml:space="preserve">   [PHRASAL VERB]</w:t>
+        <w:t xml:space="preserve">   [IDIOM]</w:t>
       </w:r>
     </w:p>
     <w:p>
@@ -9217,7 +9217,7 @@
           <w:sz w:val="20"/>
           <w:rFonts w:eastAsia="Calibri"/>
         </w:rPr>
-        <w:t>/stɜːr ʌp/</w:t>
+        <w:t>/hæv ə θɪk skɪn/</w:t>
       </w:r>
     </w:p>
     <w:p>
@@ -9243,7 +9243,7 @@
           <w:sz w:val="21"/>
           <w:rFonts w:eastAsia="맑은 고딕"/>
         </w:rPr>
-        <w:t>(문제, 감정 등을) 불러일으키다, 자극하다</w:t>
+        <w:t>남의 비판에 개의치 않다, 맷집이 좋다</w:t>
       </w:r>
     </w:p>
     <w:p>
@@ -9270,7 +9270,7 @@
           <w:sz w:val="19"/>
           <w:rFonts w:eastAsia="Calibri"/>
         </w:rPr>
-        <w:t>"His controversial comments stirred up a lot of debate on social media."</w:t>
+        <w:t>"In this industry, you need to have a thick skin because criticism is frequent."</w:t>
       </w:r>
     </w:p>
     <w:p>
@@ -9297,7 +9297,7 @@
           <w:sz w:val="21"/>
           <w:rFonts w:eastAsia="Calibri"/>
         </w:rPr>
-        <w:t>Don't stir up trouble by talking about sensitive topics at the family dinner.</w:t>
+        <w:t>You need to have a thick skin if you're going to work in sales.</w:t>
       </w:r>
     </w:p>
     <w:p>
@@ -9340,7 +9340,7 @@
           <w:sz w:val="28"/>
           <w:rFonts w:eastAsia="Calibri"/>
         </w:rPr>
-        <w:t>string along</w:t>
+        <w:t>have a thin skin</w:t>
       </w:r>
       <w:r>
         <w:rPr>
@@ -9351,7 +9351,7 @@
           <w:sz w:val="18"/>
           <w:rFonts w:eastAsia="Calibri"/>
         </w:rPr>
-        <w:t xml:space="preserve">   [PHRASAL VERB]</w:t>
+        <w:t xml:space="preserve">   [IDIOM]</w:t>
       </w:r>
     </w:p>
     <w:p>
@@ -9377,7 +9377,7 @@
           <w:sz w:val="20"/>
           <w:rFonts w:eastAsia="Calibri"/>
         </w:rPr>
-        <w:t>/strɪŋ əˈlɒŋ/</w:t>
+        <w:t>/hæv ə θɪn skɪn/</w:t>
       </w:r>
     </w:p>
     <w:p>
@@ -9403,7 +9403,7 @@
           <w:sz w:val="21"/>
           <w:rFonts w:eastAsia="맑은 고딕"/>
         </w:rPr>
-        <w:t>~을 속이다, ~을 희망 고문하다</w:t>
+        <w:t>감성적이다, 상처를 잘 받다</w:t>
       </w:r>
     </w:p>
     <w:p>
@@ -9430,7 +9430,7 @@
           <w:sz w:val="19"/>
           <w:rFonts w:eastAsia="Calibri"/>
         </w:rPr>
-        <w:t>"I feel like they're just stringing me along with promises of a promotion."</w:t>
+        <w:t>"She has a thin skin, so be careful with your comments around her."</w:t>
       </w:r>
     </w:p>
     <w:p>
@@ -9457,7 +9457,7 @@
           <w:sz w:val="21"/>
           <w:rFonts w:eastAsia="Calibri"/>
         </w:rPr>
-        <w:t>She realized her ex-boyfriend was just stringing her along and never intended to get serious.</w:t>
+        <w:t>He's a talented artist, but he has a thin skin when it comes to criticism of his work.</w:t>
       </w:r>
     </w:p>
     <w:p>
@@ -9500,7 +9500,7 @@
           <w:sz w:val="28"/>
           <w:rFonts w:eastAsia="Calibri"/>
         </w:rPr>
-        <w:t>take on</w:t>
+        <w:t>make a long story short</w:t>
       </w:r>
       <w:r>
         <w:rPr>
@@ -9511,7 +9511,7 @@
           <w:sz w:val="18"/>
           <w:rFonts w:eastAsia="Calibri"/>
         </w:rPr>
-        <w:t xml:space="preserve">   [PHRASAL VERB]</w:t>
+        <w:t xml:space="preserve">   [IDIOM]</w:t>
       </w:r>
     </w:p>
     <w:p>
@@ -9537,7 +9537,7 @@
           <w:sz w:val="20"/>
           <w:rFonts w:eastAsia="Calibri"/>
         </w:rPr>
-        <w:t>/teɪk ɒn/</w:t>
+        <w:t>/meɪk ə lɒŋ stɔːri ʃɔːrt/</w:t>
       </w:r>
     </w:p>
     <w:p>
@@ -9563,7 +9563,7 @@
           <w:sz w:val="21"/>
           <w:rFonts w:eastAsia="맑은 고딕"/>
         </w:rPr>
-        <w:t>책임을 맡다; (도전, 임무 등을) 받아들이다; (직원을) 고용하다</w:t>
+        <w:t>요약하자면, 간단히 말해서</w:t>
       </w:r>
     </w:p>
     <w:p>
@@ -9590,7 +9590,7 @@
           <w:sz w:val="19"/>
           <w:rFonts w:eastAsia="Calibri"/>
         </w:rPr>
-        <w:t>"She was hesitant to take on such a challenging role, but she eventually accepted."</w:t>
+        <w:t>"To make a long story short, we ended up missing our flight."</w:t>
       </w:r>
     </w:p>
     <w:p>
@@ -9617,7 +9617,7 @@
           <w:sz w:val="21"/>
           <w:rFonts w:eastAsia="Calibri"/>
         </w:rPr>
-        <w:t>The company decided to take on five new interns for the summer.</w:t>
+        <w:t>Long story short, the project was successful but incredibly challenging.</w:t>
       </w:r>
     </w:p>
     <w:p>
@@ -9660,7 +9660,7 @@
           <w:sz w:val="28"/>
           <w:rFonts w:eastAsia="Calibri"/>
         </w:rPr>
-        <w:t>talk out of</w:t>
+        <w:t>get bent out of shape</w:t>
       </w:r>
       <w:r>
         <w:rPr>
@@ -9671,7 +9671,7 @@
           <w:sz w:val="18"/>
           <w:rFonts w:eastAsia="Calibri"/>
         </w:rPr>
-        <w:t xml:space="preserve">   [PHRASAL VERB]</w:t>
+        <w:t xml:space="preserve">   [IDIOM]</w:t>
       </w:r>
     </w:p>
     <w:p>
@@ -9697,7 +9697,7 @@
           <w:sz w:val="20"/>
           <w:rFonts w:eastAsia="Calibri"/>
         </w:rPr>
-        <w:t>/tɔːk aʊt ɒv/</w:t>
+        <w:t>/ɡɛt bɛnt aʊt əv ʃeɪp/</w:t>
       </w:r>
     </w:p>
     <w:p>
@@ -9723,7 +9723,7 @@
           <w:sz w:val="21"/>
           <w:rFonts w:eastAsia="맑은 고딕"/>
         </w:rPr>
-        <w:t>~에게 설득하여 ~을 하지 못하게 하다</w:t>
+        <w:t>화내다, 몹시 기분 상하다</w:t>
       </w:r>
     </w:p>
     <w:p>
@@ -9750,7 +9750,7 @@
           <w:sz w:val="19"/>
           <w:rFonts w:eastAsia="Calibri"/>
         </w:rPr>
-        <w:t>"His friends tried to talk him out of quitting his stable job."</w:t>
+        <w:t>"Don't get bent out of shape over a minor disagreement; it's not worth it."</w:t>
       </w:r>
     </w:p>
     <w:p>
@@ -9777,7 +9777,7 @@
           <w:sz w:val="21"/>
           <w:rFonts w:eastAsia="Calibri"/>
         </w:rPr>
-        <w:t>I managed to talk her out of buying that expensive dress she didn't need.</w:t>
+        <w:t>He got all bent out of shape when I told him the meeting was rescheduled.</w:t>
       </w:r>
     </w:p>
     <w:p>
@@ -9820,7 +9820,7 @@
           <w:sz w:val="28"/>
           <w:rFonts w:eastAsia="Calibri"/>
         </w:rPr>
-        <w:t>tell apart</w:t>
+        <w:t>take a stand</w:t>
       </w:r>
       <w:r>
         <w:rPr>
@@ -9831,7 +9831,7 @@
           <w:sz w:val="18"/>
           <w:rFonts w:eastAsia="Calibri"/>
         </w:rPr>
-        <w:t xml:space="preserve">   [PHRASAL VERB]</w:t>
+        <w:t xml:space="preserve">   [COLLOCATION]</w:t>
       </w:r>
     </w:p>
     <w:p>
@@ -9857,7 +9857,7 @@
           <w:sz w:val="20"/>
           <w:rFonts w:eastAsia="Calibri"/>
         </w:rPr>
-        <w:t>/tɛl əˈpɑːrt/</w:t>
+        <w:t>/teɪk ə stænd/</w:t>
       </w:r>
     </w:p>
     <w:p>
@@ -9883,7 +9883,7 @@
           <w:sz w:val="21"/>
           <w:rFonts w:eastAsia="맑은 고딕"/>
         </w:rPr>
-        <w:t>~을 구별하다, 분간하다</w:t>
+        <w:t>입장을 취하다, 태도를 분명히 하다</w:t>
       </w:r>
     </w:p>
     <w:p>
@@ -9910,7 +9910,7 @@
           <w:sz w:val="19"/>
           <w:rFonts w:eastAsia="Calibri"/>
         </w:rPr>
-        <w:t>"The twins look so similar; it's hard to tell them apart."</w:t>
+        <w:t>"The company decided to take a stand against child labor in their supply chain."</w:t>
       </w:r>
     </w:p>
     <w:p>
@@ -9937,7 +9937,7 @@
           <w:sz w:val="21"/>
           <w:rFonts w:eastAsia="Calibri"/>
         </w:rPr>
-        <w:t>The two product models are so similar that only an expert can tell them apart.</w:t>
+        <w:t>It's important to take a stand on ethical issues, even if it's unpopular.</w:t>
       </w:r>
     </w:p>
     <w:p>
@@ -9980,7 +9980,7 @@
           <w:sz w:val="28"/>
           <w:rFonts w:eastAsia="Calibri"/>
         </w:rPr>
-        <w:t>throw off</w:t>
+        <w:t>step up to the plate</w:t>
       </w:r>
       <w:r>
         <w:rPr>
@@ -9991,7 +9991,7 @@
           <w:sz w:val="18"/>
           <w:rFonts w:eastAsia="Calibri"/>
         </w:rPr>
-        <w:t xml:space="preserve">   [PHRASAL VERB]</w:t>
+        <w:t xml:space="preserve">   [IDIOM]</w:t>
       </w:r>
     </w:p>
     <w:p>
@@ -10017,7 +10017,7 @@
           <w:sz w:val="20"/>
           <w:rFonts w:eastAsia="Calibri"/>
         </w:rPr>
-        <w:t>/θroʊ ɒf/</w:t>
+        <w:t>/stɛp ʌp tuː ðə pleɪt/</w:t>
       </w:r>
     </w:p>
     <w:p>
@@ -10043,7 +10043,7 @@
           <w:sz w:val="21"/>
           <w:rFonts w:eastAsia="맑은 고딕"/>
         </w:rPr>
-        <w:t>혼란스럽게 하다, 방해하다; (냄새, 열 등을) 내뿜다</w:t>
+        <w:t>책임을 맡다, 적극적으로 나서다</w:t>
       </w:r>
     </w:p>
     <w:p>
@@ -10070,7 +10070,7 @@
           <w:sz w:val="19"/>
           <w:rFonts w:eastAsia="Calibri"/>
         </w:rPr>
-        <w:t>"The sudden change in the schedule threw off my entire day."</w:t>
+        <w:t>"When the team leader quit, John stepped up to the plate and took charge."</w:t>
       </w:r>
     </w:p>
     <w:p>
@@ -10097,7 +10097,7 @@
           <w:sz w:val="21"/>
           <w:rFonts w:eastAsia="Calibri"/>
         </w:rPr>
-        <w:t>The unexpected question completely threw him off during the interview.</w:t>
+        <w:t>We need someone who is willing to step up to the plate and lead this initiative.</w:t>
       </w:r>
     </w:p>
     <w:p>
@@ -10140,7 +10140,7 @@
           <w:sz w:val="28"/>
           <w:rFonts w:eastAsia="Calibri"/>
         </w:rPr>
-        <w:t>touch on</w:t>
+        <w:t>pay dividends</w:t>
       </w:r>
       <w:r>
         <w:rPr>
@@ -10151,7 +10151,7 @@
           <w:sz w:val="18"/>
           <w:rFonts w:eastAsia="Calibri"/>
         </w:rPr>
-        <w:t xml:space="preserve">   [PHRASAL VERB]</w:t>
+        <w:t xml:space="preserve">   [COLLOCATION]</w:t>
       </w:r>
     </w:p>
     <w:p>
@@ -10177,7 +10177,7 @@
           <w:sz w:val="20"/>
           <w:rFonts w:eastAsia="Calibri"/>
         </w:rPr>
-        <w:t>/tʌtʃ ɒn/</w:t>
+        <w:t>/peɪ ˈdɪvɪdɛndz/</w:t>
       </w:r>
     </w:p>
     <w:p>
@@ -10203,7 +10203,7 @@
           <w:sz w:val="21"/>
           <w:rFonts w:eastAsia="맑은 고딕"/>
         </w:rPr>
-        <w:t>(주제 등을) 간단히 다루다, 언급하다</w:t>
+        <w:t>수익을 내다, 이득을 가져다주다</w:t>
       </w:r>
     </w:p>
     <w:p>
@@ -10230,7 +10230,7 @@
           <w:sz w:val="19"/>
           <w:rFonts w:eastAsia="Calibri"/>
         </w:rPr>
-        <w:t>"The speaker briefly touched on the economic implications of the new policy."</w:t>
+        <w:t>"Investing in employee training always pays dividends in the long run."</w:t>
       </w:r>
     </w:p>
     <w:p>
@@ -10257,7 +10257,7 @@
           <w:sz w:val="21"/>
           <w:rFonts w:eastAsia="Calibri"/>
         </w:rPr>
-        <w:t>During the meeting, we only had time to touch on the main points.</w:t>
+        <w:t>Her dedication and hard work eventually paid dividends with a promotion.</w:t>
       </w:r>
     </w:p>
     <w:p>
@@ -10300,7 +10300,7 @@
           <w:sz w:val="28"/>
           <w:rFonts w:eastAsia="Calibri"/>
         </w:rPr>
-        <w:t>walk out on</w:t>
+        <w:t>get a foot in the door</w:t>
       </w:r>
       <w:r>
         <w:rPr>
@@ -10311,7 +10311,7 @@
           <w:sz w:val="18"/>
           <w:rFonts w:eastAsia="Calibri"/>
         </w:rPr>
-        <w:t xml:space="preserve">   [PHRASAL VERB]</w:t>
+        <w:t xml:space="preserve">   [IDIOM]</w:t>
       </w:r>
     </w:p>
     <w:p>
@@ -10337,7 +10337,7 @@
           <w:sz w:val="20"/>
           <w:rFonts w:eastAsia="Calibri"/>
         </w:rPr>
-        <w:t>/wɔːk aʊt ɒn/</w:t>
+        <w:t>/ɡɛt ə fʊt ɪn ðə dɔːr/</w:t>
       </w:r>
     </w:p>
     <w:p>
@@ -10363,7 +10363,7 @@
           <w:sz w:val="21"/>
           <w:rFonts w:eastAsia="맑은 고딕"/>
         </w:rPr>
-        <w:t>~을 버리다, 갑자기 떠나다</w:t>
+        <w:t>(특정 직업/조직에) 발판을 마련하다, 첫발을 들여놓다</w:t>
       </w:r>
     </w:p>
     <w:p>
@@ -10390,7 +10390,7 @@
           <w:sz w:val="19"/>
           <w:rFonts w:eastAsia="Calibri"/>
         </w:rPr>
-        <w:t>"He walked out on his family without saying a word, leaving them in financial difficulty."</w:t>
+        <w:t>"He started as an intern, just trying to get his foot in the door at the prestigious firm."</w:t>
       </w:r>
     </w:p>
     <w:p>
@@ -10417,7 +10417,7 @@
           <w:sz w:val="21"/>
           <w:rFonts w:eastAsia="Calibri"/>
         </w:rPr>
-        <w:t>It was unprofessional for him to walk out on the project halfway through.</w:t>
+        <w:t>An entry-level position is often a good way to get your foot in the door of a competitive industry.</w:t>
       </w:r>
     </w:p>
     <w:p>
@@ -10460,7 +10460,7 @@
           <w:sz w:val="28"/>
           <w:rFonts w:eastAsia="Calibri"/>
         </w:rPr>
-        <w:t>zone out</w:t>
+        <w:t>put someone through the wringer</w:t>
       </w:r>
       <w:r>
         <w:rPr>
@@ -10471,7 +10471,7 @@
           <w:sz w:val="18"/>
           <w:rFonts w:eastAsia="Calibri"/>
         </w:rPr>
-        <w:t xml:space="preserve">   [PHRASAL VERB]</w:t>
+        <w:t xml:space="preserve">   [IDIOM]</w:t>
       </w:r>
     </w:p>
     <w:p>
@@ -10497,7 +10497,7 @@
           <w:sz w:val="20"/>
           <w:rFonts w:eastAsia="Calibri"/>
         </w:rPr>
-        <w:t>/zoʊn aʊt/</w:t>
+        <w:t>/pʊt ˈsʌmwʌn θruː ðə ˈrɪŋər/</w:t>
       </w:r>
     </w:p>
     <w:p>
@@ -10523,7 +10523,7 @@
           <w:sz w:val="21"/>
           <w:rFonts w:eastAsia="맑은 고딕"/>
         </w:rPr>
-        <w:t>멍하니 있다, 집중하지 못하다</w:t>
+        <w:t>몹시 힘들게 하다, 고통을 주다</w:t>
       </w:r>
     </w:p>
     <w:p>
@@ -10550,7 +10550,7 @@
           <w:sz w:val="19"/>
           <w:rFonts w:eastAsia="Calibri"/>
         </w:rPr>
-        <w:t>"During the long lecture, I found myself zoning out and thinking about dinner."</w:t>
+        <w:t>"The audit really put our finance department through the wringer last month."</w:t>
       </w:r>
     </w:p>
     <w:p>
@@ -10577,7 +10577,7 @@
           <w:sz w:val="21"/>
           <w:rFonts w:eastAsia="Calibri"/>
         </w:rPr>
-        <w:t>Sometimes I just zone out when I'm tired and need a break.</w:t>
+        <w:t>The rigorous training program put the new recruits through the wringer.</w:t>
       </w:r>
     </w:p>
     <w:p>
@@ -10620,7 +10620,7 @@
           <w:sz w:val="28"/>
           <w:rFonts w:eastAsia="Calibri"/>
         </w:rPr>
-        <w:t>drum up business</w:t>
+        <w:t>at the end of the day</w:t>
       </w:r>
       <w:r>
         <w:rPr>
@@ -10631,7 +10631,7 @@
           <w:sz w:val="18"/>
           <w:rFonts w:eastAsia="Calibri"/>
         </w:rPr>
-        <w:t xml:space="preserve">   [COLLOCATION]</w:t>
+        <w:t xml:space="preserve">   [IDIOM]</w:t>
       </w:r>
     </w:p>
     <w:p>
@@ -10657,7 +10657,7 @@
           <w:sz w:val="20"/>
           <w:rFonts w:eastAsia="Calibri"/>
         </w:rPr>
-        <w:t>/drʌm ʌp ˈbɪznɪs/</w:t>
+        <w:t>/æt ðɪ ɛnd əv ðə deɪ/</w:t>
       </w:r>
     </w:p>
     <w:p>
@@ -10683,7 +10683,7 @@
           <w:sz w:val="21"/>
           <w:rFonts w:eastAsia="맑은 고딕"/>
         </w:rPr>
-        <w:t>손님을 모으다, 사업을 활성화하다</w:t>
+        <w:t>결국에는, 궁극적으로는</w:t>
       </w:r>
     </w:p>
     <w:p>
@@ -10710,7 +10710,7 @@
           <w:sz w:val="19"/>
           <w:rFonts w:eastAsia="Calibri"/>
         </w:rPr>
-        <w:t>"The new cafe is using social media to drum up business in the neighborhood."</w:t>
+        <w:t>"We can argue about the details, but at the end of the day, we all want the project to succeed."</w:t>
       </w:r>
     </w:p>
     <w:p>
@@ -10737,7 +10737,7 @@
           <w:sz w:val="21"/>
           <w:rFonts w:eastAsia="Calibri"/>
         </w:rPr>
-        <w:t>We need to come up with new strategies to drum up business during the off-peak season.</w:t>
+        <w:t>At the end of the day, customer satisfaction is our top priority.</w:t>
       </w:r>
     </w:p>
     <w:p>
@@ -10780,7 +10780,7 @@
           <w:sz w:val="28"/>
           <w:rFonts w:eastAsia="Calibri"/>
         </w:rPr>
-        <w:t>go the extra mile</w:t>
+        <w:t>come to a head</w:t>
       </w:r>
       <w:r>
         <w:rPr>
@@ -10817,7 +10817,7 @@
           <w:sz w:val="20"/>
           <w:rFonts w:eastAsia="Calibri"/>
         </w:rPr>
-        <w:t>/ɡoʊ ðɪ ˈɛkstrə maɪl/</w:t>
+        <w:t>/kʌm tuː ə hɛd/</w:t>
       </w:r>
     </w:p>
     <w:p>
@@ -10843,7 +10843,7 @@
           <w:sz w:val="21"/>
           <w:rFonts w:eastAsia="맑은 고딕"/>
         </w:rPr>
-        <w:t>특별히 더 노력하다, 최선을 다하다</w:t>
+        <w:t>극에 달하다, 절정에 이르다 (위기나 문제 등)</w:t>
       </w:r>
     </w:p>
     <w:p>
@@ -10870,7 +10870,7 @@
           <w:sz w:val="19"/>
           <w:rFonts w:eastAsia="Calibri"/>
         </w:rPr>
-        <w:t>"Our customer service team always goes the extra mile to ensure customer satisfaction."</w:t>
+        <w:t>"The ongoing tensions between the two departments finally came to a head last week."</w:t>
       </w:r>
     </w:p>
     <w:p>
@@ -10897,7 +10897,7 @@
           <w:sz w:val="21"/>
           <w:rFonts w:eastAsia="Calibri"/>
         </w:rPr>
-        <w:t>To get that promotion, you'll really need to go the extra mile and impress your boss.</w:t>
+        <w:t>The dispute over funding came to a head during the board meeting.</w:t>
       </w:r>
     </w:p>
     <w:p>
@@ -10940,7 +10940,7 @@
           <w:sz w:val="28"/>
           <w:rFonts w:eastAsia="Calibri"/>
         </w:rPr>
-        <w:t>put out feelers</w:t>
+        <w:t>get a grasp of</w:t>
       </w:r>
       <w:r>
         <w:rPr>
@@ -10977,7 +10977,7 @@
           <w:sz w:val="20"/>
           <w:rFonts w:eastAsia="Calibri"/>
         </w:rPr>
-        <w:t>/pʊt aʊt ˈfiːlərz/</w:t>
+        <w:t>/ɡɛt ə ɡrɑːsp ɒv/</w:t>
       </w:r>
     </w:p>
     <w:p>
@@ -11003,7 +11003,7 @@
           <w:sz w:val="21"/>
           <w:rFonts w:eastAsia="맑은 고딕"/>
         </w:rPr>
-        <w:t>탐색하다, 의향을 타진하다</w:t>
+        <w:t>~을 이해하다, 파악하다</w:t>
       </w:r>
     </w:p>
     <w:p>
@@ -11030,7 +11030,7 @@
           <w:sz w:val="19"/>
           <w:rFonts w:eastAsia="Calibri"/>
         </w:rPr>
-        <w:t>"Before launching the new product, we need to put out feelers to gauge market interest."</w:t>
+        <w:t>"It took him a while to get a good grasp of the complex economic theory."</w:t>
       </w:r>
     </w:p>
     <w:p>
@@ -11057,7 +11057,7 @@
           <w:sz w:val="21"/>
           <w:rFonts w:eastAsia="Calibri"/>
         </w:rPr>
-        <w:t>I'm putting out feelers for a new job, quietly seeing what opportunities are available.</w:t>
+        <w:t>New employees need time to get a full grasp of the company's internal processes.</w:t>
       </w:r>
     </w:p>
     <w:p>
@@ -11100,7 +11100,7 @@
           <w:sz w:val="28"/>
           <w:rFonts w:eastAsia="Calibri"/>
         </w:rPr>
-        <w:t>keep an eye on</w:t>
+        <w:t>keep tabs on</w:t>
       </w:r>
       <w:r>
         <w:rPr>
@@ -11137,7 +11137,7 @@
           <w:sz w:val="20"/>
           <w:rFonts w:eastAsia="Calibri"/>
         </w:rPr>
-        <w:t>/kiːp ən aɪ ɒn/</w:t>
+        <w:t>/kiːp tæbz ɒn/</w:t>
       </w:r>
     </w:p>
     <w:p>
@@ -11163,7 +11163,7 @@
           <w:sz w:val="21"/>
           <w:rFonts w:eastAsia="맑은 고딕"/>
         </w:rPr>
-        <w:t>~을 주시하다, ~을 잘 살피다</w:t>
+        <w:t>~을 주시하다, 감시하다</w:t>
       </w:r>
     </w:p>
     <w:p>
@@ -11190,7 +11190,7 @@
           <w:sz w:val="19"/>
           <w:rFonts w:eastAsia="Calibri"/>
         </w:rPr>
-        <w:t>"Please keep an eye on the market trends while I'm away."</w:t>
+        <w:t>"The manager asked me to keep tabs on the new project's progress."</w:t>
       </w:r>
     </w:p>
     <w:p>
@@ -11217,7 +11217,7 @@
           <w:sz w:val="21"/>
           <w:rFonts w:eastAsia="Calibri"/>
         </w:rPr>
-        <w:t>Can you keep an eye on my bag while I go to the restroom?</w:t>
+        <w:t>It's important to keep tabs on your competitors' strategies.</w:t>
       </w:r>
     </w:p>
     <w:p>
@@ -11260,7 +11260,7 @@
           <w:sz w:val="28"/>
           <w:rFonts w:eastAsia="Calibri"/>
         </w:rPr>
-        <w:t>make a point</w:t>
+        <w:t>take a backseat</w:t>
       </w:r>
       <w:r>
         <w:rPr>
@@ -11297,7 +11297,7 @@
           <w:sz w:val="20"/>
           <w:rFonts w:eastAsia="Calibri"/>
         </w:rPr>
-        <w:t>/meɪk ə pɔɪnt/</w:t>
+        <w:t>/teɪk ə ˈbækˌsiːt/</w:t>
       </w:r>
     </w:p>
     <w:p>
@@ -11323,7 +11323,7 @@
           <w:sz w:val="21"/>
           <w:rFonts w:eastAsia="맑은 고딕"/>
         </w:rPr>
-        <w:t>(특정 사실을) 강조하다, 역설하다</w:t>
+        <w:t>덜 중요한 역할을 하다, 뒷전으로 물러나다</w:t>
       </w:r>
     </w:p>
     <w:p>
@@ -11350,7 +11350,7 @@
           <w:sz w:val="19"/>
           <w:rFonts w:eastAsia="Calibri"/>
         </w:rPr>
-        <w:t>"She made a point of thanking every member of her team for their hard work."</w:t>
+        <w:t>"After years of leading, she decided to take a backseat and let younger colleagues take charge."</w:t>
       </w:r>
     </w:p>
     <w:p>
@@ -11377,7 +11377,7 @@
           <w:sz w:val="21"/>
           <w:rFonts w:eastAsia="Calibri"/>
         </w:rPr>
-        <w:t>During the presentation, he made a point to highlight the company's achievements.</w:t>
+        <w:t>Sometimes you need to take a backseat and let others lead.</w:t>
       </w:r>
     </w:p>
     <w:p>
@@ -11420,7 +11420,7 @@
           <w:sz w:val="28"/>
           <w:rFonts w:eastAsia="Calibri"/>
         </w:rPr>
-        <w:t>turn a blind eye</w:t>
+        <w:t>put a spin on</w:t>
       </w:r>
       <w:r>
         <w:rPr>
@@ -11457,7 +11457,7 @@
           <w:sz w:val="20"/>
           <w:rFonts w:eastAsia="Calibri"/>
         </w:rPr>
-        <w:t>/tɜːrn ə blaɪnd aɪ/</w:t>
+        <w:t>/pʊt ə spɪn ɒn/</w:t>
       </w:r>
     </w:p>
     <w:p>
@@ -11483,7 +11483,7 @@
           <w:sz w:val="21"/>
           <w:rFonts w:eastAsia="맑은 고딕"/>
         </w:rPr>
-        <w:t>못 본 척하다, 눈감아주다</w:t>
+        <w:t>(정보, 상황 등을) 유리하게 해석/설명하다, (견해를) 가미하다</w:t>
       </w:r>
     </w:p>
     <w:p>
@@ -11510,7 +11510,7 @@
           <w:sz w:val="19"/>
           <w:rFonts w:eastAsia="Calibri"/>
         </w:rPr>
-        <w:t>"The management was accused of turning a blind eye to the bullying behavior."</w:t>
+        <w:t>"The politician tried to put a positive spin on the negative election results."</w:t>
       </w:r>
     </w:p>
     <w:p>
@@ -11537,7 +11537,7 @@
           <w:sz w:val="21"/>
           <w:rFonts w:eastAsia="Calibri"/>
         </w:rPr>
-        <w:t>You can't just turn a blind eye to the problems in our community.</w:t>
+        <w:t>PR teams often try to put a favorable spin on bad news.</w:t>
       </w:r>
     </w:p>
     <w:p>
@@ -11580,7 +11580,7 @@
           <w:sz w:val="28"/>
           <w:rFonts w:eastAsia="Calibri"/>
         </w:rPr>
-        <w:t>pull rank</w:t>
+        <w:t>break the ice</w:t>
       </w:r>
       <w:r>
         <w:rPr>
@@ -11617,7 +11617,7 @@
           <w:sz w:val="20"/>
           <w:rFonts w:eastAsia="Calibri"/>
         </w:rPr>
-        <w:t>/pʊl ræŋk/</w:t>
+        <w:t>/breɪk ðɪ aɪs/</w:t>
       </w:r>
     </w:p>
     <w:p>
@@ -11643,7 +11643,7 @@
           <w:sz w:val="21"/>
           <w:rFonts w:eastAsia="맑은 고딕"/>
         </w:rPr>
-        <w:t>직위나 권한을 내세워 지시하다</w:t>
+        <w:t>딱딱한 분위기를 깨다, 서먹서먹한 관계를 완화하다</w:t>
       </w:r>
     </w:p>
     <w:p>
@@ -11670,7 +11670,7 @@
           <w:sz w:val="19"/>
           <w:rFonts w:eastAsia="Calibri"/>
         </w:rPr>
-        <w:t>"Instead of debating, the manager just pulled rank and made a unilateral decision."</w:t>
+        <w:t>"We played a few games to break the ice at the beginning of the workshop."</w:t>
       </w:r>
     </w:p>
     <w:p>
@@ -11697,7 +11697,7 @@
           <w:sz w:val="21"/>
           <w:rFonts w:eastAsia="Calibri"/>
         </w:rPr>
-        <w:t>Don't try to pull rank on me; we're all equals in this project.</w:t>
+        <w:t>A funny anecdote is always a good way to break the ice in a presentation.</w:t>
       </w:r>
     </w:p>
     <w:p>
@@ -11740,7 +11740,7 @@
           <w:sz w:val="28"/>
           <w:rFonts w:eastAsia="Calibri"/>
         </w:rPr>
-        <w:t>pay lip service</w:t>
+        <w:t>put one's money where one's mouth is</w:t>
       </w:r>
       <w:r>
         <w:rPr>
@@ -11777,7 +11777,7 @@
           <w:sz w:val="20"/>
           <w:rFonts w:eastAsia="Calibri"/>
         </w:rPr>
-        <w:t>/peɪ lɪp ˈsɜːrvɪs/</w:t>
+        <w:t>/pʊt wʌnz ˈmʌni wɛər wʌnz maʊθ ɪz/</w:t>
       </w:r>
     </w:p>
     <w:p>
@@ -11803,7 +11803,7 @@
           <w:sz w:val="21"/>
           <w:rFonts w:eastAsia="맑은 고딕"/>
         </w:rPr>
-        <w:t>겉으로만 동의하거나 지지하는 척하다, 입발림을 하다</w:t>
+        <w:t>말뿐이 아니라 행동으로 보여주다, 공언한 대로 돈을 쓰거나 행동하다</w:t>
       </w:r>
     </w:p>
     <w:p>
@@ -11830,7 +11830,7 @@
           <w:sz w:val="19"/>
           <w:rFonts w:eastAsia="Calibri"/>
         </w:rPr>
-        <w:t>"Critics argue that the company only pays lip service to environmental protection without real action."</w:t>
+        <w:t>"He keeps saying he'll invest, but he needs to put his money where his mouth is."</w:t>
       </w:r>
     </w:p>
     <w:p>
@@ -11857,7 +11857,7 @@
           <w:sz w:val="21"/>
           <w:rFonts w:eastAsia="Calibri"/>
         </w:rPr>
-        <w:t>Many politicians pay lip service to helping the poor but do little in practice.</w:t>
+        <w:t>If the company truly believes in environmental protection, they need to put their money where their mouth is and invest in sustainable practices.</w:t>
       </w:r>
     </w:p>
     <w:p>
@@ -11900,7 +11900,7 @@
           <w:sz w:val="28"/>
           <w:rFonts w:eastAsia="Calibri"/>
         </w:rPr>
-        <w:t>give someone the green light</w:t>
+        <w:t>on the same wavelength</w:t>
       </w:r>
       <w:r>
         <w:rPr>
@@ -11911,7 +11911,7 @@
           <w:sz w:val="18"/>
           <w:rFonts w:eastAsia="Calibri"/>
         </w:rPr>
-        <w:t xml:space="preserve">   [COLLOCATION]</w:t>
+        <w:t xml:space="preserve">   [IDIOM]</w:t>
       </w:r>
     </w:p>
     <w:p>
@@ -11937,7 +11937,7 @@
           <w:sz w:val="20"/>
           <w:rFonts w:eastAsia="Calibri"/>
         </w:rPr>
-        <w:t>/ɡɪv ˌsʌmwʌn ðə ɡriːn laɪt/</w:t>
+        <w:t>/ɒn ðə seɪm ˈweɪvlɛŋθ/</w:t>
       </w:r>
     </w:p>
     <w:p>
@@ -11963,7 +11963,7 @@
           <w:sz w:val="21"/>
           <w:rFonts w:eastAsia="맑은 고딕"/>
         </w:rPr>
-        <w:t>~에게 허락하다, 승인하다</w:t>
+        <w:t>생각이 일치하는, 통하는</w:t>
       </w:r>
     </w:p>
     <w:p>
@@ -11990,7 +11990,7 @@
           <w:sz w:val="19"/>
           <w:rFonts w:eastAsia="Calibri"/>
         </w:rPr>
-        <w:t>"The board finally gave the team the green light to proceed with the experimental project."</w:t>
+        <w:t>"My colleague and I are always on the same wavelength when it comes to creative ideas."</w:t>
       </w:r>
     </w:p>
     <w:p>
@@ -12017,7 +12017,7 @@
           <w:sz w:val="21"/>
           <w:rFonts w:eastAsia="Calibri"/>
         </w:rPr>
-        <w:t>Once we get the green light from legal, we can start advertising the new service.</w:t>
+        <w:t>It helps a lot when you're working with someone who's on the same wavelength.</w:t>
       </w:r>
     </w:p>
     <w:p>
@@ -12060,7 +12060,7 @@
           <w:sz w:val="28"/>
           <w:rFonts w:eastAsia="Calibri"/>
         </w:rPr>
-        <w:t>give someone the benefit of the doubt</w:t>
+        <w:t>throw one's weight around</w:t>
       </w:r>
       <w:r>
         <w:rPr>
@@ -12097,7 +12097,7 @@
           <w:sz w:val="20"/>
           <w:rFonts w:eastAsia="Calibri"/>
         </w:rPr>
-        <w:t>/ɡɪv ˌsʌmwʌn ðə ˈbɛnɪfɪt ɒv ðə daʊt/</w:t>
+        <w:t>/θroʊ wʌnz weɪt əˈraʊnd/</w:t>
       </w:r>
     </w:p>
     <w:p>
@@ -12123,7 +12123,7 @@
           <w:sz w:val="21"/>
           <w:rFonts w:eastAsia="맑은 고딕"/>
         </w:rPr>
-        <w:t>일단 믿어주다, 좋게 봐주다</w:t>
+        <w:t>권력을 휘두르다, 위세를 부리다</w:t>
       </w:r>
     </w:p>
     <w:p>
@@ -12150,7 +12150,7 @@
           <w:sz w:val="19"/>
           <w:rFonts w:eastAsia="Calibri"/>
         </w:rPr>
-        <w:t>"Despite the mixed reviews, I decided to give the new restaurant the benefit of the doubt."</w:t>
+        <w:t>"The new manager started throwing his weight around, making everyone uncomfortable."</w:t>
       </w:r>
     </w:p>
     <w:p>
@@ -12177,7 +12177,7 @@
           <w:sz w:val="21"/>
           <w:rFonts w:eastAsia="Calibri"/>
         </w:rPr>
-        <w:t>He's usually very reliable, so I'll give him the benefit of the doubt about being late today.</w:t>
+        <w:t>Don't throw your weight around just because you got a promotion; it's bad for team morale.</w:t>
       </w:r>
     </w:p>
     <w:p>
@@ -12220,7 +12220,7 @@
           <w:sz w:val="28"/>
           <w:rFonts w:eastAsia="Calibri"/>
         </w:rPr>
-        <w:t>break the bank</w:t>
+        <w:t>cut someone some slack</w:t>
       </w:r>
       <w:r>
         <w:rPr>
@@ -12257,7 +12257,7 @@
           <w:sz w:val="20"/>
           <w:rFonts w:eastAsia="Calibri"/>
         </w:rPr>
-        <w:t>/breɪk ðə bæŋk/</w:t>
+        <w:t>/kʌt ˈsʌmwʌn sʌm slæk/</w:t>
       </w:r>
     </w:p>
     <w:p>
@@ -12283,7 +12283,7 @@
           <w:sz w:val="21"/>
           <w:rFonts w:eastAsia="맑은 고딕"/>
         </w:rPr>
-        <w:t>엄청난 돈을 쓰다, 거액을 지출하다</w:t>
+        <w:t>~에게 너그러이 대하다, ~을 봐주다</w:t>
       </w:r>
     </w:p>
     <w:p>
@@ -12310,7 +12310,7 @@
           <w:sz w:val="19"/>
           <w:rFonts w:eastAsia="Calibri"/>
         </w:rPr>
-        <w:t>"Getting better WiFi for hundreds of trains shouldn't break the bank for the government."</w:t>
+        <w:t>"He's been under a lot of stress lately, so cut him some slack."</w:t>
       </w:r>
     </w:p>
     <w:p>
@@ -12337,7 +12337,7 @@
           <w:sz w:val="21"/>
           <w:rFonts w:eastAsia="Calibri"/>
         </w:rPr>
-        <w:t>We want a nice vacation, but we don't want to break the bank.</w:t>
+        <w:t>It's her first day, so we should cut her some slack if she makes mistakes.</w:t>
       </w:r>
     </w:p>
     <w:p>
@@ -12380,7 +12380,7 @@
           <w:sz w:val="28"/>
           <w:rFonts w:eastAsia="Calibri"/>
         </w:rPr>
-        <w:t>foot the bill</w:t>
+        <w:t>get off the hook</w:t>
       </w:r>
       <w:r>
         <w:rPr>
@@ -12391,7 +12391,7 @@
           <w:sz w:val="18"/>
           <w:rFonts w:eastAsia="Calibri"/>
         </w:rPr>
-        <w:t xml:space="preserve">   [COLLOCATION]</w:t>
+        <w:t xml:space="preserve">   [IDIOM]</w:t>
       </w:r>
     </w:p>
     <w:p>
@@ -12417,7 +12417,7 @@
           <w:sz w:val="20"/>
           <w:rFonts w:eastAsia="Calibri"/>
         </w:rPr>
-        <w:t>/fʊt ðə bɪl/</w:t>
+        <w:t>/ɡɛt ɒf ðə hʊk/</w:t>
       </w:r>
     </w:p>
     <w:p>
@@ -12443,7 +12443,7 @@
           <w:sz w:val="21"/>
           <w:rFonts w:eastAsia="맑은 고딕"/>
         </w:rPr>
-        <w:t>계산하다, 비용을 부담하다</w:t>
+        <w:t>(어려운 상황, 책임에서) 벗어나다</w:t>
       </w:r>
     </w:p>
     <w:p>
@@ -12470,7 +12470,7 @@
           <w:sz w:val="19"/>
           <w:rFonts w:eastAsia="Calibri"/>
         </w:rPr>
-        <w:t>"The government will foot the bill for the WiFi upgrade on the trains."</w:t>
+        <w:t>"I thought I'd have to work late, but luckily I got off the hook."</w:t>
       </w:r>
     </w:p>
     <w:p>
@@ -12497,7 +12497,7 @@
           <w:sz w:val="21"/>
           <w:rFonts w:eastAsia="Calibri"/>
         </w:rPr>
-        <w:t>My company offered to foot the bill for my further education.</w:t>
+        <w:t>The company managed to get off the hook for the environmental damage by settling out of court.</w:t>
       </w:r>
     </w:p>
     <w:p>
@@ -12540,7 +12540,7 @@
           <w:sz w:val="28"/>
           <w:rFonts w:eastAsia="Calibri"/>
         </w:rPr>
-        <w:t>piece of cake</w:t>
+        <w:t>give it one's best shot</w:t>
       </w:r>
       <w:r>
         <w:rPr>
@@ -12577,7 +12577,7 @@
           <w:sz w:val="20"/>
           <w:rFonts w:eastAsia="Calibri"/>
         </w:rPr>
-        <w:t>/piːs ɒv keɪk/</w:t>
+        <w:t>/ɡɪv ɪt wʌnz bɛst ʃɒt/</w:t>
       </w:r>
     </w:p>
     <w:p>
@@ -12603,7 +12603,7 @@
           <w:sz w:val="21"/>
           <w:rFonts w:eastAsia="맑은 고딕"/>
         </w:rPr>
-        <w:t>매우 쉬운 일</w:t>
+        <w:t>최선을 다하다</w:t>
       </w:r>
     </w:p>
     <w:p>
@@ -12630,7 +12630,7 @@
           <w:sz w:val="19"/>
           <w:rFonts w:eastAsia="Calibri"/>
         </w:rPr>
-        <w:t>"Don't worry about the exam; it'll be a piece of cake if you've studied."</w:t>
+        <w:t>"I might not win, but I'm going to give it my best shot in the competition."</w:t>
       </w:r>
     </w:p>
     <w:p>
@@ -12657,7 +12657,7 @@
           <w:sz w:val="21"/>
           <w:rFonts w:eastAsia="Calibri"/>
         </w:rPr>
-        <w:t>Learning to use the new software was a piece of cake for him.</w:t>
+        <w:t>Even if the odds are against us, we should still give it our best shot.</w:t>
       </w:r>
     </w:p>
     <w:p>
@@ -12700,7 +12700,7 @@
           <w:sz w:val="28"/>
           <w:rFonts w:eastAsia="Calibri"/>
         </w:rPr>
-        <w:t>back to the drawing board</w:t>
+        <w:t>on the fly</w:t>
       </w:r>
       <w:r>
         <w:rPr>
@@ -12737,7 +12737,7 @@
           <w:sz w:val="20"/>
           <w:rFonts w:eastAsia="Calibri"/>
         </w:rPr>
-        <w:t>/bæk tuː ðə ˈdrɔːɪŋ bɔːrd/</w:t>
+        <w:t>/ɒn ðə flaɪ/</w:t>
       </w:r>
     </w:p>
     <w:p>
@@ -12763,7 +12763,7 @@
           <w:sz w:val="21"/>
           <w:rFonts w:eastAsia="맑은 고딕"/>
         </w:rPr>
-        <w:t>원점으로 돌아가 다시 시작하다</w:t>
+        <w:t>즉석에서, 즉흥적으로</w:t>
       </w:r>
     </w:p>
     <w:p>
@@ -12790,7 +12790,7 @@
           <w:sz w:val="19"/>
           <w:rFonts w:eastAsia="Calibri"/>
         </w:rPr>
-        <w:t>"Our first attempt failed, so it's back to the drawing board for the entire team."</w:t>
+        <w:t>"We had to make some crucial decisions on the fly during the crisis."</w:t>
       </w:r>
     </w:p>
     <w:p>
@@ -12817,7 +12817,7 @@
           <w:sz w:val="21"/>
           <w:rFonts w:eastAsia="Calibri"/>
         </w:rPr>
-        <w:t>The client rejected our proposal, so we're back to the drawing board to come up with new ideas.</w:t>
+        <w:t>The developer had to fix the bug on the fly during the live demo.</w:t>
       </w:r>
     </w:p>
     <w:p>
@@ -12860,7 +12860,7 @@
           <w:sz w:val="28"/>
           <w:rFonts w:eastAsia="Calibri"/>
         </w:rPr>
-        <w:t>jump on the bandwagon</w:t>
+        <w:t>the last straw</w:t>
       </w:r>
       <w:r>
         <w:rPr>
@@ -12897,7 +12897,7 @@
           <w:sz w:val="20"/>
           <w:rFonts w:eastAsia="Calibri"/>
         </w:rPr>
-        <w:t>/dʒʌmp ɒn ðə ˈbændˌwæɡən/</w:t>
+        <w:t>/ðə læst strɔː/</w:t>
       </w:r>
     </w:p>
     <w:p>
@@ -12923,7 +12923,7 @@
           <w:sz w:val="21"/>
           <w:rFonts w:eastAsia="맑은 고딕"/>
         </w:rPr>
-        <w:t>시류에 편승하다, 유행을 따르다</w:t>
+        <w:t>더 이상 참을 수 없는 한계, 마지막 지푸라기</w:t>
       </w:r>
     </w:p>
     <w:p>
@@ -12950,7 +12950,7 @@
           <w:sz w:val="19"/>
           <w:rFonts w:eastAsia="Calibri"/>
         </w:rPr>
-        <w:t>"Many investors are jumping on the AI bandwagon hoping for quick profits."</w:t>
+        <w:t>"His constant tardiness was annoying, but breaking my laptop was the last straw."</w:t>
       </w:r>
     </w:p>
     <w:p>
@@ -12977,7 +12977,7 @@
           <w:sz w:val="21"/>
           <w:rFonts w:eastAsia="Calibri"/>
         </w:rPr>
-        <w:t>After seeing the success of their competitor, they decided to jump on the bandwagon and offer similar services.</w:t>
+        <w:t>The increasing energy bills were the last straw for many low-income households.</w:t>
       </w:r>
     </w:p>
     <w:p>
@@ -13020,7 +13020,7 @@
           <w:sz w:val="28"/>
           <w:rFonts w:eastAsia="Calibri"/>
         </w:rPr>
-        <w:t>get a handle on</w:t>
+        <w:t>have a stake in</w:t>
       </w:r>
       <w:r>
         <w:rPr>
@@ -13031,7 +13031,7 @@
           <w:sz w:val="18"/>
           <w:rFonts w:eastAsia="Calibri"/>
         </w:rPr>
-        <w:t xml:space="preserve">   [IDIOM]</w:t>
+        <w:t xml:space="preserve">   [COLLOCATION]</w:t>
       </w:r>
     </w:p>
     <w:p>
@@ -13057,7 +13057,7 @@
           <w:sz w:val="20"/>
           <w:rFonts w:eastAsia="Calibri"/>
         </w:rPr>
-        <w:t>/ɡɛt ə ˈhændl ɒn/</w:t>
+        <w:t>/hæv ə steɪk ɪn/</w:t>
       </w:r>
     </w:p>
     <w:p>
@@ -13083,7 +13083,7 @@
           <w:sz w:val="21"/>
           <w:rFonts w:eastAsia="맑은 고딕"/>
         </w:rPr>
-        <w:t>~을 이해하고 통제하다, 다루는 방법을 알다</w:t>
+        <w:t>~에 이해관계가 있다, ~에 대한 책임/권리가 있다</w:t>
       </w:r>
     </w:p>
     <w:p>
@@ -13110,7 +13110,7 @@
           <w:sz w:val="19"/>
           <w:rFonts w:eastAsia="Calibri"/>
         </w:rPr>
-        <w:t>"It took me a while to get a handle on the new software's features."</w:t>
+        <w:t>"As shareholders, we all have a stake in the company's success."</w:t>
       </w:r>
     </w:p>
     <w:p>
@@ -13137,7 +13137,7 @@
           <w:sz w:val="21"/>
           <w:rFonts w:eastAsia="Calibri"/>
         </w:rPr>
-        <w:t>We need to get a handle on our expenses before they get out of control.</w:t>
+        <w:t>Every team member has a stake in the project's outcome.</w:t>
       </w:r>
     </w:p>
     <w:p>
@@ -13180,7 +13180,7 @@
           <w:sz w:val="28"/>
           <w:rFonts w:eastAsia="Calibri"/>
         </w:rPr>
-        <w:t>have a lot on one's plate</w:t>
+        <w:t>lose one's cool</w:t>
       </w:r>
       <w:r>
         <w:rPr>
@@ -13217,7 +13217,7 @@
           <w:sz w:val="20"/>
           <w:rFonts w:eastAsia="Calibri"/>
         </w:rPr>
-        <w:t>/hæv ə lɒt ɒn wʌnz pleɪt/</w:t>
+        <w:t>/luːz wʌnz kuːl/</w:t>
       </w:r>
     </w:p>
     <w:p>
@@ -13243,7 +13243,7 @@
           <w:sz w:val="21"/>
           <w:rFonts w:eastAsia="맑은 고딕"/>
         </w:rPr>
-        <w:t>할 일이 많다, 책임이 많다</w:t>
+        <w:t>침착함을 잃다, 화내다</w:t>
       </w:r>
     </w:p>
     <w:p>
@@ -13270,7 +13270,7 @@
           <w:sz w:val="19"/>
           <w:rFonts w:eastAsia="Calibri"/>
         </w:rPr>
-        <w:t>"With the upcoming merger and new product launch, the CEO has a lot on her plate."</w:t>
+        <w:t>"He rarely loses his cool, even under immense pressure."</w:t>
       </w:r>
     </w:p>
     <w:p>
@@ -13297,7 +13297,7 @@
           <w:sz w:val="21"/>
           <w:rFonts w:eastAsia="Calibri"/>
         </w:rPr>
-        <w:t>I can't take on any more tasks right now; I already have a lot on my plate.</w:t>
+        <w:t>It's easy to lose your cool when dealing with difficult customers.</w:t>
       </w:r>
     </w:p>
     <w:p>
@@ -13340,7 +13340,7 @@
           <w:sz w:val="28"/>
           <w:rFonts w:eastAsia="Calibri"/>
         </w:rPr>
-        <w:t>keep one's head above water</w:t>
+        <w:t>take sides</w:t>
       </w:r>
       <w:r>
         <w:rPr>
@@ -13351,7 +13351,7 @@
           <w:sz w:val="18"/>
           <w:rFonts w:eastAsia="Calibri"/>
         </w:rPr>
-        <w:t xml:space="preserve">   [IDIOM]</w:t>
+        <w:t xml:space="preserve">   [COLLOCATION]</w:t>
       </w:r>
     </w:p>
     <w:p>
@@ -13377,7 +13377,7 @@
           <w:sz w:val="20"/>
           <w:rFonts w:eastAsia="Calibri"/>
         </w:rPr>
-        <w:t>/kiːp wʌnz hɛd əˈbʌv ˈwɔːtər/</w:t>
+        <w:t>/teɪk saɪdz/</w:t>
       </w:r>
     </w:p>
     <w:p>
@@ -13403,7 +13403,7 @@
           <w:sz w:val="21"/>
           <w:rFonts w:eastAsia="맑은 고딕"/>
         </w:rPr>
-        <w:t>빚지지 않고 겨우 살아가다, 재정적 어려움 속에서 버티다</w:t>
+        <w:t>(논쟁 등에서) 편을 들다</w:t>
       </w:r>
     </w:p>
     <w:p>
@@ -13430,7 +13430,7 @@
           <w:sz w:val="19"/>
           <w:rFonts w:eastAsia="Calibri"/>
         </w:rPr>
-        <w:t>"Many small businesses are struggling to keep their heads above water during the economic downturn."</w:t>
+        <w:t>"In a dispute between friends, it's often best not to take sides."</w:t>
       </w:r>
     </w:p>
     <w:p>
@@ -13457,7 +13457,7 @@
           <w:sz w:val="21"/>
           <w:rFonts w:eastAsia="Calibri"/>
         </w:rPr>
-        <w:t>With rising inflation, it's hard for single parents to keep their heads above water.</w:t>
+        <w:t>The manager refused to take sides in the argument between the two employees.</w:t>
       </w:r>
     </w:p>
     <w:p>
@@ -13500,7 +13500,7 @@
           <w:sz w:val="28"/>
           <w:rFonts w:eastAsia="Calibri"/>
         </w:rPr>
-        <w:t>up in the air</w:t>
+        <w:t>give every chance to succeed</w:t>
       </w:r>
       <w:r>
         <w:rPr>
@@ -13511,7 +13511,7 @@
           <w:sz w:val="18"/>
           <w:rFonts w:eastAsia="Calibri"/>
         </w:rPr>
-        <w:t xml:space="preserve">   [IDIOM]</w:t>
+        <w:t xml:space="preserve">   [COLLOCATION]</w:t>
       </w:r>
     </w:p>
     <w:p>
@@ -13537,7 +13537,7 @@
           <w:sz w:val="20"/>
           <w:rFonts w:eastAsia="Calibri"/>
         </w:rPr>
-        <w:t>/ʌp ɪn ðɪ ɛər/</w:t>
+        <w:t>/ɡɪv ˈɛvri tʃæns tuː səkˈsiːd/</w:t>
       </w:r>
     </w:p>
     <w:p>
@@ -13563,7 +13563,7 @@
           <w:sz w:val="21"/>
           <w:rFonts w:eastAsia="맑은 고딕"/>
         </w:rPr>
-        <w:t>미정인, 불확실한</w:t>
+        <w:t>~에게 성공할 모든 기회를 주다</w:t>
       </w:r>
     </w:p>
     <w:p>
@@ -13590,7 +13590,7 @@
           <w:sz w:val="19"/>
           <w:rFonts w:eastAsia="Calibri"/>
         </w:rPr>
-        <w:t>"Our travel plans for the summer are still up in the air due to the uncertain situation."</w:t>
+        <w:t>"U.S. will give Iran talks 'every chance to succeed'"</w:t>
       </w:r>
     </w:p>
     <w:p>
@@ -13617,7 +13617,7 @@
           <w:sz w:val="21"/>
           <w:rFonts w:eastAsia="Calibri"/>
         </w:rPr>
-        <w:t>The future of the project is still up in the air, awaiting board approval.</w:t>
+        <w:t>The company decided to give the new startup every chance to succeed by providing ample resources.</w:t>
       </w:r>
     </w:p>
     <w:p>
@@ -13660,7 +13660,7 @@
           <w:sz w:val="28"/>
           <w:rFonts w:eastAsia="Calibri"/>
         </w:rPr>
-        <w:t>a drop in the bucket</w:t>
+        <w:t>near a deal</w:t>
       </w:r>
       <w:r>
         <w:rPr>
@@ -13671,7 +13671,7 @@
           <w:sz w:val="18"/>
           <w:rFonts w:eastAsia="Calibri"/>
         </w:rPr>
-        <w:t xml:space="preserve">   [IDIOM]</w:t>
+        <w:t xml:space="preserve">   [COLLOCATION]</w:t>
       </w:r>
     </w:p>
     <w:p>
@@ -13697,7 +13697,7 @@
           <w:sz w:val="20"/>
           <w:rFonts w:eastAsia="Calibri"/>
         </w:rPr>
-        <w:t>/ə drɒp ɪn ðə ˈbʌkɪt/</w:t>
+        <w:t>/nɪər ə diːl/</w:t>
       </w:r>
     </w:p>
     <w:p>
@@ -13723,7 +13723,7 @@
           <w:sz w:val="21"/>
           <w:rFonts w:eastAsia="맑은 고딕"/>
         </w:rPr>
-        <w:t>새 발의 피, 극히 일부에 지나지 않는 양</w:t>
+        <w:t>합의에 근접하다</w:t>
       </w:r>
     </w:p>
     <w:p>
@@ -13750,7 +13750,7 @@
           <w:sz w:val="19"/>
           <w:rFonts w:eastAsia="Calibri"/>
         </w:rPr>
-        <w:t>"The initial investment was just a drop in the bucket compared to the total cost of the project."</w:t>
+        <w:t>"traders assess whether U.S. is nearing a deal with Iran"</w:t>
       </w:r>
     </w:p>
     <w:p>
@@ -13777,7 +13777,7 @@
           <w:sz w:val="21"/>
           <w:rFonts w:eastAsia="Calibri"/>
         </w:rPr>
-        <w:t>Our contribution to the charity felt like a drop in the bucket, but every bit helps.</w:t>
+        <w:t>After weeks of intense negotiations, both parties finally seem to be nearing a deal.</w:t>
       </w:r>
     </w:p>
     <w:p>
@@ -13820,7 +13820,7 @@
           <w:sz w:val="28"/>
           <w:rFonts w:eastAsia="Calibri"/>
         </w:rPr>
-        <w:t>actions speak louder than words</w:t>
+        <w:t>be the right way to go</w:t>
       </w:r>
       <w:r>
         <w:rPr>
@@ -13857,7 +13857,7 @@
           <w:sz w:val="20"/>
           <w:rFonts w:eastAsia="Calibri"/>
         </w:rPr>
-        <w:t>/ˈækʃənz spiːk ˈlaʊdər ðæn wɜːrdz/</w:t>
+        <w:t>/bi ðə raɪt weɪ tuː ɡoʊ/</w:t>
       </w:r>
     </w:p>
     <w:p>
@@ -13883,7 +13883,7 @@
           <w:sz w:val="21"/>
           <w:rFonts w:eastAsia="맑은 고딕"/>
         </w:rPr>
-        <w:t>말보다 행동이 더 중요하다</w:t>
+        <w:t>올바른/최적의 방법이다</w:t>
       </w:r>
     </w:p>
     <w:p>
@@ -13910,7 +13910,7 @@
           <w:sz w:val="19"/>
           <w:rFonts w:eastAsia="Calibri"/>
         </w:rPr>
-        <w:t>"He keeps promising to change, but actions speak louder than words."</w:t>
+        <w:t>"the automaker's decision to kill its EV to focus on plug-in hybrid electric vehicles was 'the right way to go' for his company."</w:t>
       </w:r>
     </w:p>
     <w:p>
@@ -13937,7 +13937,7 @@
           <w:sz w:val="21"/>
           <w:rFonts w:eastAsia="Calibri"/>
         </w:rPr>
-        <w:t>Instead of just talking about sustainability, the company showed that actions speak louder than words with its new eco-friendly products.</w:t>
+        <w:t>Investing in sustainable energy is definitely the right way to go for future economic growth.</w:t>
       </w:r>
     </w:p>
     <w:p>
@@ -13980,7 +13980,7 @@
           <w:sz w:val="28"/>
           <w:rFonts w:eastAsia="Calibri"/>
         </w:rPr>
-        <w:t>add fuel to the fire</w:t>
+        <w:t>dilute the vote</w:t>
       </w:r>
       <w:r>
         <w:rPr>
@@ -13991,7 +13991,7 @@
           <w:sz w:val="18"/>
           <w:rFonts w:eastAsia="Calibri"/>
         </w:rPr>
-        <w:t xml:space="preserve">   [IDIOM]</w:t>
+        <w:t xml:space="preserve">   [COLLOCATION]</w:t>
       </w:r>
     </w:p>
     <w:p>
@@ -14017,7 +14017,7 @@
           <w:sz w:val="20"/>
           <w:rFonts w:eastAsia="Calibri"/>
         </w:rPr>
-        <w:t>/æd fjuːəl tuː ðə ˈfaɪər/</w:t>
+        <w:t>/daɪˈluːt ðə voʊt/</w:t>
       </w:r>
     </w:p>
     <w:p>
@@ -14043,7 +14043,7 @@
           <w:sz w:val="21"/>
           <w:rFonts w:eastAsia="맑은 고딕"/>
         </w:rPr>
-        <w:t>불난 집에 부채질하다, 상황을 악화시키다</w:t>
+        <w:t>(특정 집단의) 표의 영향력을 약화시키다</w:t>
       </w:r>
     </w:p>
     <w:p>
@@ -14070,7 +14070,7 @@
           <w:sz w:val="19"/>
           <w:rFonts w:eastAsia="Calibri"/>
         </w:rPr>
-        <w:t>"His sarcastic remark only added fuel to the fire during the heated discussion."</w:t>
+        <w:t>"congressional map that dilutes Black vote"</w:t>
       </w:r>
     </w:p>
     <w:p>
@@ -14097,7 +14097,7 @@
           <w:sz w:val="21"/>
           <w:rFonts w:eastAsia="Calibri"/>
         </w:rPr>
-        <w:t>Don't mention the layoffs, you'll just add fuel to the fire of employee discontent.</w:t>
+        <w:t>Critics argued that the new district boundaries would dilute the vote of minority communities.</w:t>
       </w:r>
     </w:p>
     <w:p>
@@ -14140,7 +14140,7 @@
           <w:sz w:val="28"/>
           <w:rFonts w:eastAsia="Calibri"/>
         </w:rPr>
-        <w:t>all in the same boat</w:t>
+        <w:t>feel worse off</w:t>
       </w:r>
       <w:r>
         <w:rPr>
@@ -14151,7 +14151,7 @@
           <w:sz w:val="18"/>
           <w:rFonts w:eastAsia="Calibri"/>
         </w:rPr>
-        <w:t xml:space="preserve">   [IDIOM]</w:t>
+        <w:t xml:space="preserve">   [COLLOCATION]</w:t>
       </w:r>
     </w:p>
     <w:p>
@@ -14177,7 +14177,7 @@
           <w:sz w:val="20"/>
           <w:rFonts w:eastAsia="Calibri"/>
         </w:rPr>
-        <w:t>/ɔːl ɪn ðə seɪm boʊt/</w:t>
+        <w:t>/fiːl wɜːrs ɔːf/</w:t>
       </w:r>
     </w:p>
     <w:p>
@@ -14203,7 +14203,7 @@
           <w:sz w:val="21"/>
           <w:rFonts w:eastAsia="맑은 고딕"/>
         </w:rPr>
-        <w:t>모두 같은 처지에 있다, 한 배를 타다</w:t>
+        <w:t>형편이 더 나빠졌다고 느끼다</w:t>
       </w:r>
     </w:p>
     <w:p>
@@ -14230,7 +14230,7 @@
           <w:sz w:val="19"/>
           <w:rFonts w:eastAsia="Calibri"/>
         </w:rPr>
-        <w:t>"With rising inflation, we're all in the same boat, trying to cut down on expenses."</w:t>
+        <w:t>"Americans feel worse off than ever before"</w:t>
       </w:r>
     </w:p>
     <w:p>
@@ -14257,7 +14257,7 @@
           <w:sz w:val="21"/>
           <w:rFonts w:eastAsia="Calibri"/>
         </w:rPr>
-        <w:t>During the pandemic, remote workers and office workers were all in the same boat, adapting to new routines.</w:t>
+        <w:t>Many low-income families feel worse off due to the rising cost of living.</w:t>
       </w:r>
     </w:p>
     <w:p>
@@ -14300,7 +14300,7 @@
           <w:sz w:val="28"/>
           <w:rFonts w:eastAsia="Calibri"/>
         </w:rPr>
-        <w:t>barking up the wrong tree</w:t>
+        <w:t>when the pinch comes</w:t>
       </w:r>
       <w:r>
         <w:rPr>
@@ -14337,7 +14337,7 @@
           <w:sz w:val="20"/>
           <w:rFonts w:eastAsia="Calibri"/>
         </w:rPr>
-        <w:t>/ˈbɑːrkɪŋ ʌp ðə rɒŋ triː/</w:t>
+        <w:t>/wɛn ðə pɪntʃ kʌmz/</w:t>
       </w:r>
     </w:p>
     <w:p>
@@ -14363,7 +14363,7 @@
           <w:sz w:val="21"/>
           <w:rFonts w:eastAsia="맑은 고딕"/>
         </w:rPr>
-        <w:t>엉뚱한 사람을 비난하거나 엉뚱한 방향으로 추측하다</w:t>
+        <w:t>어려움/곤궁이 닥칠 때</w:t>
       </w:r>
     </w:p>
     <w:p>
@@ -14390,7 +14390,7 @@
           <w:sz w:val="19"/>
           <w:rFonts w:eastAsia="Calibri"/>
         </w:rPr>
-        <w:t>"If you think I'm responsible for this mistake, you're barking up the wrong tree."</w:t>
+        <w:t>"action now can save money when the pinch comes this winter."</w:t>
       </w:r>
     </w:p>
     <w:p>
@@ -14417,7 +14417,7 @@
           <w:sz w:val="21"/>
           <w:rFonts w:eastAsia="Calibri"/>
         </w:rPr>
-        <w:t>The police were barking up the wrong tree until they found new evidence.</w:t>
+        <w:t>It's wise to save some money for a rainy day, especially for when the pinch comes.</w:t>
       </w:r>
     </w:p>
     <w:p>
@@ -14460,7 +14460,7 @@
           <w:sz w:val="28"/>
           <w:rFonts w:eastAsia="Calibri"/>
         </w:rPr>
-        <w:t>by the book</w:t>
+        <w:t>return to normal</w:t>
       </w:r>
       <w:r>
         <w:rPr>
@@ -14471,7 +14471,7 @@
           <w:sz w:val="18"/>
           <w:rFonts w:eastAsia="Calibri"/>
         </w:rPr>
-        <w:t xml:space="preserve">   [IDIOM]</w:t>
+        <w:t xml:space="preserve">   [COLLOCATION]</w:t>
       </w:r>
     </w:p>
     <w:p>
@@ -14497,7 +14497,7 @@
           <w:sz w:val="20"/>
           <w:rFonts w:eastAsia="Calibri"/>
         </w:rPr>
-        <w:t>/baɪ ðə bʊk/</w:t>
+        <w:t>/rɪˈtɜːrn tuː ˈnɔːrməl/</w:t>
       </w:r>
     </w:p>
     <w:p>
@@ -14523,7 +14523,7 @@
           <w:sz w:val="21"/>
           <w:rFonts w:eastAsia="맑은 고딕"/>
         </w:rPr>
-        <w:t>규칙대로, 원칙대로</w:t>
+        <w:t>정상으로 돌아오다</w:t>
       </w:r>
     </w:p>
     <w:p>
@@ -14550,7 +14550,7 @@
           <w:sz w:val="19"/>
           <w:rFonts w:eastAsia="Calibri"/>
         </w:rPr>
-        <w:t>"The auditors always do everything by the book, leaving no room for error."</w:t>
+        <w:t>"Iran could return the passageway to normal traffic flows within a month of a peace deal"</w:t>
       </w:r>
     </w:p>
     <w:p>
@@ -14577,7 +14577,7 @@
           <w:sz w:val="21"/>
           <w:rFonts w:eastAsia="Calibri"/>
         </w:rPr>
-        <w:t>We have to handle this situation strictly by the book to avoid any legal issues.</w:t>
+        <w:t>After the power outage, it took a few hours for services to return to normal.</w:t>
       </w:r>
     </w:p>
     <w:p>
@@ -14620,7 +14620,7 @@
           <w:sz w:val="28"/>
           <w:rFonts w:eastAsia="Calibri"/>
         </w:rPr>
-        <w:t>come hell or high water</w:t>
+        <w:t>be under intense pressure</w:t>
       </w:r>
       <w:r>
         <w:rPr>
@@ -14631,7 +14631,7 @@
           <w:sz w:val="18"/>
           <w:rFonts w:eastAsia="Calibri"/>
         </w:rPr>
-        <w:t xml:space="preserve">   [IDIOM]</w:t>
+        <w:t xml:space="preserve">   [COLLOCATION]</w:t>
       </w:r>
     </w:p>
     <w:p>
@@ -14657,7 +14657,7 @@
           <w:sz w:val="20"/>
           <w:rFonts w:eastAsia="Calibri"/>
         </w:rPr>
-        <w:t>/kʌm hɛl ɔːr haɪ ˈwɔːtər/</w:t>
+        <w:t>/bi ˈʌndər ɪnˈtɛns ˈprɛʃər/</w:t>
       </w:r>
     </w:p>
     <w:p>
@@ -14683,7 +14683,7 @@
           <w:sz w:val="21"/>
           <w:rFonts w:eastAsia="맑은 고딕"/>
         </w:rPr>
-        <w:t>어떤 어려움이 있어도, 무슨 수를 써서라도</w:t>
+        <w:t>엄청난 압력을 받다</w:t>
       </w:r>
     </w:p>
     <w:p>
@@ -14710,7 +14710,7 @@
           <w:sz w:val="19"/>
           <w:rFonts w:eastAsia="Calibri"/>
         </w:rPr>
-        <w:t>"Come hell or high water, we will finish this project on time."</w:t>
+        <w:t>"comes despite intense pressure from Chinese EV makers."</w:t>
       </w:r>
     </w:p>
     <w:p>
@@ -14737,7 +14737,7 @@
           <w:sz w:val="21"/>
           <w:rFonts w:eastAsia="Calibri"/>
         </w:rPr>
-        <w:t>He promised to be there for her, come hell or high water.</w:t>
+        <w:t>The CEO was under intense pressure to deliver positive quarterly results after recent setbacks.</w:t>
       </w:r>
     </w:p>
     <w:p>
@@ -14780,7 +14780,7 @@
           <w:sz w:val="28"/>
           <w:rFonts w:eastAsia="Calibri"/>
         </w:rPr>
-        <w:t>cross that bridge when we come to it</w:t>
+        <w:t>hit hardest</w:t>
       </w:r>
       <w:r>
         <w:rPr>
@@ -14791,7 +14791,7 @@
           <w:sz w:val="18"/>
           <w:rFonts w:eastAsia="Calibri"/>
         </w:rPr>
-        <w:t xml:space="preserve">   [IDIOM]</w:t>
+        <w:t xml:space="preserve">   [COLLOCATION]</w:t>
       </w:r>
     </w:p>
     <w:p>
@@ -14817,7 +14817,7 @@
           <w:sz w:val="20"/>
           <w:rFonts w:eastAsia="Calibri"/>
         </w:rPr>
-        <w:t>/krɒs ðæt brɪdʒ wɛn wiː kʌm tuː ɪt/</w:t>
+        <w:t>/hɪt ˈhɑːrdɪst/</w:t>
       </w:r>
     </w:p>
     <w:p>
@@ -14843,7 +14843,7 @@
           <w:sz w:val="21"/>
           <w:rFonts w:eastAsia="맑은 고딕"/>
         </w:rPr>
-        <w:t>닥쳐서 해결하다, 미리 걱정하지 않다</w:t>
+        <w:t>가장 큰 타격을 받다</w:t>
       </w:r>
     </w:p>
     <w:p>
@@ -14870,7 +14870,7 @@
           <w:sz w:val="19"/>
           <w:rFonts w:eastAsia="Calibri"/>
         </w:rPr>
-        <w:t>"I know there might be a problem with funding, but we'll cross that bridge when we come to it."</w:t>
+        <w:t>"Mortgage rates rose to the highest level in nine months, hitting refinance demand hardest."</w:t>
       </w:r>
     </w:p>
     <w:p>
@@ -14897,7 +14897,7 @@
           <w:sz w:val="21"/>
           <w:rFonts w:eastAsia="Calibri"/>
         </w:rPr>
-        <w:t>We don't know yet if we'll need extra staff; we'll cross that bridge when we come to it.</w:t>
+        <w:t>Small businesses were hit hardest by the economic downturn and lockdown measures.</w:t>
       </w:r>
     </w:p>
     <w:p>
@@ -14940,7 +14940,7 @@
           <w:sz w:val="28"/>
           <w:rFonts w:eastAsia="Calibri"/>
         </w:rPr>
-        <w:t>cut to the chase</w:t>
+        <w:t>face a rise in</w:t>
       </w:r>
       <w:r>
         <w:rPr>
@@ -14951,7 +14951,7 @@
           <w:sz w:val="18"/>
           <w:rFonts w:eastAsia="Calibri"/>
         </w:rPr>
-        <w:t xml:space="preserve">   [IDIOM]</w:t>
+        <w:t xml:space="preserve">   [COLLOCATION]</w:t>
       </w:r>
     </w:p>
     <w:p>
@@ -14977,7 +14977,7 @@
           <w:sz w:val="20"/>
           <w:rFonts w:eastAsia="Calibri"/>
         </w:rPr>
-        <w:t>/kʌt tuː ðə tʃeɪs/</w:t>
+        <w:t>/feɪs ə raɪz ɪn/</w:t>
       </w:r>
     </w:p>
     <w:p>
@@ -15003,7 +15003,7 @@
           <w:sz w:val="21"/>
           <w:rFonts w:eastAsia="맑은 고딕"/>
         </w:rPr>
-        <w:t>바로 본론으로 들어가다</w:t>
+        <w:t>~의 증가에 직면하다</w:t>
       </w:r>
     </w:p>
     <w:p>
@@ -15030,7 +15030,7 @@
           <w:sz w:val="19"/>
           <w:rFonts w:eastAsia="Calibri"/>
         </w:rPr>
-        <w:t>"Let's cut to the chase and discuss the main issue without further delay."</w:t>
+        <w:t>"Low-income households face ‘remarkable’ rise in food insecurity"</w:t>
       </w:r>
     </w:p>
     <w:p>
@@ -15057,7 +15057,7 @@
           <w:sz w:val="21"/>
           <w:rFonts w:eastAsia="Calibri"/>
         </w:rPr>
-        <w:t>I don't have much time, so please just cut to the chase.</w:t>
+        <w:t>Many countries are expected to face a rise in unemployment due to global economic shifts.</w:t>
       </w:r>
     </w:p>
     <w:p>
@@ -15100,7 +15100,7 @@
           <w:sz w:val="28"/>
           <w:rFonts w:eastAsia="Calibri"/>
         </w:rPr>
-        <w:t>don't put all your eggs in one basket</w:t>
+        <w:t>be more active than</w:t>
       </w:r>
       <w:r>
         <w:rPr>
@@ -15111,7 +15111,7 @@
           <w:sz w:val="18"/>
           <w:rFonts w:eastAsia="Calibri"/>
         </w:rPr>
-        <w:t xml:space="preserve">   [IDIOM]</w:t>
+        <w:t xml:space="preserve">   [COLLOCATION]</w:t>
       </w:r>
     </w:p>
     <w:p>
@@ -15137,7 +15137,7 @@
           <w:sz w:val="20"/>
           <w:rFonts w:eastAsia="Calibri"/>
         </w:rPr>
-        <w:t>/doʊnt pʊt ɔːl jʊər ɛɡz ɪn wʌn ˈbɑːskɪt/</w:t>
+        <w:t>/bi mɔːr ˈæktɪv ðæn/</w:t>
       </w:r>
     </w:p>
     <w:p>
@@ -15163,7 +15163,7 @@
           <w:sz w:val="21"/>
           <w:rFonts w:eastAsia="맑은 고딕"/>
         </w:rPr>
-        <w:t>모든 것을 한 곳에 집중하지 마라, 분산 투자해라</w:t>
+        <w:t>~보다 더 활발하다/활동적이다</w:t>
       </w:r>
     </w:p>
     <w:p>
@@ -15190,7 +15190,7 @@
           <w:sz w:val="19"/>
           <w:rFonts w:eastAsia="Calibri"/>
         </w:rPr>
-        <w:t>"It's wise not to put all your eggs in one basket, especially when investing in volatile stocks."</w:t>
+        <w:t>"Homebuyers also pulled back but were still more active than last year."</w:t>
       </w:r>
     </w:p>
     <w:p>
@@ -15217,7 +15217,7 @@
           <w:sz w:val="21"/>
           <w:rFonts w:eastAsia="Calibri"/>
         </w:rPr>
-        <w:t>When looking for a job, don't put all your eggs in one basket; apply to multiple companies.</w:t>
+        <w:t>Investors are typically more active than usual during periods of market volatility.</w:t>
       </w:r>
     </w:p>
     <w:p>
@@ -15260,7 +15260,7 @@
           <w:sz w:val="28"/>
           <w:rFonts w:eastAsia="Calibri"/>
         </w:rPr>
-        <w:t>easier said than done</w:t>
+        <w:t>fall more than (X percent)</w:t>
       </w:r>
       <w:r>
         <w:rPr>
@@ -15271,7 +15271,7 @@
           <w:sz w:val="18"/>
           <w:rFonts w:eastAsia="Calibri"/>
         </w:rPr>
-        <w:t xml:space="preserve">   [IDIOM]</w:t>
+        <w:t xml:space="preserve">   [COLLOCATION]</w:t>
       </w:r>
     </w:p>
     <w:p>
@@ -15297,7 +15297,7 @@
           <w:sz w:val="20"/>
           <w:rFonts w:eastAsia="Calibri"/>
         </w:rPr>
-        <w:t>/ˈiːziər sɛd ðæn dʌn/</w:t>
+        <w:t>/fɔːl mɔːr ðæn ɛks ˈpɜːrsɛnt/</w:t>
       </w:r>
     </w:p>
     <w:p>
@@ -15323,7 +15323,7 @@
           <w:sz w:val="21"/>
           <w:rFonts w:eastAsia="맑은 고딕"/>
         </w:rPr>
-        <w:t>말이야 쉽지, 실행은 어렵다</w:t>
+        <w:t>~퍼센트 이상 하락하다</w:t>
       </w:r>
     </w:p>
     <w:p>
@@ -15350,7 +15350,7 @@
           <w:sz w:val="19"/>
           <w:rFonts w:eastAsia="Calibri"/>
         </w:rPr>
-        <w:t>"Saving money during high inflation is easier said than done for many families."</w:t>
+        <w:t>"Oil prices fall more than 4%"</w:t>
       </w:r>
     </w:p>
     <w:p>
@@ -15377,7 +15377,7 @@
           <w:sz w:val="21"/>
           <w:rFonts w:eastAsia="Calibri"/>
         </w:rPr>
-        <w:t>Quitting smoking is easier said than done for many people.</w:t>
+        <w:t>Stock prices are expected to fall more than 5 percent by the end of the trading day.</w:t>
       </w:r>
     </w:p>
     <w:p>
@@ -15420,7 +15420,7 @@
           <w:sz w:val="28"/>
           <w:rFonts w:eastAsia="Calibri"/>
         </w:rPr>
-        <w:t>every cloud has a silver lining</w:t>
+        <w:t>be open to everyone</w:t>
       </w:r>
       <w:r>
         <w:rPr>
@@ -15457,7 +15457,7 @@
           <w:sz w:val="20"/>
           <w:rFonts w:eastAsia="Calibri"/>
         </w:rPr>
-        <w:t>/ˈɛvri klaʊd hæz ə ˈsɪlvər ˈlaɪnɪŋ/</w:t>
+        <w:t>/bi ˈoʊpən tuː ˈɛvriˌwʌn/</w:t>
       </w:r>
     </w:p>
     <w:p>
@@ -15483,7 +15483,7 @@
           <w:sz w:val="21"/>
           <w:rFonts w:eastAsia="맑은 고딕"/>
         </w:rPr>
-        <w:t>모든 불행에는 한 줄기 희망이 있다, 전화위복</w:t>
+        <w:t>모두에게 개방되다; 모두에게 열려 있다</w:t>
       </w:r>
     </w:p>
     <w:p>
@@ -15510,7 +15510,7 @@
           <w:sz w:val="19"/>
           <w:rFonts w:eastAsia="Calibri"/>
         </w:rPr>
-        <w:t>"Losing that job was tough, but I found a better one. Every cloud has a silver lining."</w:t>
+        <w:t>"Strait of Hormuz...is 'going to be open to everybody.'"</w:t>
       </w:r>
     </w:p>
     <w:p>
@@ -15537,487 +15537,7 @@
           <w:sz w:val="21"/>
           <w:rFonts w:eastAsia="Calibri"/>
         </w:rPr>
-        <w:t>Even during difficult times, remember that every cloud has a silver lining.</w:t>
-      </w:r>
-    </w:p>
-    <w:p>
-      <w:pPr>
-        <w:spacing w:before="120" w:after="0"/>
-      </w:pPr>
-      <w:r>
-        <w:rPr>
-          <w:rFonts w:ascii="맑은 고딕" w:hAnsi="맑은 고딕"/>
-          <w:b w:val="0"/>
-          <w:i w:val="0"/>
-          <w:color w:val="C8C8C8"/>
-          <w:sz w:val="14"/>
-          <w:rFonts w:eastAsia="맑은 고딕"/>
-        </w:rPr>
-        <w:t>────────────────────────────────────────────────────────────</w:t>
-      </w:r>
-    </w:p>
-    <w:p>
-      <w:pPr>
-        <w:spacing w:before="200" w:after="40"/>
-      </w:pPr>
-      <w:r>
-        <w:rPr>
-          <w:rFonts w:ascii="맑은 고딕" w:hAnsi="맑은 고딕"/>
-          <w:b w:val="0"/>
-          <w:i w:val="0"/>
-          <w:color w:val="969696"/>
-          <w:sz w:val="20"/>
-          <w:rFonts w:eastAsia="맑은 고딕"/>
-        </w:rPr>
-        <w:t xml:space="preserve">098.  </w:t>
-      </w:r>
-      <w:r>
-        <w:rPr>
-          <w:rFonts w:ascii="Calibri" w:hAnsi="Calibri"/>
-          <w:b/>
-          <w:i w:val="0"/>
-          <w:color w:val="143CB4"/>
-          <w:sz w:val="28"/>
-          <w:rFonts w:eastAsia="Calibri"/>
-        </w:rPr>
-        <w:t>get a taste of one's own medicine</w:t>
-      </w:r>
-      <w:r>
-        <w:rPr>
-          <w:rFonts w:ascii="Calibri" w:hAnsi="Calibri"/>
-          <w:b w:val="0"/>
-          <w:i w:val="0"/>
-          <w:color w:val="787878"/>
-          <w:sz w:val="18"/>
-          <w:rFonts w:eastAsia="Calibri"/>
-        </w:rPr>
-        <w:t xml:space="preserve">   [IDIOM]</w:t>
-      </w:r>
-    </w:p>
-    <w:p>
-      <w:pPr>
-        <w:spacing w:before="0" w:after="40"/>
-      </w:pPr>
-      <w:r>
-        <w:rPr>
-          <w:rFonts w:ascii="맑은 고딕" w:hAnsi="맑은 고딕"/>
-          <w:b w:val="0"/>
-          <w:i w:val="0"/>
-          <w:sz w:val="20"/>
-          <w:rFonts w:eastAsia="맑은 고딕"/>
-        </w:rPr>
-        <w:t xml:space="preserve">🔊 </w:t>
-      </w:r>
-      <w:r>
-        <w:rPr>
-          <w:rFonts w:ascii="Calibri" w:hAnsi="Calibri"/>
-          <w:b w:val="0"/>
-          <w:i/>
-          <w:color w:val="505050"/>
-          <w:sz w:val="20"/>
-          <w:rFonts w:eastAsia="Calibri"/>
-        </w:rPr>
-        <w:t>/ɡɛt ə teɪst ɒv wʌnz oʊn ˈmɛdɪsɪn/</w:t>
-      </w:r>
-    </w:p>
-    <w:p>
-      <w:pPr>
-        <w:spacing w:before="0" w:after="60"/>
-      </w:pPr>
-      <w:r>
-        <w:rPr>
-          <w:rFonts w:ascii="맑은 고딕" w:hAnsi="맑은 고딕"/>
-          <w:b/>
-          <w:i w:val="0"/>
-          <w:color w:val="282828"/>
-          <w:sz w:val="20"/>
-          <w:rFonts w:eastAsia="맑은 고딕"/>
-        </w:rPr>
-        <w:t xml:space="preserve">💡 의미  </w:t>
-      </w:r>
-      <w:r>
-        <w:rPr>
-          <w:rFonts w:ascii="맑은 고딕" w:hAnsi="맑은 고딕"/>
-          <w:b w:val="0"/>
-          <w:i w:val="0"/>
-          <w:sz w:val="21"/>
-          <w:rFonts w:eastAsia="맑은 고딕"/>
-        </w:rPr>
-        <w:t>자신이 남에게 행했던 나쁜 일을 그대로 당하다, 자업자득</w:t>
-      </w:r>
-    </w:p>
-    <w:p>
-      <w:pPr>
-        <w:spacing w:before="0" w:after="40"/>
-      </w:pPr>
-      <w:r>
-        <w:rPr>
-          <w:rFonts w:ascii="맑은 고딕" w:hAnsi="맑은 고딕"/>
-          <w:b/>
-          <w:i w:val="0"/>
-          <w:color w:val="646464"/>
-          <w:sz w:val="19"/>
-          <w:rFonts w:eastAsia="맑은 고딕"/>
-        </w:rPr>
-        <w:t xml:space="preserve">📌 원문  </w:t>
-      </w:r>
-      <w:r>
-        <w:rPr>
-          <w:rFonts w:ascii="Calibri" w:hAnsi="Calibri"/>
-          <w:b w:val="0"/>
-          <w:i/>
-          <w:color w:val="5A5A5A"/>
-          <w:sz w:val="19"/>
-          <w:rFonts w:eastAsia="Calibri"/>
-        </w:rPr>
-        <w:t>"After constantly criticizing his colleagues, he finally got a taste of his own medicine when his project failed."</w:t>
-      </w:r>
-    </w:p>
-    <w:p>
-      <w:pPr>
-        <w:spacing w:before="40" w:after="40"/>
-      </w:pPr>
-      <w:r>
-        <w:rPr>
-          <w:rFonts w:ascii="맑은 고딕" w:hAnsi="맑은 고딕"/>
-          <w:b/>
-          <w:i w:val="0"/>
-          <w:color w:val="007850"/>
-          <w:sz w:val="20"/>
-          <w:rFonts w:eastAsia="맑은 고딕"/>
-        </w:rPr>
-        <w:t xml:space="preserve">✏️ 예문  </w:t>
-      </w:r>
-      <w:r>
-        <w:rPr>
-          <w:rFonts w:ascii="Calibri" w:hAnsi="Calibri"/>
-          <w:b/>
-          <w:i w:val="0"/>
-          <w:color w:val="00643C"/>
-          <w:sz w:val="21"/>
-          <w:rFonts w:eastAsia="Calibri"/>
-        </w:rPr>
-        <w:t>She was always spreading rumors, and now she's getting a taste of her own medicine.</w:t>
-      </w:r>
-    </w:p>
-    <w:p>
-      <w:pPr>
-        <w:spacing w:before="120" w:after="0"/>
-      </w:pPr>
-      <w:r>
-        <w:rPr>
-          <w:rFonts w:ascii="맑은 고딕" w:hAnsi="맑은 고딕"/>
-          <w:b w:val="0"/>
-          <w:i w:val="0"/>
-          <w:color w:val="C8C8C8"/>
-          <w:sz w:val="14"/>
-          <w:rFonts w:eastAsia="맑은 고딕"/>
-        </w:rPr>
-        <w:t>────────────────────────────────────────────────────────────</w:t>
-      </w:r>
-    </w:p>
-    <w:p>
-      <w:pPr>
-        <w:spacing w:before="200" w:after="40"/>
-      </w:pPr>
-      <w:r>
-        <w:rPr>
-          <w:rFonts w:ascii="맑은 고딕" w:hAnsi="맑은 고딕"/>
-          <w:b w:val="0"/>
-          <w:i w:val="0"/>
-          <w:color w:val="969696"/>
-          <w:sz w:val="20"/>
-          <w:rFonts w:eastAsia="맑은 고딕"/>
-        </w:rPr>
-        <w:t xml:space="preserve">099.  </w:t>
-      </w:r>
-      <w:r>
-        <w:rPr>
-          <w:rFonts w:ascii="Calibri" w:hAnsi="Calibri"/>
-          <w:b/>
-          <w:i w:val="0"/>
-          <w:color w:val="143CB4"/>
-          <w:sz w:val="28"/>
-          <w:rFonts w:eastAsia="Calibri"/>
-        </w:rPr>
-        <w:t>get out of hand</w:t>
-      </w:r>
-      <w:r>
-        <w:rPr>
-          <w:rFonts w:ascii="Calibri" w:hAnsi="Calibri"/>
-          <w:b w:val="0"/>
-          <w:i w:val="0"/>
-          <w:color w:val="787878"/>
-          <w:sz w:val="18"/>
-          <w:rFonts w:eastAsia="Calibri"/>
-        </w:rPr>
-        <w:t xml:space="preserve">   [IDIOM]</w:t>
-      </w:r>
-    </w:p>
-    <w:p>
-      <w:pPr>
-        <w:spacing w:before="0" w:after="40"/>
-      </w:pPr>
-      <w:r>
-        <w:rPr>
-          <w:rFonts w:ascii="맑은 고딕" w:hAnsi="맑은 고딕"/>
-          <w:b w:val="0"/>
-          <w:i w:val="0"/>
-          <w:sz w:val="20"/>
-          <w:rFonts w:eastAsia="맑은 고딕"/>
-        </w:rPr>
-        <w:t xml:space="preserve">🔊 </w:t>
-      </w:r>
-      <w:r>
-        <w:rPr>
-          <w:rFonts w:ascii="Calibri" w:hAnsi="Calibri"/>
-          <w:b w:val="0"/>
-          <w:i/>
-          <w:color w:val="505050"/>
-          <w:sz w:val="20"/>
-          <w:rFonts w:eastAsia="Calibri"/>
-        </w:rPr>
-        <w:t>/ɡɛt aʊt ɒv hænd/</w:t>
-      </w:r>
-    </w:p>
-    <w:p>
-      <w:pPr>
-        <w:spacing w:before="0" w:after="60"/>
-      </w:pPr>
-      <w:r>
-        <w:rPr>
-          <w:rFonts w:ascii="맑은 고딕" w:hAnsi="맑은 고딕"/>
-          <w:b/>
-          <w:i w:val="0"/>
-          <w:color w:val="282828"/>
-          <w:sz w:val="20"/>
-          <w:rFonts w:eastAsia="맑은 고딕"/>
-        </w:rPr>
-        <w:t xml:space="preserve">💡 의미  </w:t>
-      </w:r>
-      <w:r>
-        <w:rPr>
-          <w:rFonts w:ascii="맑은 고딕" w:hAnsi="맑은 고딕"/>
-          <w:b w:val="0"/>
-          <w:i w:val="0"/>
-          <w:sz w:val="21"/>
-          <w:rFonts w:eastAsia="맑은 고딕"/>
-        </w:rPr>
-        <w:t>통제 불능이 되다, 걷잡을 수 없게 되다</w:t>
-      </w:r>
-    </w:p>
-    <w:p>
-      <w:pPr>
-        <w:spacing w:before="0" w:after="40"/>
-      </w:pPr>
-      <w:r>
-        <w:rPr>
-          <w:rFonts w:ascii="맑은 고딕" w:hAnsi="맑은 고딕"/>
-          <w:b/>
-          <w:i w:val="0"/>
-          <w:color w:val="646464"/>
-          <w:sz w:val="19"/>
-          <w:rFonts w:eastAsia="맑은 고딕"/>
-        </w:rPr>
-        <w:t xml:space="preserve">📌 원문  </w:t>
-      </w:r>
-      <w:r>
-        <w:rPr>
-          <w:rFonts w:ascii="Calibri" w:hAnsi="Calibri"/>
-          <w:b w:val="0"/>
-          <w:i/>
-          <w:color w:val="5A5A5A"/>
-          <w:sz w:val="19"/>
-          <w:rFonts w:eastAsia="Calibri"/>
-        </w:rPr>
-        <w:t>"The party started to get out of hand, so we decided to leave early."</w:t>
-      </w:r>
-    </w:p>
-    <w:p>
-      <w:pPr>
-        <w:spacing w:before="40" w:after="40"/>
-      </w:pPr>
-      <w:r>
-        <w:rPr>
-          <w:rFonts w:ascii="맑은 고딕" w:hAnsi="맑은 고딕"/>
-          <w:b/>
-          <w:i w:val="0"/>
-          <w:color w:val="007850"/>
-          <w:sz w:val="20"/>
-          <w:rFonts w:eastAsia="맑은 고딕"/>
-        </w:rPr>
-        <w:t xml:space="preserve">✏️ 예문  </w:t>
-      </w:r>
-      <w:r>
-        <w:rPr>
-          <w:rFonts w:ascii="Calibri" w:hAnsi="Calibri"/>
-          <w:b/>
-          <w:i w:val="0"/>
-          <w:color w:val="00643C"/>
-          <w:sz w:val="21"/>
-          <w:rFonts w:eastAsia="Calibri"/>
-        </w:rPr>
-        <w:t>If we don't address these small issues now, they might get out of hand later.</w:t>
-      </w:r>
-    </w:p>
-    <w:p>
-      <w:pPr>
-        <w:spacing w:before="120" w:after="0"/>
-      </w:pPr>
-      <w:r>
-        <w:rPr>
-          <w:rFonts w:ascii="맑은 고딕" w:hAnsi="맑은 고딕"/>
-          <w:b w:val="0"/>
-          <w:i w:val="0"/>
-          <w:color w:val="C8C8C8"/>
-          <w:sz w:val="14"/>
-          <w:rFonts w:eastAsia="맑은 고딕"/>
-        </w:rPr>
-        <w:t>────────────────────────────────────────────────────────────</w:t>
-      </w:r>
-    </w:p>
-    <w:p>
-      <w:pPr>
-        <w:spacing w:before="200" w:after="40"/>
-      </w:pPr>
-      <w:r>
-        <w:rPr>
-          <w:rFonts w:ascii="맑은 고딕" w:hAnsi="맑은 고딕"/>
-          <w:b w:val="0"/>
-          <w:i w:val="0"/>
-          <w:color w:val="969696"/>
-          <w:sz w:val="20"/>
-          <w:rFonts w:eastAsia="맑은 고딕"/>
-        </w:rPr>
-        <w:t xml:space="preserve">100.  </w:t>
-      </w:r>
-      <w:r>
-        <w:rPr>
-          <w:rFonts w:ascii="Calibri" w:hAnsi="Calibri"/>
-          <w:b/>
-          <w:i w:val="0"/>
-          <w:color w:val="143CB4"/>
-          <w:sz w:val="28"/>
-          <w:rFonts w:eastAsia="Calibri"/>
-        </w:rPr>
-        <w:t>get the ball rolling</w:t>
-      </w:r>
-      <w:r>
-        <w:rPr>
-          <w:rFonts w:ascii="Calibri" w:hAnsi="Calibri"/>
-          <w:b w:val="0"/>
-          <w:i w:val="0"/>
-          <w:color w:val="787878"/>
-          <w:sz w:val="18"/>
-          <w:rFonts w:eastAsia="Calibri"/>
-        </w:rPr>
-        <w:t xml:space="preserve">   [IDIOM]</w:t>
-      </w:r>
-    </w:p>
-    <w:p>
-      <w:pPr>
-        <w:spacing w:before="0" w:after="40"/>
-      </w:pPr>
-      <w:r>
-        <w:rPr>
-          <w:rFonts w:ascii="맑은 고딕" w:hAnsi="맑은 고딕"/>
-          <w:b w:val="0"/>
-          <w:i w:val="0"/>
-          <w:sz w:val="20"/>
-          <w:rFonts w:eastAsia="맑은 고딕"/>
-        </w:rPr>
-        <w:t xml:space="preserve">🔊 </w:t>
-      </w:r>
-      <w:r>
-        <w:rPr>
-          <w:rFonts w:ascii="Calibri" w:hAnsi="Calibri"/>
-          <w:b w:val="0"/>
-          <w:i/>
-          <w:color w:val="505050"/>
-          <w:sz w:val="20"/>
-          <w:rFonts w:eastAsia="Calibri"/>
-        </w:rPr>
-        <w:t>/ɡɛt ðə bɔːl ˈroʊlɪŋ/</w:t>
-      </w:r>
-    </w:p>
-    <w:p>
-      <w:pPr>
-        <w:spacing w:before="0" w:after="60"/>
-      </w:pPr>
-      <w:r>
-        <w:rPr>
-          <w:rFonts w:ascii="맑은 고딕" w:hAnsi="맑은 고딕"/>
-          <w:b/>
-          <w:i w:val="0"/>
-          <w:color w:val="282828"/>
-          <w:sz w:val="20"/>
-          <w:rFonts w:eastAsia="맑은 고딕"/>
-        </w:rPr>
-        <w:t xml:space="preserve">💡 의미  </w:t>
-      </w:r>
-      <w:r>
-        <w:rPr>
-          <w:rFonts w:ascii="맑은 고딕" w:hAnsi="맑은 고딕"/>
-          <w:b w:val="0"/>
-          <w:i w:val="0"/>
-          <w:sz w:val="21"/>
-          <w:rFonts w:eastAsia="맑은 고딕"/>
-        </w:rPr>
-        <w:t>일을 시작하다, 추진하다</w:t>
-      </w:r>
-    </w:p>
-    <w:p>
-      <w:pPr>
-        <w:spacing w:before="0" w:after="40"/>
-      </w:pPr>
-      <w:r>
-        <w:rPr>
-          <w:rFonts w:ascii="맑은 고딕" w:hAnsi="맑은 고딕"/>
-          <w:b/>
-          <w:i w:val="0"/>
-          <w:color w:val="646464"/>
-          <w:sz w:val="19"/>
-          <w:rFonts w:eastAsia="맑은 고딕"/>
-        </w:rPr>
-        <w:t xml:space="preserve">📌 원문  </w:t>
-      </w:r>
-      <w:r>
-        <w:rPr>
-          <w:rFonts w:ascii="Calibri" w:hAnsi="Calibri"/>
-          <w:b w:val="0"/>
-          <w:i/>
-          <w:color w:val="5A5A5A"/>
-          <w:sz w:val="19"/>
-          <w:rFonts w:eastAsia="Calibri"/>
-        </w:rPr>
-        <w:t>"Let's get the ball rolling on this new marketing campaign right away."</w:t>
-      </w:r>
-    </w:p>
-    <w:p>
-      <w:pPr>
-        <w:spacing w:before="40" w:after="40"/>
-      </w:pPr>
-      <w:r>
-        <w:rPr>
-          <w:rFonts w:ascii="맑은 고딕" w:hAnsi="맑은 고딕"/>
-          <w:b/>
-          <w:i w:val="0"/>
-          <w:color w:val="007850"/>
-          <w:sz w:val="20"/>
-          <w:rFonts w:eastAsia="맑은 고딕"/>
-        </w:rPr>
-        <w:t xml:space="preserve">✏️ 예문  </w:t>
-      </w:r>
-      <w:r>
-        <w:rPr>
-          <w:rFonts w:ascii="Calibri" w:hAnsi="Calibri"/>
-          <w:b/>
-          <w:i w:val="0"/>
-          <w:color w:val="00643C"/>
-          <w:sz w:val="21"/>
-          <w:rFonts w:eastAsia="Calibri"/>
-        </w:rPr>
-        <w:t>We need to get the ball rolling on our preparations for the annual conference.</w:t>
+        <w:t>The new public library will be open to everyone, regardless of age or background.</w:t>
       </w:r>
     </w:p>
     <w:sectPr>
